--- a/fuentes/93610219_CF02_DU.docx
+++ b/fuentes/93610219_CF02_DU.docx
@@ -1,6 +1,6 @@
 
 <file path=word/document.xml><?xml version="1.0" encoding="utf-8"?>
-<w:document xmlns:wpc="http://schemas.microsoft.com/office/word/2010/wordprocessingCanvas" xmlns:cx="http://schemas.microsoft.com/office/drawing/2014/chartex" xmlns:cx1="http://schemas.microsoft.com/office/drawing/2015/9/8/chartex" xmlns:cx2="http://schemas.microsoft.com/office/drawing/2015/10/21/chartex" xmlns:cx3="http://schemas.microsoft.com/office/drawing/2016/5/9/chartex" xmlns:cx4="http://schemas.microsoft.com/office/drawing/2016/5/10/chartex" xmlns:cx5="http://schemas.microsoft.com/office/drawing/2016/5/11/chartex" xmlns:cx6="http://schemas.microsoft.com/office/drawing/2016/5/12/chartex" xmlns:cx7="http://schemas.microsoft.com/office/drawing/2016/5/13/chartex" xmlns:cx8="http://schemas.microsoft.com/office/drawing/2016/5/14/chartex" xmlns:mc="http://schemas.openxmlformats.org/markup-compatibility/2006" xmlns:aink="http://schemas.microsoft.com/office/drawing/2016/ink" xmlns:am3d="http://schemas.microsoft.com/office/drawing/2017/model3d" xmlns:o="urn:schemas-microsoft-com:office:office" xmlns:r="http://schemas.openxmlformats.org/officeDocument/2006/relationships" xmlns:m="http://schemas.openxmlformats.org/officeDocument/2006/math" xmlns:v="urn:schemas-microsoft-com:vml" xmlns:wp14="http://schemas.microsoft.com/office/word/2010/wordprocessingDrawing" xmlns:wp="http://schemas.openxmlformats.org/drawingml/2006/wordprocessingDrawing" xmlns:w10="urn:schemas-microsoft-com:office:word" xmlns:w="http://schemas.openxmlformats.org/wordprocessingml/2006/main" xmlns:w14="http://schemas.microsoft.com/office/word/2010/wordml" xmlns:w15="http://schemas.microsoft.com/office/word/2012/wordml" xmlns:w16cex="http://schemas.microsoft.com/office/word/2018/wordml/cex" xmlns:w16cid="http://schemas.microsoft.com/office/word/2016/wordml/cid" xmlns:w16="http://schemas.microsoft.com/office/word/2018/wordml" xmlns:w16se="http://schemas.microsoft.com/office/word/2015/wordml/symex" xmlns:wpg="http://schemas.microsoft.com/office/word/2010/wordprocessingGroup" xmlns:wpi="http://schemas.microsoft.com/office/word/2010/wordprocessingInk" xmlns:wne="http://schemas.microsoft.com/office/word/2006/wordml" xmlns:wps="http://schemas.microsoft.com/office/word/2010/wordprocessingShape" mc:Ignorable="w14 w15 w16se w16cid w16 w16cex wp14">
+<w:document xmlns:wpc="http://schemas.microsoft.com/office/word/2010/wordprocessingCanvas" xmlns:cx="http://schemas.microsoft.com/office/drawing/2014/chartex" xmlns:cx1="http://schemas.microsoft.com/office/drawing/2015/9/8/chartex" xmlns:cx2="http://schemas.microsoft.com/office/drawing/2015/10/21/chartex" xmlns:cx3="http://schemas.microsoft.com/office/drawing/2016/5/9/chartex" xmlns:cx4="http://schemas.microsoft.com/office/drawing/2016/5/10/chartex" xmlns:cx5="http://schemas.microsoft.com/office/drawing/2016/5/11/chartex" xmlns:cx6="http://schemas.microsoft.com/office/drawing/2016/5/12/chartex" xmlns:cx7="http://schemas.microsoft.com/office/drawing/2016/5/13/chartex" xmlns:cx8="http://schemas.microsoft.com/office/drawing/2016/5/14/chartex" xmlns:mc="http://schemas.openxmlformats.org/markup-compatibility/2006" xmlns:aink="http://schemas.microsoft.com/office/drawing/2016/ink" xmlns:am3d="http://schemas.microsoft.com/office/drawing/2017/model3d" xmlns:o="urn:schemas-microsoft-com:office:office" xmlns:r="http://schemas.openxmlformats.org/officeDocument/2006/relationships" xmlns:m="http://schemas.openxmlformats.org/officeDocument/2006/math" xmlns:v="urn:schemas-microsoft-com:vml" xmlns:wp14="http://schemas.microsoft.com/office/word/2010/wordprocessingDrawing" xmlns:wp="http://schemas.openxmlformats.org/drawingml/2006/wordprocessingDrawing" xmlns:w10="urn:schemas-microsoft-com:office:word" xmlns:w="http://schemas.openxmlformats.org/wordprocessingml/2006/main" xmlns:w14="http://schemas.microsoft.com/office/word/2010/wordml" xmlns:w15="http://schemas.microsoft.com/office/word/2012/wordml" xmlns:w16cex="http://schemas.microsoft.com/office/word/2018/wordml/cex" xmlns:w16cid="http://schemas.microsoft.com/office/word/2016/wordml/cid" xmlns:w16="http://schemas.microsoft.com/office/word/2018/wordml" xmlns:w16sdtdh="http://schemas.microsoft.com/office/word/2020/wordml/sdtdatahash" xmlns:w16se="http://schemas.microsoft.com/office/word/2015/wordml/symex" xmlns:wpg="http://schemas.microsoft.com/office/word/2010/wordprocessingGroup" xmlns:wpi="http://schemas.microsoft.com/office/word/2010/wordprocessingInk" xmlns:wne="http://schemas.microsoft.com/office/word/2006/wordml" xmlns:wps="http://schemas.microsoft.com/office/word/2010/wordprocessingShape" mc:Ignorable="w14 w15 w16se w16cid w16 w16cex w16sdtdh wp14">
   <w:body>
     <w:p>
       <w:pPr>
@@ -582,7 +582,7 @@
               </wp:anchor>
             </w:drawing>
           </mc:Choice>
-          <mc:Fallback xmlns:w16sdtfl="http://schemas.microsoft.com/office/word/2024/wordml/sdtformatlock" xmlns:w16du="http://schemas.microsoft.com/office/word/2023/wordml/word16du" xmlns:oel="http://schemas.microsoft.com/office/2019/extlst" xmlns:w16sdtdh="http://schemas.microsoft.com/office/word/2020/wordml/sdtdatahash">
+          <mc:Fallback xmlns:w16sdtfl="http://schemas.microsoft.com/office/word/2024/wordml/sdtformatlock" xmlns:w16du="http://schemas.microsoft.com/office/word/2023/wordml/word16du" xmlns:oel="http://schemas.microsoft.com/office/2019/extlst">
             <w:pict>
               <v:rect w14:anchorId="4C256C62" id="Rectángulo 3" o:spid="_x0000_s1026" alt="&quot;&quot;" style="position:absolute;margin-left:-55.95pt;margin-top:26.4pt;width:613.85pt;height:164.25pt;z-index:-251655168;visibility:visible;mso-wrap-style:square;mso-height-percent:0;mso-wrap-distance-left:9pt;mso-wrap-distance-top:0;mso-wrap-distance-right:9pt;mso-wrap-distance-bottom:0;mso-position-horizontal:absolute;mso-position-horizontal-relative:text;mso-position-vertical:absolute;mso-position-vertical-relative:text;mso-height-percent:0;mso-height-relative:margin;v-text-anchor:middle" o:gfxdata="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" fillcolor="#00314d" stroked="f" strokeweight="1pt"/>
             </w:pict>
@@ -802,6 +802,7 @@
           <w:docPartUnique/>
         </w:docPartObj>
       </w:sdtPr>
+      <w:sdtEndPr/>
       <w:sdtContent>
         <w:p>
           <w:pPr>
@@ -4888,6 +4889,7 @@
       </w:pPr>
       <w:bookmarkStart w:id="0" w:name="_Toc230628031"/>
       <w:r>
+        <w:lastRenderedPageBreak/>
         <w:t>Introducción</w:t>
       </w:r>
       <w:bookmarkEnd w:id="0"/>
@@ -4965,6 +4967,7 @@
       </w:pPr>
       <w:bookmarkStart w:id="1" w:name="_Toc230628032"/>
       <w:r>
+        <w:lastRenderedPageBreak/>
         <w:t>Legislación sanitaria vigente en la industria cárnica</w:t>
       </w:r>
       <w:bookmarkEnd w:id="1"/>
@@ -5151,7 +5154,19 @@
         <w:rPr>
           <w:lang w:val="es-419" w:eastAsia="es-CO"/>
         </w:rPr>
-        <w:t xml:space="preserve">La “Resolución 2574” no corresponde actualmente al marco principal del sistema cárnico, por lo cual se reemplaza correctamente por la </w:t>
+        <w:t>La “Resolución 2574” no corresponde actualmente al marco principal del sistema cárnico, por lo cual se reemplaza correctamente por la</w:t>
+      </w:r>
+      <w:r>
+        <w:rPr>
+          <w:lang w:val="es-419" w:eastAsia="es-CO"/>
+        </w:rPr>
+        <w:t>s</w:t>
+      </w:r>
+      <w:r>
+        <w:rPr>
+          <w:lang w:val="es-419" w:eastAsia="es-CO"/>
+        </w:rPr>
+        <w:t xml:space="preserve"> </w:t>
       </w:r>
       <w:r>
         <w:rPr>
@@ -5163,19 +5178,32 @@
         <w:rPr>
           <w:lang w:val="es-419" w:eastAsia="es-CO"/>
         </w:rPr>
-        <w:t>esolución 240 y 242 de 2013, que sí desarrollan el Decreto 1500.</w:t>
-      </w:r>
-    </w:p>
-    <w:p>
-      <w:pPr>
-        <w:rPr>
-          <w:lang w:val="es-419" w:eastAsia="es-CO"/>
-        </w:rPr>
-      </w:pPr>
-      <w:r>
-        <w:rPr>
-          <w:lang w:val="es-419" w:eastAsia="es-CO"/>
-        </w:rPr>
+        <w:t>esolucion</w:t>
+      </w:r>
+      <w:r>
+        <w:rPr>
+          <w:lang w:val="es-419" w:eastAsia="es-CO"/>
+        </w:rPr>
+        <w:t>es</w:t>
+      </w:r>
+      <w:r>
+        <w:rPr>
+          <w:lang w:val="es-419" w:eastAsia="es-CO"/>
+        </w:rPr>
+        <w:t xml:space="preserve"> 240 y 242 de 2013, que sí desarrollan el Decreto 1500.</w:t>
+      </w:r>
+    </w:p>
+    <w:p>
+      <w:pPr>
+        <w:rPr>
+          <w:lang w:val="es-419" w:eastAsia="es-CO"/>
+        </w:rPr>
+      </w:pPr>
+      <w:r>
+        <w:rPr>
+          <w:lang w:val="es-419" w:eastAsia="es-CO"/>
+        </w:rPr>
+        <w:lastRenderedPageBreak/>
         <w:t>A continuación, se explican algunos conceptos que vienen inmersos en el Decreto 1500 del 2007.</w:t>
       </w:r>
     </w:p>
@@ -5524,6 +5552,7 @@
         <w:rPr>
           <w:rStyle w:val="Ttulo5Car"/>
         </w:rPr>
+        <w:lastRenderedPageBreak/>
         <w:t>Expendio.</w:t>
       </w:r>
       <w:r>
@@ -5665,1103 +5694,6 @@
           <w:lang w:val="es-419" w:eastAsia="es-CO"/>
         </w:rPr>
         <w:t xml:space="preserve"> en:</w:t>
-      </w:r>
-    </w:p>
-    <w:p>
-      <w:pPr>
-        <w:pStyle w:val="Ttulo5"/>
-      </w:pPr>
-      <w:r>
-        <w:t>Producción primaria</w:t>
-      </w:r>
-    </w:p>
-    <w:p>
-      <w:pPr>
-        <w:pStyle w:val="Prrafodelista"/>
-        <w:numPr>
-          <w:ilvl w:val="0"/>
-          <w:numId w:val="9"/>
-        </w:numPr>
-        <w:ind w:left="993"/>
-        <w:rPr>
-          <w:lang w:val="es-419" w:eastAsia="es-CO"/>
-        </w:rPr>
-      </w:pPr>
-      <w:r>
-        <w:rPr>
-          <w:lang w:val="es-419" w:eastAsia="es-CO"/>
-        </w:rPr>
-        <w:t>Control sanitario de animales.</w:t>
-      </w:r>
-    </w:p>
-    <w:p>
-      <w:pPr>
-        <w:pStyle w:val="Prrafodelista"/>
-        <w:numPr>
-          <w:ilvl w:val="0"/>
-          <w:numId w:val="9"/>
-        </w:numPr>
-        <w:ind w:left="993"/>
-        <w:rPr>
-          <w:lang w:val="es-419" w:eastAsia="es-CO"/>
-        </w:rPr>
-      </w:pPr>
-      <w:r>
-        <w:rPr>
-          <w:lang w:val="es-419" w:eastAsia="es-CO"/>
-        </w:rPr>
-        <w:t>Prevención de enfermedades zoonóticas.</w:t>
-      </w:r>
-    </w:p>
-    <w:p>
-      <w:pPr>
-        <w:pStyle w:val="Prrafodelista"/>
-        <w:numPr>
-          <w:ilvl w:val="0"/>
-          <w:numId w:val="9"/>
-        </w:numPr>
-        <w:ind w:left="993"/>
-        <w:rPr>
-          <w:lang w:val="es-419" w:eastAsia="es-CO"/>
-        </w:rPr>
-      </w:pPr>
-      <w:r>
-        <w:rPr>
-          <w:lang w:val="es-419" w:eastAsia="es-CO"/>
-        </w:rPr>
-        <w:t>Uso responsable de medicamentos veterinarios.</w:t>
-      </w:r>
-    </w:p>
-    <w:p>
-      <w:pPr>
-        <w:pStyle w:val="Ttulo5"/>
-      </w:pPr>
-      <w:r>
-        <w:t>Transporte de animales</w:t>
-      </w:r>
-    </w:p>
-    <w:p>
-      <w:pPr>
-        <w:pStyle w:val="Prrafodelista"/>
-        <w:numPr>
-          <w:ilvl w:val="0"/>
-          <w:numId w:val="10"/>
-        </w:numPr>
-        <w:ind w:left="993"/>
-        <w:rPr>
-          <w:lang w:val="es-419" w:eastAsia="es-CO"/>
-        </w:rPr>
-      </w:pPr>
-      <w:r>
-        <w:rPr>
-          <w:lang w:val="es-419" w:eastAsia="es-CO"/>
-        </w:rPr>
-        <w:t>Vehículos en condiciones higiénicas y mecánicas adecuadas.</w:t>
-      </w:r>
-    </w:p>
-    <w:p>
-      <w:pPr>
-        <w:pStyle w:val="Prrafodelista"/>
-        <w:numPr>
-          <w:ilvl w:val="0"/>
-          <w:numId w:val="10"/>
-        </w:numPr>
-        <w:ind w:left="993"/>
-        <w:rPr>
-          <w:lang w:val="es-419" w:eastAsia="es-CO"/>
-        </w:rPr>
-      </w:pPr>
-      <w:r>
-        <w:rPr>
-          <w:lang w:val="es-419" w:eastAsia="es-CO"/>
-        </w:rPr>
-        <w:t>Evitar hacinamiento.</w:t>
-      </w:r>
-    </w:p>
-    <w:p>
-      <w:pPr>
-        <w:pStyle w:val="Prrafodelista"/>
-        <w:numPr>
-          <w:ilvl w:val="0"/>
-          <w:numId w:val="10"/>
-        </w:numPr>
-        <w:ind w:left="993"/>
-        <w:rPr>
-          <w:lang w:val="es-419" w:eastAsia="es-CO"/>
-        </w:rPr>
-      </w:pPr>
-      <w:r>
-        <w:rPr>
-          <w:lang w:val="es-419" w:eastAsia="es-CO"/>
-        </w:rPr>
-        <w:t>No mezclar especies.</w:t>
-      </w:r>
-    </w:p>
-    <w:p>
-      <w:pPr>
-        <w:pStyle w:val="Prrafodelista"/>
-        <w:numPr>
-          <w:ilvl w:val="0"/>
-          <w:numId w:val="10"/>
-        </w:numPr>
-        <w:ind w:left="993"/>
-        <w:rPr>
-          <w:lang w:val="es-419" w:eastAsia="es-CO"/>
-        </w:rPr>
-      </w:pPr>
-      <w:r>
-        <w:rPr>
-          <w:lang w:val="es-419" w:eastAsia="es-CO"/>
-        </w:rPr>
-        <w:t>Minimizar estrés y sufrimiento.</w:t>
-      </w:r>
-    </w:p>
-    <w:p>
-      <w:pPr>
-        <w:rPr>
-          <w:lang w:val="es-419" w:eastAsia="es-CO"/>
-        </w:rPr>
-      </w:pPr>
-      <w:r>
-        <w:rPr>
-          <w:lang w:val="es-419" w:eastAsia="es-CO"/>
-        </w:rPr>
-        <w:t>(Regulado por Resoluciones 136 y 253 de 2020).</w:t>
-      </w:r>
-    </w:p>
-    <w:p>
-      <w:pPr>
-        <w:pStyle w:val="Ttulo5"/>
-      </w:pPr>
-      <w:r>
-        <w:t>Plantas de beneficio y procesamiento</w:t>
-      </w:r>
-    </w:p>
-    <w:p>
-      <w:pPr>
-        <w:pStyle w:val="Prrafodelista"/>
-        <w:numPr>
-          <w:ilvl w:val="0"/>
-          <w:numId w:val="11"/>
-        </w:numPr>
-        <w:ind w:left="993"/>
-        <w:rPr>
-          <w:lang w:val="es-419" w:eastAsia="es-CO"/>
-        </w:rPr>
-      </w:pPr>
-      <w:r>
-        <w:rPr>
-          <w:lang w:val="es-419" w:eastAsia="es-CO"/>
-        </w:rPr>
-        <w:t>Autorización sanitaria (INVIMA).</w:t>
-      </w:r>
-    </w:p>
-    <w:p>
-      <w:pPr>
-        <w:pStyle w:val="Prrafodelista"/>
-        <w:numPr>
-          <w:ilvl w:val="0"/>
-          <w:numId w:val="11"/>
-        </w:numPr>
-        <w:ind w:left="993"/>
-        <w:rPr>
-          <w:lang w:val="es-419" w:eastAsia="es-CO"/>
-        </w:rPr>
-      </w:pPr>
-      <w:r>
-        <w:rPr>
-          <w:lang w:val="es-419" w:eastAsia="es-CO"/>
-        </w:rPr>
-        <w:t>Implementación de BPM (Decreto 2674 de 2013).</w:t>
-      </w:r>
-    </w:p>
-    <w:p>
-      <w:pPr>
-        <w:pStyle w:val="Prrafodelista"/>
-        <w:numPr>
-          <w:ilvl w:val="0"/>
-          <w:numId w:val="11"/>
-        </w:numPr>
-        <w:ind w:left="993"/>
-        <w:rPr>
-          <w:lang w:val="es-419" w:eastAsia="es-CO"/>
-        </w:rPr>
-      </w:pPr>
-      <w:r>
-        <w:rPr>
-          <w:lang w:val="es-419" w:eastAsia="es-CO"/>
-        </w:rPr>
-        <w:t>Aplicación de sistemas HACCP.</w:t>
-      </w:r>
-    </w:p>
-    <w:p>
-      <w:pPr>
-        <w:pStyle w:val="Prrafodelista"/>
-        <w:numPr>
-          <w:ilvl w:val="0"/>
-          <w:numId w:val="11"/>
-        </w:numPr>
-        <w:ind w:left="993"/>
-        <w:rPr>
-          <w:lang w:val="es-419" w:eastAsia="es-CO"/>
-        </w:rPr>
-      </w:pPr>
-      <w:r>
-        <w:rPr>
-          <w:lang w:val="es-419" w:eastAsia="es-CO"/>
-        </w:rPr>
-        <w:t>Inspección ante y post mortem.</w:t>
-      </w:r>
-    </w:p>
-    <w:p>
-      <w:pPr>
-        <w:pStyle w:val="Prrafodelista"/>
-        <w:numPr>
-          <w:ilvl w:val="0"/>
-          <w:numId w:val="11"/>
-        </w:numPr>
-        <w:ind w:left="993"/>
-        <w:rPr>
-          <w:lang w:val="es-419" w:eastAsia="es-CO"/>
-        </w:rPr>
-      </w:pPr>
-      <w:r>
-        <w:rPr>
-          <w:lang w:val="es-419" w:eastAsia="es-CO"/>
-        </w:rPr>
-        <w:t>Métodos humanitarios de sacrificio.</w:t>
-      </w:r>
-    </w:p>
-    <w:p>
-      <w:pPr>
-        <w:rPr>
-          <w:lang w:val="es-419" w:eastAsia="es-CO"/>
-        </w:rPr>
-      </w:pPr>
-      <w:r>
-        <w:rPr>
-          <w:lang w:val="es-419" w:eastAsia="es-CO"/>
-        </w:rPr>
-        <w:t>(Reglamentado por Resoluciones 240 y 242 de 2013).</w:t>
-      </w:r>
-    </w:p>
-    <w:p>
-      <w:pPr>
-        <w:pStyle w:val="Ttulo5"/>
-      </w:pPr>
-      <w:r>
-        <w:t>Expendio y almacenamiento</w:t>
-      </w:r>
-    </w:p>
-    <w:p>
-      <w:pPr>
-        <w:pStyle w:val="Prrafodelista"/>
-        <w:numPr>
-          <w:ilvl w:val="0"/>
-          <w:numId w:val="12"/>
-        </w:numPr>
-        <w:ind w:left="993"/>
-        <w:rPr>
-          <w:lang w:val="es-419" w:eastAsia="es-CO"/>
-        </w:rPr>
-      </w:pPr>
-      <w:r>
-        <w:rPr>
-          <w:lang w:val="es-419" w:eastAsia="es-CO"/>
-        </w:rPr>
-        <w:t>Registro sanitario vigente.</w:t>
-      </w:r>
-    </w:p>
-    <w:p>
-      <w:pPr>
-        <w:pStyle w:val="Prrafodelista"/>
-        <w:numPr>
-          <w:ilvl w:val="0"/>
-          <w:numId w:val="12"/>
-        </w:numPr>
-        <w:ind w:left="993"/>
-        <w:rPr>
-          <w:lang w:val="es-419" w:eastAsia="es-CO"/>
-        </w:rPr>
-      </w:pPr>
-      <w:r>
-        <w:rPr>
-          <w:lang w:val="es-419" w:eastAsia="es-CO"/>
-        </w:rPr>
-        <w:t>Control de temperatura.</w:t>
-      </w:r>
-    </w:p>
-    <w:p>
-      <w:pPr>
-        <w:pStyle w:val="Prrafodelista"/>
-        <w:numPr>
-          <w:ilvl w:val="0"/>
-          <w:numId w:val="12"/>
-        </w:numPr>
-        <w:ind w:left="993"/>
-        <w:rPr>
-          <w:lang w:val="es-419" w:eastAsia="es-CO"/>
-        </w:rPr>
-      </w:pPr>
-      <w:r>
-        <w:rPr>
-          <w:lang w:val="es-419" w:eastAsia="es-CO"/>
-        </w:rPr>
-        <w:t>Garantía de trazabilidad.</w:t>
-      </w:r>
-    </w:p>
-    <w:p>
-      <w:pPr>
-        <w:pStyle w:val="Prrafodelista"/>
-        <w:numPr>
-          <w:ilvl w:val="0"/>
-          <w:numId w:val="12"/>
-        </w:numPr>
-        <w:ind w:left="993"/>
-        <w:rPr>
-          <w:lang w:val="es-419" w:eastAsia="es-CO"/>
-        </w:rPr>
-      </w:pPr>
-      <w:r>
-        <w:rPr>
-          <w:lang w:val="es-419" w:eastAsia="es-CO"/>
-        </w:rPr>
-        <w:t>Prevención de contaminación cruzada.</w:t>
-      </w:r>
-    </w:p>
-    <w:p>
-      <w:pPr>
-        <w:pStyle w:val="Ttulo5"/>
-      </w:pPr>
-      <w:r>
-        <w:t>Transporte de carne</w:t>
-      </w:r>
-    </w:p>
-    <w:p>
-      <w:pPr>
-        <w:pStyle w:val="Prrafodelista"/>
-        <w:numPr>
-          <w:ilvl w:val="0"/>
-          <w:numId w:val="13"/>
-        </w:numPr>
-        <w:ind w:left="993"/>
-        <w:rPr>
-          <w:lang w:val="es-419" w:eastAsia="es-CO"/>
-        </w:rPr>
-      </w:pPr>
-      <w:r>
-        <w:rPr>
-          <w:lang w:val="es-419" w:eastAsia="es-CO"/>
-        </w:rPr>
-        <w:t>Vehículos refrigerados autorizados.</w:t>
-      </w:r>
-    </w:p>
-    <w:p>
-      <w:pPr>
-        <w:pStyle w:val="Prrafodelista"/>
-        <w:numPr>
-          <w:ilvl w:val="0"/>
-          <w:numId w:val="13"/>
-        </w:numPr>
-        <w:ind w:left="993"/>
-        <w:rPr>
-          <w:lang w:val="es-419" w:eastAsia="es-CO"/>
-        </w:rPr>
-      </w:pPr>
-      <w:r>
-        <w:rPr>
-          <w:lang w:val="es-419" w:eastAsia="es-CO"/>
-        </w:rPr>
-        <w:t>Mantenimiento de cadena de frío.</w:t>
-      </w:r>
-    </w:p>
-    <w:p>
-      <w:pPr>
-        <w:pStyle w:val="Prrafodelista"/>
-        <w:numPr>
-          <w:ilvl w:val="0"/>
-          <w:numId w:val="13"/>
-        </w:numPr>
-        <w:ind w:left="993"/>
-        <w:rPr>
-          <w:lang w:val="es-419" w:eastAsia="es-CO"/>
-        </w:rPr>
-      </w:pPr>
-      <w:r>
-        <w:rPr>
-          <w:lang w:val="es-419" w:eastAsia="es-CO"/>
-        </w:rPr>
-        <w:t>Documentación sanitaria del producto.</w:t>
-      </w:r>
-    </w:p>
-    <w:p>
-      <w:pPr>
-        <w:pStyle w:val="Ttulo5"/>
-      </w:pPr>
-      <w:r>
-        <w:t>Empaque y etiquetado</w:t>
-      </w:r>
-    </w:p>
-    <w:p>
-      <w:pPr>
-        <w:rPr>
-          <w:lang w:val="es-419" w:eastAsia="es-CO"/>
-        </w:rPr>
-      </w:pPr>
-      <w:r>
-        <w:rPr>
-          <w:lang w:val="es-419" w:eastAsia="es-CO"/>
-        </w:rPr>
-        <w:t>Materiales inocuos.</w:t>
-      </w:r>
-    </w:p>
-    <w:p>
-      <w:pPr>
-        <w:rPr>
-          <w:lang w:val="es-419" w:eastAsia="es-CO"/>
-        </w:rPr>
-      </w:pPr>
-      <w:r>
-        <w:rPr>
-          <w:lang w:val="es-419" w:eastAsia="es-CO"/>
-        </w:rPr>
-        <w:t>Información obligatoria:</w:t>
-      </w:r>
-    </w:p>
-    <w:p>
-      <w:pPr>
-        <w:pStyle w:val="Prrafodelista"/>
-        <w:numPr>
-          <w:ilvl w:val="0"/>
-          <w:numId w:val="14"/>
-        </w:numPr>
-        <w:ind w:left="993"/>
-        <w:rPr>
-          <w:lang w:val="es-419" w:eastAsia="es-CO"/>
-        </w:rPr>
-      </w:pPr>
-      <w:r>
-        <w:rPr>
-          <w:lang w:val="es-419" w:eastAsia="es-CO"/>
-        </w:rPr>
-        <w:t>Nombre del producto.</w:t>
-      </w:r>
-    </w:p>
-    <w:p>
-      <w:pPr>
-        <w:pStyle w:val="Prrafodelista"/>
-        <w:numPr>
-          <w:ilvl w:val="0"/>
-          <w:numId w:val="14"/>
-        </w:numPr>
-        <w:ind w:left="993"/>
-        <w:rPr>
-          <w:lang w:val="es-419" w:eastAsia="es-CO"/>
-        </w:rPr>
-      </w:pPr>
-      <w:r>
-        <w:rPr>
-          <w:lang w:val="es-419" w:eastAsia="es-CO"/>
-        </w:rPr>
-        <w:t>Fecha de beneficio.</w:t>
-      </w:r>
-    </w:p>
-    <w:p>
-      <w:pPr>
-        <w:pStyle w:val="Prrafodelista"/>
-        <w:numPr>
-          <w:ilvl w:val="0"/>
-          <w:numId w:val="14"/>
-        </w:numPr>
-        <w:ind w:left="993"/>
-        <w:rPr>
-          <w:lang w:val="es-419" w:eastAsia="es-CO"/>
-        </w:rPr>
-      </w:pPr>
-      <w:r>
-        <w:rPr>
-          <w:lang w:val="es-419" w:eastAsia="es-CO"/>
-        </w:rPr>
-        <w:t>Fecha de vencimiento.</w:t>
-      </w:r>
-    </w:p>
-    <w:p>
-      <w:pPr>
-        <w:pStyle w:val="Prrafodelista"/>
-        <w:numPr>
-          <w:ilvl w:val="0"/>
-          <w:numId w:val="14"/>
-        </w:numPr>
-        <w:ind w:left="993"/>
-        <w:rPr>
-          <w:lang w:val="es-419" w:eastAsia="es-CO"/>
-        </w:rPr>
-      </w:pPr>
-      <w:r>
-        <w:rPr>
-          <w:lang w:val="es-419" w:eastAsia="es-CO"/>
-        </w:rPr>
-        <w:t>Condiciones de conservación.</w:t>
-      </w:r>
-    </w:p>
-    <w:p>
-      <w:pPr>
-        <w:rPr>
-          <w:lang w:val="es-419" w:eastAsia="es-CO"/>
-        </w:rPr>
-      </w:pPr>
-      <w:r>
-        <w:rPr>
-          <w:lang w:val="es-419" w:eastAsia="es-CO"/>
-        </w:rPr>
-        <w:t>La producción primaria de la carne</w:t>
-      </w:r>
-      <w:r>
-        <w:rPr>
-          <w:lang w:val="es-419" w:eastAsia="es-CO"/>
-        </w:rPr>
-        <w:t>,</w:t>
-      </w:r>
-      <w:r>
-        <w:rPr>
-          <w:lang w:val="es-419" w:eastAsia="es-CO"/>
-        </w:rPr>
-        <w:t xml:space="preserve"> según el decreto 1500</w:t>
-      </w:r>
-      <w:r>
-        <w:rPr>
-          <w:lang w:val="es-419" w:eastAsia="es-CO"/>
-        </w:rPr>
-        <w:t>,</w:t>
-      </w:r>
-      <w:r>
-        <w:rPr>
-          <w:lang w:val="es-419" w:eastAsia="es-CO"/>
-        </w:rPr>
-        <w:t xml:space="preserve"> requiere lo siguiente:</w:t>
-      </w:r>
-    </w:p>
-    <w:p>
-      <w:pPr>
-        <w:pStyle w:val="Prrafodelista"/>
-        <w:numPr>
-          <w:ilvl w:val="0"/>
-          <w:numId w:val="15"/>
-        </w:numPr>
-        <w:ind w:left="993"/>
-        <w:rPr>
-          <w:lang w:val="es-419" w:eastAsia="es-CO"/>
-        </w:rPr>
-      </w:pPr>
-      <w:r>
-        <w:rPr>
-          <w:lang w:val="es-419" w:eastAsia="es-CO"/>
-        </w:rPr>
-        <w:t>Inscripción y certificación sanitaria de predio.</w:t>
-      </w:r>
-    </w:p>
-    <w:p>
-      <w:pPr>
-        <w:pStyle w:val="Prrafodelista"/>
-        <w:numPr>
-          <w:ilvl w:val="0"/>
-          <w:numId w:val="15"/>
-        </w:numPr>
-        <w:ind w:left="993"/>
-        <w:rPr>
-          <w:lang w:val="es-419" w:eastAsia="es-CO"/>
-        </w:rPr>
-      </w:pPr>
-      <w:r>
-        <w:rPr>
-          <w:lang w:val="es-419" w:eastAsia="es-CO"/>
-        </w:rPr>
-        <w:t>Instalaciones y áreas de producción primaria.</w:t>
-      </w:r>
-    </w:p>
-    <w:p>
-      <w:pPr>
-        <w:pStyle w:val="Prrafodelista"/>
-        <w:numPr>
-          <w:ilvl w:val="0"/>
-          <w:numId w:val="15"/>
-        </w:numPr>
-        <w:ind w:left="993"/>
-        <w:rPr>
-          <w:lang w:val="es-419" w:eastAsia="es-CO"/>
-        </w:rPr>
-      </w:pPr>
-      <w:r>
-        <w:rPr>
-          <w:lang w:val="es-419" w:eastAsia="es-CO"/>
-        </w:rPr>
-        <w:t>Condiciones de higiene.</w:t>
-      </w:r>
-    </w:p>
-    <w:p>
-      <w:pPr>
-        <w:pStyle w:val="Prrafodelista"/>
-        <w:numPr>
-          <w:ilvl w:val="0"/>
-          <w:numId w:val="15"/>
-        </w:numPr>
-        <w:ind w:left="993"/>
-        <w:rPr>
-          <w:lang w:val="es-419" w:eastAsia="es-CO"/>
-        </w:rPr>
-      </w:pPr>
-      <w:r>
-        <w:rPr>
-          <w:lang w:val="es-419" w:eastAsia="es-CO"/>
-        </w:rPr>
-        <w:t>Obligaciones sanitarias.</w:t>
-      </w:r>
-    </w:p>
-    <w:p>
-      <w:pPr>
-        <w:pStyle w:val="Prrafodelista"/>
-        <w:numPr>
-          <w:ilvl w:val="0"/>
-          <w:numId w:val="15"/>
-        </w:numPr>
-        <w:ind w:left="993"/>
-        <w:rPr>
-          <w:lang w:val="es-419" w:eastAsia="es-CO"/>
-        </w:rPr>
-      </w:pPr>
-      <w:r>
-        <w:rPr>
-          <w:lang w:val="es-419" w:eastAsia="es-CO"/>
-        </w:rPr>
-        <w:t>Plan de saneamiento.</w:t>
-      </w:r>
-    </w:p>
-    <w:p>
-      <w:pPr>
-        <w:pStyle w:val="Ttulo2"/>
-      </w:pPr>
-      <w:r>
-        <w:tab/>
-      </w:r>
-      <w:bookmarkStart w:id="3" w:name="_Toc230628034"/>
-      <w:r>
-        <w:t>Resolución 2674 de 2013 y requisitos sanitarios</w:t>
-      </w:r>
-      <w:bookmarkEnd w:id="3"/>
-    </w:p>
-    <w:p>
-      <w:pPr>
-        <w:rPr>
-          <w:lang w:val="es-419" w:eastAsia="es-CO"/>
-        </w:rPr>
-      </w:pPr>
-      <w:r>
-        <w:rPr>
-          <w:lang w:val="es-419" w:eastAsia="es-CO"/>
-        </w:rPr>
-        <w:t>Los requisitos sanitarios de la industria cárnica garantizan la inocuidad mediante el control del personal, instalaciones, procesos y bienestar animal. Estos requisitos son:</w:t>
-      </w:r>
-    </w:p>
-    <w:p>
-      <w:pPr>
-        <w:pStyle w:val="Ttulo5"/>
-        <w:numPr>
-          <w:ilvl w:val="0"/>
-          <w:numId w:val="129"/>
-        </w:numPr>
-      </w:pPr>
-      <w:r>
-        <w:t>Personal manipulador</w:t>
-      </w:r>
-    </w:p>
-    <w:p>
-      <w:pPr>
-        <w:pStyle w:val="Prrafodelista"/>
-        <w:numPr>
-          <w:ilvl w:val="0"/>
-          <w:numId w:val="16"/>
-        </w:numPr>
-        <w:ind w:left="993"/>
-        <w:rPr>
-          <w:lang w:val="es-419" w:eastAsia="es-CO"/>
-        </w:rPr>
-      </w:pPr>
-      <w:r>
-        <w:rPr>
-          <w:lang w:val="es-419" w:eastAsia="es-CO"/>
-        </w:rPr>
-        <w:t>Capacitación certificada.</w:t>
-      </w:r>
-    </w:p>
-    <w:p>
-      <w:pPr>
-        <w:pStyle w:val="Prrafodelista"/>
-        <w:numPr>
-          <w:ilvl w:val="0"/>
-          <w:numId w:val="16"/>
-        </w:numPr>
-        <w:ind w:left="993"/>
-        <w:rPr>
-          <w:lang w:val="es-419" w:eastAsia="es-CO"/>
-        </w:rPr>
-      </w:pPr>
-      <w:r>
-        <w:rPr>
-          <w:lang w:val="es-419" w:eastAsia="es-CO"/>
-        </w:rPr>
-        <w:t>Buen estado de salud.</w:t>
-      </w:r>
-    </w:p>
-    <w:p>
-      <w:pPr>
-        <w:pStyle w:val="Prrafodelista"/>
-        <w:numPr>
-          <w:ilvl w:val="0"/>
-          <w:numId w:val="16"/>
-        </w:numPr>
-        <w:ind w:left="993"/>
-        <w:rPr>
-          <w:lang w:val="es-419" w:eastAsia="es-CO"/>
-        </w:rPr>
-      </w:pPr>
-      <w:r>
-        <w:rPr>
-          <w:lang w:val="es-419" w:eastAsia="es-CO"/>
-        </w:rPr>
-        <w:t>Uso obligatorio de elementos de protección personal.</w:t>
-      </w:r>
-    </w:p>
-    <w:p>
-      <w:pPr>
-        <w:pStyle w:val="Ttulo5"/>
-        <w:numPr>
-          <w:ilvl w:val="0"/>
-          <w:numId w:val="16"/>
-        </w:numPr>
-      </w:pPr>
-      <w:r>
-        <w:t>Equipos e instalaciones</w:t>
-      </w:r>
-    </w:p>
-    <w:p>
-      <w:pPr>
-        <w:pStyle w:val="Prrafodelista"/>
-        <w:numPr>
-          <w:ilvl w:val="0"/>
-          <w:numId w:val="17"/>
-        </w:numPr>
-        <w:ind w:left="993"/>
-        <w:rPr>
-          <w:lang w:val="es-419" w:eastAsia="es-CO"/>
-        </w:rPr>
-      </w:pPr>
-      <w:r>
-        <w:rPr>
-          <w:lang w:val="es-419" w:eastAsia="es-CO"/>
-        </w:rPr>
-        <w:t>Materiales sanitarios e inocuos.</w:t>
-      </w:r>
-    </w:p>
-    <w:p>
-      <w:pPr>
-        <w:pStyle w:val="Prrafodelista"/>
-        <w:numPr>
-          <w:ilvl w:val="0"/>
-          <w:numId w:val="17"/>
-        </w:numPr>
-        <w:ind w:left="993"/>
-        <w:rPr>
-          <w:lang w:val="es-419" w:eastAsia="es-CO"/>
-        </w:rPr>
-      </w:pPr>
-      <w:r>
-        <w:rPr>
-          <w:lang w:val="es-419" w:eastAsia="es-CO"/>
-        </w:rPr>
-        <w:t>Diseño higiénico.</w:t>
-      </w:r>
-    </w:p>
-    <w:p>
-      <w:pPr>
-        <w:pStyle w:val="Prrafodelista"/>
-        <w:numPr>
-          <w:ilvl w:val="0"/>
-          <w:numId w:val="17"/>
-        </w:numPr>
-        <w:ind w:left="993"/>
-        <w:rPr>
-          <w:lang w:val="es-419" w:eastAsia="es-CO"/>
-        </w:rPr>
-      </w:pPr>
-      <w:r>
-        <w:rPr>
-          <w:lang w:val="es-419" w:eastAsia="es-CO"/>
-        </w:rPr>
-        <w:t>Mantenimiento periódico.</w:t>
-      </w:r>
-    </w:p>
-    <w:p>
-      <w:pPr>
-        <w:pStyle w:val="Ttulo5"/>
-        <w:numPr>
-          <w:ilvl w:val="0"/>
-          <w:numId w:val="17"/>
-        </w:numPr>
-      </w:pPr>
-      <w:r>
-        <w:t>Limpieza y desinfección</w:t>
-      </w:r>
-    </w:p>
-    <w:p>
-      <w:pPr>
-        <w:pStyle w:val="Prrafodelista"/>
-        <w:numPr>
-          <w:ilvl w:val="0"/>
-          <w:numId w:val="18"/>
-        </w:numPr>
-        <w:ind w:left="993"/>
-        <w:rPr>
-          <w:lang w:val="es-419" w:eastAsia="es-CO"/>
-        </w:rPr>
-      </w:pPr>
-      <w:r>
-        <w:rPr>
-          <w:lang w:val="es-419" w:eastAsia="es-CO"/>
-        </w:rPr>
-        <w:t>Programas POES.</w:t>
-      </w:r>
-    </w:p>
-    <w:p>
-      <w:pPr>
-        <w:pStyle w:val="Prrafodelista"/>
-        <w:numPr>
-          <w:ilvl w:val="0"/>
-          <w:numId w:val="18"/>
-        </w:numPr>
-        <w:ind w:left="993"/>
-        <w:rPr>
-          <w:lang w:val="es-419" w:eastAsia="es-CO"/>
-        </w:rPr>
-      </w:pPr>
-      <w:r>
-        <w:rPr>
-          <w:lang w:val="es-419" w:eastAsia="es-CO"/>
-        </w:rPr>
-        <w:t>Uso de desinfectantes aprobados.</w:t>
-      </w:r>
-    </w:p>
-    <w:p>
-      <w:pPr>
-        <w:pStyle w:val="Ttulo5"/>
-        <w:numPr>
-          <w:ilvl w:val="0"/>
-          <w:numId w:val="18"/>
-        </w:numPr>
-      </w:pPr>
-      <w:r>
-        <w:t>Control de plagas</w:t>
-      </w:r>
-    </w:p>
-    <w:p>
-      <w:pPr>
-        <w:pStyle w:val="Prrafodelista"/>
-        <w:numPr>
-          <w:ilvl w:val="0"/>
-          <w:numId w:val="19"/>
-        </w:numPr>
-        <w:ind w:left="993"/>
-        <w:rPr>
-          <w:lang w:val="es-419" w:eastAsia="es-CO"/>
-        </w:rPr>
-      </w:pPr>
-      <w:r>
-        <w:rPr>
-          <w:lang w:val="es-419" w:eastAsia="es-CO"/>
-        </w:rPr>
-        <w:t>Programas preventivos.</w:t>
-      </w:r>
-    </w:p>
-    <w:p>
-      <w:pPr>
-        <w:pStyle w:val="Prrafodelista"/>
-        <w:numPr>
-          <w:ilvl w:val="0"/>
-          <w:numId w:val="19"/>
-        </w:numPr>
-        <w:ind w:left="993"/>
-        <w:rPr>
-          <w:lang w:val="es-419" w:eastAsia="es-CO"/>
-        </w:rPr>
-      </w:pPr>
-      <w:r>
-        <w:rPr>
-          <w:lang w:val="es-419" w:eastAsia="es-CO"/>
-        </w:rPr>
-        <w:t>Monitoreo permanente.</w:t>
-      </w:r>
-    </w:p>
-    <w:p>
-      <w:pPr>
-        <w:pStyle w:val="Ttulo5"/>
-        <w:numPr>
-          <w:ilvl w:val="0"/>
-          <w:numId w:val="19"/>
-        </w:numPr>
-      </w:pPr>
-      <w:r>
-        <w:t>Manejo de residuos</w:t>
-      </w:r>
-    </w:p>
-    <w:p>
-      <w:pPr>
-        <w:pStyle w:val="Prrafodelista"/>
-        <w:numPr>
-          <w:ilvl w:val="0"/>
-          <w:numId w:val="20"/>
-        </w:numPr>
-        <w:ind w:left="993"/>
-        <w:rPr>
-          <w:lang w:val="es-419" w:eastAsia="es-CO"/>
-        </w:rPr>
-      </w:pPr>
-      <w:r>
-        <w:rPr>
-          <w:lang w:val="es-419" w:eastAsia="es-CO"/>
-        </w:rPr>
-        <w:t>Clasificación y disposición adecuada.</w:t>
-      </w:r>
-    </w:p>
-    <w:p>
-      <w:pPr>
-        <w:pStyle w:val="Ttulo5"/>
-        <w:numPr>
-          <w:ilvl w:val="0"/>
-          <w:numId w:val="20"/>
-        </w:numPr>
-      </w:pPr>
-      <w:r>
-        <w:t>Control de procesos</w:t>
-      </w:r>
-    </w:p>
-    <w:p>
-      <w:pPr>
-        <w:pStyle w:val="Prrafodelista"/>
-        <w:numPr>
-          <w:ilvl w:val="0"/>
-          <w:numId w:val="20"/>
-        </w:numPr>
-        <w:ind w:left="993"/>
-        <w:rPr>
-          <w:lang w:val="es-419" w:eastAsia="es-CO"/>
-        </w:rPr>
-      </w:pPr>
-      <w:r>
-        <w:rPr>
-          <w:lang w:val="es-419" w:eastAsia="es-CO"/>
-        </w:rPr>
-        <w:t>Control de temperatura.</w:t>
-      </w:r>
-    </w:p>
-    <w:p>
-      <w:pPr>
-        <w:pStyle w:val="Prrafodelista"/>
-        <w:numPr>
-          <w:ilvl w:val="0"/>
-          <w:numId w:val="20"/>
-        </w:numPr>
-        <w:ind w:left="993"/>
-        <w:rPr>
-          <w:lang w:val="es-419" w:eastAsia="es-CO"/>
-        </w:rPr>
-      </w:pPr>
-      <w:r>
-        <w:rPr>
-          <w:lang w:val="es-419" w:eastAsia="es-CO"/>
-        </w:rPr>
-        <w:t>Supervisión continua.</w:t>
-      </w:r>
-    </w:p>
-    <w:p>
-      <w:pPr>
-        <w:pStyle w:val="Prrafodelista"/>
-        <w:numPr>
-          <w:ilvl w:val="0"/>
-          <w:numId w:val="20"/>
-        </w:numPr>
-        <w:ind w:left="993"/>
-        <w:rPr>
-          <w:lang w:val="es-419" w:eastAsia="es-CO"/>
-        </w:rPr>
-      </w:pPr>
-      <w:r>
-        <w:rPr>
-          <w:lang w:val="es-419" w:eastAsia="es-CO"/>
-        </w:rPr>
-        <w:t>Aplicación de HACCP.</w:t>
-      </w:r>
-    </w:p>
-    <w:p>
-      <w:pPr>
-        <w:rPr>
-          <w:lang w:val="es-419" w:eastAsia="es-CO"/>
-        </w:rPr>
-      </w:pPr>
-      <w:r>
-        <w:rPr>
-          <w:lang w:val="es-419" w:eastAsia="es-CO"/>
-        </w:rPr>
-        <w:t>Los requisitos sanitarios garantizan la inocuidad mediante el control del personal, procesos, instalaciones y bienestar animal, clave para la calidad y seguridad de la carne.</w:t>
-      </w:r>
-    </w:p>
-    <w:p>
-      <w:pPr>
-        <w:pStyle w:val="Ttulo2"/>
-      </w:pPr>
-      <w:bookmarkStart w:id="4" w:name="_Toc230628035"/>
-      <w:r>
-        <w:t>Importancia de la normatividad en la inocuidad de la carne</w:t>
-      </w:r>
-      <w:bookmarkEnd w:id="4"/>
-    </w:p>
-    <w:p>
-      <w:pPr>
-        <w:rPr>
-          <w:lang w:val="es-419" w:eastAsia="es-CO"/>
-        </w:rPr>
-      </w:pPr>
-      <w:r>
-        <w:rPr>
-          <w:lang w:val="es-419" w:eastAsia="es-CO"/>
-        </w:rPr>
-        <w:t>La normatividad sanitaria en la industria cárnica es fundamental para garantizar la inocuidad, ya que regula toda la cadena productiva con lineamientos técnicos obligatorios. Su importancia radica en el enfoque preventivo, la reducción de enfermedades, la estandarización de procesos, la responsabilidad legal y su impacto en la calidad y acceso a mercados.</w:t>
-      </w:r>
-    </w:p>
-    <w:p>
-      <w:pPr>
-        <w:rPr>
-          <w:lang w:val="es-419" w:eastAsia="es-CO"/>
-        </w:rPr>
-      </w:pPr>
-    </w:p>
-    <w:p>
-      <w:pPr>
-        <w:pStyle w:val="Ttulo3"/>
-      </w:pPr>
-      <w:r>
-        <w:t>Enfoque preventivo de la normatividad</w:t>
-      </w:r>
-    </w:p>
-    <w:p>
-      <w:pPr>
-        <w:rPr>
-          <w:lang w:val="es-419" w:eastAsia="es-CO"/>
-        </w:rPr>
-      </w:pPr>
-      <w:r>
-        <w:rPr>
-          <w:lang w:val="es-419" w:eastAsia="es-CO"/>
-        </w:rPr>
-        <w:t>La legislación sanitaria cárnica es preventiva, controla riesgos desde el inicio y asegura la inocuidad en toda la cadena productiva. Los fundamentos del enfoque preventivo son:</w:t>
       </w:r>
     </w:p>
     <w:p>
@@ -6776,41 +5708,15 @@
           <w:b/>
           <w:bCs/>
         </w:rPr>
-        <w:t>Identificación de peligros</w:t>
-      </w:r>
-    </w:p>
-    <w:p>
-      <w:pPr>
-        <w:rPr>
-          <w:lang w:val="es-419" w:eastAsia="es-CO"/>
-        </w:rPr>
-      </w:pPr>
-      <w:r>
-        <w:rPr>
-          <w:lang w:val="es-419" w:eastAsia="es-CO"/>
-        </w:rPr>
-        <w:t>Consiste en identificar los riesgos que pueden contaminar la carne durante el proceso.</w:t>
-      </w:r>
-    </w:p>
-    <w:p>
-      <w:pPr>
-        <w:rPr>
-          <w:lang w:val="es-419" w:eastAsia="es-CO"/>
-        </w:rPr>
-      </w:pPr>
-      <w:r>
-        <w:rPr>
-          <w:lang w:val="es-419" w:eastAsia="es-CO"/>
-        </w:rPr>
-        <w:t>Tipos de peligros</w:t>
-      </w:r>
-    </w:p>
-    <w:p>
-      <w:pPr>
-        <w:pStyle w:val="Prrafodelista"/>
-        <w:numPr>
-          <w:ilvl w:val="0"/>
-          <w:numId w:val="21"/>
+        <w:t>Producción primaria</w:t>
+      </w:r>
+    </w:p>
+    <w:p>
+      <w:pPr>
+        <w:pStyle w:val="Prrafodelista"/>
+        <w:numPr>
+          <w:ilvl w:val="0"/>
+          <w:numId w:val="9"/>
         </w:numPr>
         <w:ind w:left="993"/>
         <w:rPr>
@@ -6821,15 +5727,15 @@
         <w:rPr>
           <w:lang w:val="es-419" w:eastAsia="es-CO"/>
         </w:rPr>
-        <w:t>Biológicos: bacterias, virus y parásitos.</w:t>
-      </w:r>
-    </w:p>
-    <w:p>
-      <w:pPr>
-        <w:pStyle w:val="Prrafodelista"/>
-        <w:numPr>
-          <w:ilvl w:val="0"/>
-          <w:numId w:val="21"/>
+        <w:t>Control sanitario de animales.</w:t>
+      </w:r>
+    </w:p>
+    <w:p>
+      <w:pPr>
+        <w:pStyle w:val="Prrafodelista"/>
+        <w:numPr>
+          <w:ilvl w:val="0"/>
+          <w:numId w:val="9"/>
         </w:numPr>
         <w:ind w:left="993"/>
         <w:rPr>
@@ -6840,15 +5746,15 @@
         <w:rPr>
           <w:lang w:val="es-419" w:eastAsia="es-CO"/>
         </w:rPr>
-        <w:t>Químicos: residuos de medicamentos o sustancias.</w:t>
-      </w:r>
-    </w:p>
-    <w:p>
-      <w:pPr>
-        <w:pStyle w:val="Prrafodelista"/>
-        <w:numPr>
-          <w:ilvl w:val="0"/>
-          <w:numId w:val="21"/>
+        <w:t>Prevención de enfermedades zoonóticas.</w:t>
+      </w:r>
+    </w:p>
+    <w:p>
+      <w:pPr>
+        <w:pStyle w:val="Prrafodelista"/>
+        <w:numPr>
+          <w:ilvl w:val="0"/>
+          <w:numId w:val="9"/>
         </w:numPr>
         <w:ind w:left="993"/>
         <w:rPr>
@@ -6859,20 +5765,7 @@
         <w:rPr>
           <w:lang w:val="es-419" w:eastAsia="es-CO"/>
         </w:rPr>
-        <w:t>Físicos: objetos como metal, vidrio o plástico.</w:t>
-      </w:r>
-    </w:p>
-    <w:p>
-      <w:pPr>
-        <w:rPr>
-          <w:lang w:val="es-419" w:eastAsia="es-CO"/>
-        </w:rPr>
-      </w:pPr>
-      <w:r>
-        <w:rPr>
-          <w:lang w:val="es-419" w:eastAsia="es-CO"/>
-        </w:rPr>
-        <w:t>Ejemplo: un mal eviscerado puede contaminar la carne con contenido intestinal.</w:t>
+        <w:t>Uso responsable de medicamentos veterinarios.</w:t>
       </w:r>
     </w:p>
     <w:p>
@@ -6887,72 +5780,97 @@
           <w:b/>
           <w:bCs/>
         </w:rPr>
-        <w:t>Evaluación del riesgo</w:t>
-      </w:r>
-    </w:p>
-    <w:p>
-      <w:pPr>
-        <w:rPr>
-          <w:lang w:val="es-419" w:eastAsia="es-CO"/>
-        </w:rPr>
-      </w:pPr>
-      <w:r>
-        <w:rPr>
-          <w:lang w:val="es-419" w:eastAsia="es-CO"/>
-        </w:rPr>
-        <w:t>Análisis de riesgos: evaluar probabilidad e impacto.</w:t>
-      </w:r>
-    </w:p>
-    <w:p>
-      <w:pPr>
-        <w:rPr>
-          <w:lang w:val="es-419" w:eastAsia="es-CO"/>
-        </w:rPr>
-      </w:pPr>
-      <w:r>
-        <w:rPr>
-          <w:lang w:val="es-419" w:eastAsia="es-CO"/>
-        </w:rPr>
-        <w:t>Clasificación: alto, medio, bajo.</w:t>
-      </w:r>
-    </w:p>
-    <w:p>
-      <w:pPr>
-        <w:rPr>
-          <w:lang w:val="es-419" w:eastAsia="es-CO"/>
-        </w:rPr>
-      </w:pPr>
-      <w:r>
-        <w:rPr>
-          <w:lang w:val="es-419" w:eastAsia="es-CO"/>
-        </w:rPr>
-        <w:t xml:space="preserve">Ejemplo: </w:t>
-      </w:r>
-      <w:r>
-        <w:rPr>
-          <w:rStyle w:val="Extranjerismo"/>
-          <w:lang w:val="es-419" w:eastAsia="es-CO"/>
-        </w:rPr>
-        <w:t>Salmonella</w:t>
-      </w:r>
-      <w:r>
-        <w:rPr>
-          <w:lang w:val="es-419" w:eastAsia="es-CO"/>
-        </w:rPr>
-        <w:t xml:space="preserve"> → riesgo alto.</w:t>
-      </w:r>
-    </w:p>
-    <w:p>
-      <w:pPr>
-        <w:rPr>
-          <w:lang w:val="es-419" w:eastAsia="es-CO"/>
-        </w:rPr>
-      </w:pPr>
-      <w:r>
-        <w:rPr>
-          <w:lang w:val="es-419" w:eastAsia="es-CO"/>
-        </w:rPr>
-        <w:t>Control: aplicar medidas en puntos críticos del proceso.</w:t>
+        <w:t>Transporte de animales</w:t>
+      </w:r>
+    </w:p>
+    <w:p>
+      <w:pPr>
+        <w:pStyle w:val="Prrafodelista"/>
+        <w:numPr>
+          <w:ilvl w:val="0"/>
+          <w:numId w:val="10"/>
+        </w:numPr>
+        <w:ind w:left="993"/>
+        <w:rPr>
+          <w:lang w:val="es-419" w:eastAsia="es-CO"/>
+        </w:rPr>
+      </w:pPr>
+      <w:r>
+        <w:rPr>
+          <w:lang w:val="es-419" w:eastAsia="es-CO"/>
+        </w:rPr>
+        <w:t>Vehículos en condiciones higiénicas y mecánicas adecuadas.</w:t>
+      </w:r>
+    </w:p>
+    <w:p>
+      <w:pPr>
+        <w:pStyle w:val="Prrafodelista"/>
+        <w:numPr>
+          <w:ilvl w:val="0"/>
+          <w:numId w:val="10"/>
+        </w:numPr>
+        <w:ind w:left="993"/>
+        <w:rPr>
+          <w:lang w:val="es-419" w:eastAsia="es-CO"/>
+        </w:rPr>
+      </w:pPr>
+      <w:r>
+        <w:rPr>
+          <w:lang w:val="es-419" w:eastAsia="es-CO"/>
+        </w:rPr>
+        <w:t>Evitar hacinamiento.</w:t>
+      </w:r>
+    </w:p>
+    <w:p>
+      <w:pPr>
+        <w:pStyle w:val="Prrafodelista"/>
+        <w:numPr>
+          <w:ilvl w:val="0"/>
+          <w:numId w:val="10"/>
+        </w:numPr>
+        <w:ind w:left="993"/>
+        <w:rPr>
+          <w:lang w:val="es-419" w:eastAsia="es-CO"/>
+        </w:rPr>
+      </w:pPr>
+      <w:r>
+        <w:rPr>
+          <w:lang w:val="es-419" w:eastAsia="es-CO"/>
+        </w:rPr>
+        <w:t>No mezclar especies.</w:t>
+      </w:r>
+    </w:p>
+    <w:p>
+      <w:pPr>
+        <w:pStyle w:val="Prrafodelista"/>
+        <w:numPr>
+          <w:ilvl w:val="0"/>
+          <w:numId w:val="10"/>
+        </w:numPr>
+        <w:ind w:left="993"/>
+        <w:rPr>
+          <w:lang w:val="es-419" w:eastAsia="es-CO"/>
+        </w:rPr>
+      </w:pPr>
+      <w:r>
+        <w:rPr>
+          <w:lang w:val="es-419" w:eastAsia="es-CO"/>
+        </w:rPr>
+        <w:t>Minimizar estrés y sufrimiento.</w:t>
+      </w:r>
+    </w:p>
+    <w:p>
+      <w:pPr>
+        <w:rPr>
+          <w:lang w:val="es-419" w:eastAsia="es-CO"/>
+        </w:rPr>
+      </w:pPr>
+      <w:r>
+        <w:rPr>
+          <w:lang w:val="es-419" w:eastAsia="es-CO"/>
+        </w:rPr>
+        <w:lastRenderedPageBreak/>
+        <w:t>(Regulado por Resoluciones 136 y 253 de 2020).</w:t>
       </w:r>
     </w:p>
     <w:p>
@@ -6967,6 +5885,1200 @@
           <w:b/>
           <w:bCs/>
         </w:rPr>
+        <w:t>Plantas de beneficio y procesamiento</w:t>
+      </w:r>
+    </w:p>
+    <w:p>
+      <w:pPr>
+        <w:pStyle w:val="Prrafodelista"/>
+        <w:numPr>
+          <w:ilvl w:val="0"/>
+          <w:numId w:val="11"/>
+        </w:numPr>
+        <w:ind w:left="993"/>
+        <w:rPr>
+          <w:lang w:val="es-419" w:eastAsia="es-CO"/>
+        </w:rPr>
+      </w:pPr>
+      <w:r>
+        <w:rPr>
+          <w:lang w:val="es-419" w:eastAsia="es-CO"/>
+        </w:rPr>
+        <w:t>Autorización sanitaria (INVIMA).</w:t>
+      </w:r>
+    </w:p>
+    <w:p>
+      <w:pPr>
+        <w:pStyle w:val="Prrafodelista"/>
+        <w:numPr>
+          <w:ilvl w:val="0"/>
+          <w:numId w:val="11"/>
+        </w:numPr>
+        <w:ind w:left="993"/>
+        <w:rPr>
+          <w:lang w:val="es-419" w:eastAsia="es-CO"/>
+        </w:rPr>
+      </w:pPr>
+      <w:r>
+        <w:rPr>
+          <w:lang w:val="es-419" w:eastAsia="es-CO"/>
+        </w:rPr>
+        <w:t>Implementación de BPM (Decreto 2674 de 2013).</w:t>
+      </w:r>
+    </w:p>
+    <w:p>
+      <w:pPr>
+        <w:pStyle w:val="Prrafodelista"/>
+        <w:numPr>
+          <w:ilvl w:val="0"/>
+          <w:numId w:val="11"/>
+        </w:numPr>
+        <w:ind w:left="993"/>
+        <w:rPr>
+          <w:lang w:val="es-419" w:eastAsia="es-CO"/>
+        </w:rPr>
+      </w:pPr>
+      <w:r>
+        <w:rPr>
+          <w:lang w:val="es-419" w:eastAsia="es-CO"/>
+        </w:rPr>
+        <w:t>Aplicación de sistemas HACCP.</w:t>
+      </w:r>
+    </w:p>
+    <w:p>
+      <w:pPr>
+        <w:pStyle w:val="Prrafodelista"/>
+        <w:numPr>
+          <w:ilvl w:val="0"/>
+          <w:numId w:val="11"/>
+        </w:numPr>
+        <w:ind w:left="993"/>
+        <w:rPr>
+          <w:lang w:val="es-419" w:eastAsia="es-CO"/>
+        </w:rPr>
+      </w:pPr>
+      <w:r>
+        <w:rPr>
+          <w:lang w:val="es-419" w:eastAsia="es-CO"/>
+        </w:rPr>
+        <w:t>Inspección ante y post mortem.</w:t>
+      </w:r>
+    </w:p>
+    <w:p>
+      <w:pPr>
+        <w:pStyle w:val="Prrafodelista"/>
+        <w:numPr>
+          <w:ilvl w:val="0"/>
+          <w:numId w:val="11"/>
+        </w:numPr>
+        <w:ind w:left="993"/>
+        <w:rPr>
+          <w:lang w:val="es-419" w:eastAsia="es-CO"/>
+        </w:rPr>
+      </w:pPr>
+      <w:r>
+        <w:rPr>
+          <w:lang w:val="es-419" w:eastAsia="es-CO"/>
+        </w:rPr>
+        <w:t>Métodos humanitarios de sacrificio.</w:t>
+      </w:r>
+    </w:p>
+    <w:p>
+      <w:pPr>
+        <w:rPr>
+          <w:lang w:val="es-419" w:eastAsia="es-CO"/>
+        </w:rPr>
+      </w:pPr>
+      <w:r>
+        <w:rPr>
+          <w:lang w:val="es-419" w:eastAsia="es-CO"/>
+        </w:rPr>
+        <w:t>(Reglamentado por Resoluciones 240 y 242 de 2013).</w:t>
+      </w:r>
+    </w:p>
+    <w:p>
+      <w:pPr>
+        <w:rPr>
+          <w:b/>
+          <w:bCs/>
+        </w:rPr>
+      </w:pPr>
+      <w:r>
+        <w:rPr>
+          <w:b/>
+          <w:bCs/>
+        </w:rPr>
+        <w:t>Expendio y almacenamiento</w:t>
+      </w:r>
+    </w:p>
+    <w:p>
+      <w:pPr>
+        <w:pStyle w:val="Prrafodelista"/>
+        <w:numPr>
+          <w:ilvl w:val="0"/>
+          <w:numId w:val="12"/>
+        </w:numPr>
+        <w:ind w:left="993"/>
+        <w:rPr>
+          <w:lang w:val="es-419" w:eastAsia="es-CO"/>
+        </w:rPr>
+      </w:pPr>
+      <w:r>
+        <w:rPr>
+          <w:lang w:val="es-419" w:eastAsia="es-CO"/>
+        </w:rPr>
+        <w:t>Registro sanitario vigente.</w:t>
+      </w:r>
+    </w:p>
+    <w:p>
+      <w:pPr>
+        <w:pStyle w:val="Prrafodelista"/>
+        <w:numPr>
+          <w:ilvl w:val="0"/>
+          <w:numId w:val="12"/>
+        </w:numPr>
+        <w:ind w:left="993"/>
+        <w:rPr>
+          <w:lang w:val="es-419" w:eastAsia="es-CO"/>
+        </w:rPr>
+      </w:pPr>
+      <w:r>
+        <w:rPr>
+          <w:lang w:val="es-419" w:eastAsia="es-CO"/>
+        </w:rPr>
+        <w:t>Control de temperatura.</w:t>
+      </w:r>
+    </w:p>
+    <w:p>
+      <w:pPr>
+        <w:pStyle w:val="Prrafodelista"/>
+        <w:numPr>
+          <w:ilvl w:val="0"/>
+          <w:numId w:val="12"/>
+        </w:numPr>
+        <w:ind w:left="993"/>
+        <w:rPr>
+          <w:lang w:val="es-419" w:eastAsia="es-CO"/>
+        </w:rPr>
+      </w:pPr>
+      <w:r>
+        <w:rPr>
+          <w:lang w:val="es-419" w:eastAsia="es-CO"/>
+        </w:rPr>
+        <w:t>Garantía de trazabilidad.</w:t>
+      </w:r>
+    </w:p>
+    <w:p>
+      <w:pPr>
+        <w:pStyle w:val="Prrafodelista"/>
+        <w:numPr>
+          <w:ilvl w:val="0"/>
+          <w:numId w:val="12"/>
+        </w:numPr>
+        <w:ind w:left="993"/>
+        <w:rPr>
+          <w:lang w:val="es-419" w:eastAsia="es-CO"/>
+        </w:rPr>
+      </w:pPr>
+      <w:r>
+        <w:rPr>
+          <w:lang w:val="es-419" w:eastAsia="es-CO"/>
+        </w:rPr>
+        <w:t>Prevención de contaminación cruzada.</w:t>
+      </w:r>
+    </w:p>
+    <w:p>
+      <w:r>
+        <w:rPr>
+          <w:b/>
+          <w:bCs/>
+        </w:rPr>
+        <w:t>Transporte de</w:t>
+      </w:r>
+      <w:r>
+        <w:t xml:space="preserve"> </w:t>
+      </w:r>
+      <w:r>
+        <w:rPr>
+          <w:b/>
+          <w:bCs/>
+        </w:rPr>
+        <w:t>carne</w:t>
+      </w:r>
+    </w:p>
+    <w:p>
+      <w:pPr>
+        <w:pStyle w:val="Prrafodelista"/>
+        <w:numPr>
+          <w:ilvl w:val="0"/>
+          <w:numId w:val="13"/>
+        </w:numPr>
+        <w:ind w:left="993"/>
+        <w:rPr>
+          <w:lang w:val="es-419" w:eastAsia="es-CO"/>
+        </w:rPr>
+      </w:pPr>
+      <w:r>
+        <w:rPr>
+          <w:lang w:val="es-419" w:eastAsia="es-CO"/>
+        </w:rPr>
+        <w:t>Vehículos refrigerados autorizados.</w:t>
+      </w:r>
+    </w:p>
+    <w:p>
+      <w:pPr>
+        <w:pStyle w:val="Prrafodelista"/>
+        <w:numPr>
+          <w:ilvl w:val="0"/>
+          <w:numId w:val="13"/>
+        </w:numPr>
+        <w:ind w:left="993"/>
+        <w:rPr>
+          <w:lang w:val="es-419" w:eastAsia="es-CO"/>
+        </w:rPr>
+      </w:pPr>
+      <w:r>
+        <w:rPr>
+          <w:lang w:val="es-419" w:eastAsia="es-CO"/>
+        </w:rPr>
+        <w:t>Mantenimiento de cadena de frío.</w:t>
+      </w:r>
+    </w:p>
+    <w:p>
+      <w:pPr>
+        <w:pStyle w:val="Prrafodelista"/>
+        <w:numPr>
+          <w:ilvl w:val="0"/>
+          <w:numId w:val="13"/>
+        </w:numPr>
+        <w:ind w:left="993"/>
+        <w:rPr>
+          <w:lang w:val="es-419" w:eastAsia="es-CO"/>
+        </w:rPr>
+      </w:pPr>
+      <w:r>
+        <w:rPr>
+          <w:lang w:val="es-419" w:eastAsia="es-CO"/>
+        </w:rPr>
+        <w:t>Documentación sanitaria del producto.</w:t>
+      </w:r>
+    </w:p>
+    <w:p>
+      <w:pPr>
+        <w:rPr>
+          <w:b/>
+          <w:bCs/>
+        </w:rPr>
+      </w:pPr>
+      <w:r>
+        <w:rPr>
+          <w:b/>
+          <w:bCs/>
+        </w:rPr>
+        <w:t>Empaque y etiquetado</w:t>
+      </w:r>
+    </w:p>
+    <w:p>
+      <w:pPr>
+        <w:rPr>
+          <w:lang w:val="es-419" w:eastAsia="es-CO"/>
+        </w:rPr>
+      </w:pPr>
+      <w:r>
+        <w:rPr>
+          <w:lang w:val="es-419" w:eastAsia="es-CO"/>
+        </w:rPr>
+        <w:t>Materiales inocuos.</w:t>
+      </w:r>
+    </w:p>
+    <w:p>
+      <w:pPr>
+        <w:rPr>
+          <w:lang w:val="es-419" w:eastAsia="es-CO"/>
+        </w:rPr>
+      </w:pPr>
+      <w:r>
+        <w:rPr>
+          <w:lang w:val="es-419" w:eastAsia="es-CO"/>
+        </w:rPr>
+        <w:t>Información obligatoria:</w:t>
+      </w:r>
+    </w:p>
+    <w:p>
+      <w:pPr>
+        <w:pStyle w:val="Prrafodelista"/>
+        <w:numPr>
+          <w:ilvl w:val="0"/>
+          <w:numId w:val="14"/>
+        </w:numPr>
+        <w:ind w:left="993"/>
+        <w:rPr>
+          <w:lang w:val="es-419" w:eastAsia="es-CO"/>
+        </w:rPr>
+      </w:pPr>
+      <w:r>
+        <w:rPr>
+          <w:lang w:val="es-419" w:eastAsia="es-CO"/>
+        </w:rPr>
+        <w:t>Nombre del producto.</w:t>
+      </w:r>
+    </w:p>
+    <w:p>
+      <w:pPr>
+        <w:pStyle w:val="Prrafodelista"/>
+        <w:numPr>
+          <w:ilvl w:val="0"/>
+          <w:numId w:val="14"/>
+        </w:numPr>
+        <w:ind w:left="993"/>
+        <w:rPr>
+          <w:lang w:val="es-419" w:eastAsia="es-CO"/>
+        </w:rPr>
+      </w:pPr>
+      <w:r>
+        <w:rPr>
+          <w:lang w:val="es-419" w:eastAsia="es-CO"/>
+        </w:rPr>
+        <w:lastRenderedPageBreak/>
+        <w:t>Fecha de beneficio.</w:t>
+      </w:r>
+    </w:p>
+    <w:p>
+      <w:pPr>
+        <w:pStyle w:val="Prrafodelista"/>
+        <w:numPr>
+          <w:ilvl w:val="0"/>
+          <w:numId w:val="14"/>
+        </w:numPr>
+        <w:ind w:left="993"/>
+        <w:rPr>
+          <w:lang w:val="es-419" w:eastAsia="es-CO"/>
+        </w:rPr>
+      </w:pPr>
+      <w:r>
+        <w:rPr>
+          <w:lang w:val="es-419" w:eastAsia="es-CO"/>
+        </w:rPr>
+        <w:t>Fecha de vencimiento.</w:t>
+      </w:r>
+    </w:p>
+    <w:p>
+      <w:pPr>
+        <w:pStyle w:val="Prrafodelista"/>
+        <w:numPr>
+          <w:ilvl w:val="0"/>
+          <w:numId w:val="14"/>
+        </w:numPr>
+        <w:ind w:left="993"/>
+        <w:rPr>
+          <w:lang w:val="es-419" w:eastAsia="es-CO"/>
+        </w:rPr>
+      </w:pPr>
+      <w:r>
+        <w:rPr>
+          <w:lang w:val="es-419" w:eastAsia="es-CO"/>
+        </w:rPr>
+        <w:t>Condiciones de conservación.</w:t>
+      </w:r>
+    </w:p>
+    <w:p>
+      <w:pPr>
+        <w:rPr>
+          <w:lang w:val="es-419" w:eastAsia="es-CO"/>
+        </w:rPr>
+      </w:pPr>
+      <w:r>
+        <w:rPr>
+          <w:lang w:val="es-419" w:eastAsia="es-CO"/>
+        </w:rPr>
+        <w:t>La producción primaria de la carne</w:t>
+      </w:r>
+      <w:r>
+        <w:rPr>
+          <w:lang w:val="es-419" w:eastAsia="es-CO"/>
+        </w:rPr>
+        <w:t>,</w:t>
+      </w:r>
+      <w:r>
+        <w:rPr>
+          <w:lang w:val="es-419" w:eastAsia="es-CO"/>
+        </w:rPr>
+        <w:t xml:space="preserve"> según el decreto 1500</w:t>
+      </w:r>
+      <w:r>
+        <w:rPr>
+          <w:lang w:val="es-419" w:eastAsia="es-CO"/>
+        </w:rPr>
+        <w:t>,</w:t>
+      </w:r>
+      <w:r>
+        <w:rPr>
+          <w:lang w:val="es-419" w:eastAsia="es-CO"/>
+        </w:rPr>
+        <w:t xml:space="preserve"> requiere lo siguiente:</w:t>
+      </w:r>
+    </w:p>
+    <w:p>
+      <w:pPr>
+        <w:pStyle w:val="Prrafodelista"/>
+        <w:numPr>
+          <w:ilvl w:val="0"/>
+          <w:numId w:val="15"/>
+        </w:numPr>
+        <w:ind w:left="993"/>
+        <w:rPr>
+          <w:lang w:val="es-419" w:eastAsia="es-CO"/>
+        </w:rPr>
+      </w:pPr>
+      <w:r>
+        <w:rPr>
+          <w:lang w:val="es-419" w:eastAsia="es-CO"/>
+        </w:rPr>
+        <w:t>Inscripción y certificación sanitaria de predio.</w:t>
+      </w:r>
+    </w:p>
+    <w:p>
+      <w:pPr>
+        <w:pStyle w:val="Prrafodelista"/>
+        <w:numPr>
+          <w:ilvl w:val="0"/>
+          <w:numId w:val="15"/>
+        </w:numPr>
+        <w:ind w:left="993"/>
+        <w:rPr>
+          <w:lang w:val="es-419" w:eastAsia="es-CO"/>
+        </w:rPr>
+      </w:pPr>
+      <w:r>
+        <w:rPr>
+          <w:lang w:val="es-419" w:eastAsia="es-CO"/>
+        </w:rPr>
+        <w:t>Instalaciones y áreas de producción primaria.</w:t>
+      </w:r>
+    </w:p>
+    <w:p>
+      <w:pPr>
+        <w:pStyle w:val="Prrafodelista"/>
+        <w:numPr>
+          <w:ilvl w:val="0"/>
+          <w:numId w:val="15"/>
+        </w:numPr>
+        <w:ind w:left="993"/>
+        <w:rPr>
+          <w:lang w:val="es-419" w:eastAsia="es-CO"/>
+        </w:rPr>
+      </w:pPr>
+      <w:r>
+        <w:rPr>
+          <w:lang w:val="es-419" w:eastAsia="es-CO"/>
+        </w:rPr>
+        <w:t>Condiciones de higiene.</w:t>
+      </w:r>
+    </w:p>
+    <w:p>
+      <w:pPr>
+        <w:pStyle w:val="Prrafodelista"/>
+        <w:numPr>
+          <w:ilvl w:val="0"/>
+          <w:numId w:val="15"/>
+        </w:numPr>
+        <w:ind w:left="993"/>
+        <w:rPr>
+          <w:lang w:val="es-419" w:eastAsia="es-CO"/>
+        </w:rPr>
+      </w:pPr>
+      <w:r>
+        <w:rPr>
+          <w:lang w:val="es-419" w:eastAsia="es-CO"/>
+        </w:rPr>
+        <w:t>Obligaciones sanitarias.</w:t>
+      </w:r>
+    </w:p>
+    <w:p>
+      <w:pPr>
+        <w:pStyle w:val="Prrafodelista"/>
+        <w:numPr>
+          <w:ilvl w:val="0"/>
+          <w:numId w:val="15"/>
+        </w:numPr>
+        <w:ind w:left="993"/>
+        <w:rPr>
+          <w:lang w:val="es-419" w:eastAsia="es-CO"/>
+        </w:rPr>
+      </w:pPr>
+      <w:r>
+        <w:rPr>
+          <w:lang w:val="es-419" w:eastAsia="es-CO"/>
+        </w:rPr>
+        <w:t>Plan de saneamiento.</w:t>
+      </w:r>
+    </w:p>
+    <w:p>
+      <w:pPr>
+        <w:pStyle w:val="Ttulo2"/>
+      </w:pPr>
+      <w:r>
+        <w:tab/>
+      </w:r>
+      <w:bookmarkStart w:id="3" w:name="_Toc230628034"/>
+      <w:r>
+        <w:t>Resolución 2674 de 2013 y requisitos sanitarios</w:t>
+      </w:r>
+      <w:bookmarkEnd w:id="3"/>
+    </w:p>
+    <w:p>
+      <w:pPr>
+        <w:rPr>
+          <w:lang w:val="es-419" w:eastAsia="es-CO"/>
+        </w:rPr>
+      </w:pPr>
+      <w:r>
+        <w:rPr>
+          <w:lang w:val="es-419" w:eastAsia="es-CO"/>
+        </w:rPr>
+        <w:t>Los requisitos sanitarios de la industria cárnica garantizan la inocuidad mediante el control del personal, instalaciones, procesos y bienestar animal. Estos requisitos son:</w:t>
+      </w:r>
+    </w:p>
+    <w:p>
+      <w:pPr>
+        <w:rPr>
+          <w:b/>
+          <w:bCs/>
+        </w:rPr>
+      </w:pPr>
+      <w:r>
+        <w:rPr>
+          <w:b/>
+          <w:bCs/>
+        </w:rPr>
+        <w:t>Personal manipulador</w:t>
+      </w:r>
+    </w:p>
+    <w:p>
+      <w:pPr>
+        <w:pStyle w:val="Prrafodelista"/>
+        <w:numPr>
+          <w:ilvl w:val="0"/>
+          <w:numId w:val="16"/>
+        </w:numPr>
+        <w:ind w:left="993"/>
+        <w:rPr>
+          <w:lang w:val="es-419" w:eastAsia="es-CO"/>
+        </w:rPr>
+      </w:pPr>
+      <w:r>
+        <w:rPr>
+          <w:lang w:val="es-419" w:eastAsia="es-CO"/>
+        </w:rPr>
+        <w:t>Capacitación certificada.</w:t>
+      </w:r>
+    </w:p>
+    <w:p>
+      <w:pPr>
+        <w:pStyle w:val="Prrafodelista"/>
+        <w:numPr>
+          <w:ilvl w:val="0"/>
+          <w:numId w:val="16"/>
+        </w:numPr>
+        <w:ind w:left="993"/>
+        <w:rPr>
+          <w:lang w:val="es-419" w:eastAsia="es-CO"/>
+        </w:rPr>
+      </w:pPr>
+      <w:r>
+        <w:rPr>
+          <w:lang w:val="es-419" w:eastAsia="es-CO"/>
+        </w:rPr>
+        <w:t>Buen estado de salud.</w:t>
+      </w:r>
+    </w:p>
+    <w:p>
+      <w:pPr>
+        <w:pStyle w:val="Prrafodelista"/>
+        <w:numPr>
+          <w:ilvl w:val="0"/>
+          <w:numId w:val="16"/>
+        </w:numPr>
+        <w:ind w:left="993"/>
+        <w:rPr>
+          <w:lang w:val="es-419" w:eastAsia="es-CO"/>
+        </w:rPr>
+      </w:pPr>
+      <w:r>
+        <w:rPr>
+          <w:lang w:val="es-419" w:eastAsia="es-CO"/>
+        </w:rPr>
+        <w:t>Uso obligatorio de elementos de protección personal.</w:t>
+      </w:r>
+    </w:p>
+    <w:p>
+      <w:pPr>
+        <w:rPr>
+          <w:b/>
+          <w:bCs/>
+        </w:rPr>
+      </w:pPr>
+      <w:r>
+        <w:rPr>
+          <w:b/>
+          <w:bCs/>
+        </w:rPr>
+        <w:t>Equipos e instalaciones</w:t>
+      </w:r>
+    </w:p>
+    <w:p>
+      <w:pPr>
+        <w:pStyle w:val="Prrafodelista"/>
+        <w:numPr>
+          <w:ilvl w:val="0"/>
+          <w:numId w:val="17"/>
+        </w:numPr>
+        <w:ind w:left="993"/>
+        <w:rPr>
+          <w:lang w:val="es-419" w:eastAsia="es-CO"/>
+        </w:rPr>
+      </w:pPr>
+      <w:r>
+        <w:rPr>
+          <w:lang w:val="es-419" w:eastAsia="es-CO"/>
+        </w:rPr>
+        <w:t>Materiales sanitarios e inocuos.</w:t>
+      </w:r>
+    </w:p>
+    <w:p>
+      <w:pPr>
+        <w:pStyle w:val="Prrafodelista"/>
+        <w:numPr>
+          <w:ilvl w:val="0"/>
+          <w:numId w:val="17"/>
+        </w:numPr>
+        <w:ind w:left="993"/>
+        <w:rPr>
+          <w:lang w:val="es-419" w:eastAsia="es-CO"/>
+        </w:rPr>
+      </w:pPr>
+      <w:r>
+        <w:rPr>
+          <w:lang w:val="es-419" w:eastAsia="es-CO"/>
+        </w:rPr>
+        <w:t>Diseño higiénico.</w:t>
+      </w:r>
+    </w:p>
+    <w:p>
+      <w:pPr>
+        <w:pStyle w:val="Prrafodelista"/>
+        <w:numPr>
+          <w:ilvl w:val="0"/>
+          <w:numId w:val="17"/>
+        </w:numPr>
+        <w:ind w:left="993"/>
+        <w:rPr>
+          <w:lang w:val="es-419" w:eastAsia="es-CO"/>
+        </w:rPr>
+      </w:pPr>
+      <w:r>
+        <w:rPr>
+          <w:lang w:val="es-419" w:eastAsia="es-CO"/>
+        </w:rPr>
+        <w:t>Mantenimiento periódico.</w:t>
+      </w:r>
+    </w:p>
+    <w:p>
+      <w:pPr>
+        <w:ind w:left="633" w:firstLine="0"/>
+        <w:rPr>
+          <w:lang w:val="es-419" w:eastAsia="es-CO"/>
+        </w:rPr>
+      </w:pPr>
+    </w:p>
+    <w:p>
+      <w:pPr>
+        <w:rPr>
+          <w:b/>
+          <w:bCs/>
+        </w:rPr>
+      </w:pPr>
+      <w:r>
+        <w:rPr>
+          <w:b/>
+          <w:bCs/>
+        </w:rPr>
+        <w:lastRenderedPageBreak/>
+        <w:t>Limpieza y desinfección</w:t>
+      </w:r>
+    </w:p>
+    <w:p>
+      <w:pPr>
+        <w:pStyle w:val="Prrafodelista"/>
+        <w:numPr>
+          <w:ilvl w:val="0"/>
+          <w:numId w:val="18"/>
+        </w:numPr>
+        <w:ind w:left="993"/>
+        <w:rPr>
+          <w:lang w:val="es-419" w:eastAsia="es-CO"/>
+        </w:rPr>
+      </w:pPr>
+      <w:r>
+        <w:rPr>
+          <w:lang w:val="es-419" w:eastAsia="es-CO"/>
+        </w:rPr>
+        <w:t>Programas POES.</w:t>
+      </w:r>
+    </w:p>
+    <w:p>
+      <w:pPr>
+        <w:pStyle w:val="Prrafodelista"/>
+        <w:numPr>
+          <w:ilvl w:val="0"/>
+          <w:numId w:val="18"/>
+        </w:numPr>
+        <w:ind w:left="993"/>
+        <w:rPr>
+          <w:lang w:val="es-419" w:eastAsia="es-CO"/>
+        </w:rPr>
+      </w:pPr>
+      <w:r>
+        <w:rPr>
+          <w:lang w:val="es-419" w:eastAsia="es-CO"/>
+        </w:rPr>
+        <w:t>Uso de desinfectantes aprobados.</w:t>
+      </w:r>
+    </w:p>
+    <w:p>
+      <w:pPr>
+        <w:rPr>
+          <w:b/>
+          <w:bCs/>
+        </w:rPr>
+      </w:pPr>
+      <w:r>
+        <w:rPr>
+          <w:b/>
+          <w:bCs/>
+        </w:rPr>
+        <w:t>Control de plagas</w:t>
+      </w:r>
+    </w:p>
+    <w:p>
+      <w:pPr>
+        <w:pStyle w:val="Prrafodelista"/>
+        <w:numPr>
+          <w:ilvl w:val="0"/>
+          <w:numId w:val="19"/>
+        </w:numPr>
+        <w:ind w:left="993"/>
+        <w:rPr>
+          <w:lang w:val="es-419" w:eastAsia="es-CO"/>
+        </w:rPr>
+      </w:pPr>
+      <w:r>
+        <w:rPr>
+          <w:lang w:val="es-419" w:eastAsia="es-CO"/>
+        </w:rPr>
+        <w:t>Programas preventivos.</w:t>
+      </w:r>
+    </w:p>
+    <w:p>
+      <w:pPr>
+        <w:pStyle w:val="Prrafodelista"/>
+        <w:numPr>
+          <w:ilvl w:val="0"/>
+          <w:numId w:val="19"/>
+        </w:numPr>
+        <w:ind w:left="993"/>
+        <w:rPr>
+          <w:lang w:val="es-419" w:eastAsia="es-CO"/>
+        </w:rPr>
+      </w:pPr>
+      <w:r>
+        <w:rPr>
+          <w:lang w:val="es-419" w:eastAsia="es-CO"/>
+        </w:rPr>
+        <w:t>Monitoreo permanente.</w:t>
+      </w:r>
+    </w:p>
+    <w:p>
+      <w:pPr>
+        <w:rPr>
+          <w:b/>
+          <w:bCs/>
+        </w:rPr>
+      </w:pPr>
+      <w:r>
+        <w:rPr>
+          <w:b/>
+          <w:bCs/>
+        </w:rPr>
+        <w:t>Manejo de residuos</w:t>
+      </w:r>
+    </w:p>
+    <w:p>
+      <w:pPr>
+        <w:pStyle w:val="Prrafodelista"/>
+        <w:numPr>
+          <w:ilvl w:val="0"/>
+          <w:numId w:val="20"/>
+        </w:numPr>
+        <w:ind w:left="993"/>
+        <w:rPr>
+          <w:lang w:val="es-419" w:eastAsia="es-CO"/>
+        </w:rPr>
+      </w:pPr>
+      <w:r>
+        <w:rPr>
+          <w:lang w:val="es-419" w:eastAsia="es-CO"/>
+        </w:rPr>
+        <w:t>Clasificación y disposición adecuada.</w:t>
+      </w:r>
+    </w:p>
+    <w:p>
+      <w:pPr>
+        <w:rPr>
+          <w:b/>
+          <w:bCs/>
+        </w:rPr>
+      </w:pPr>
+      <w:r>
+        <w:rPr>
+          <w:b/>
+          <w:bCs/>
+        </w:rPr>
+        <w:t>Control de procesos</w:t>
+      </w:r>
+    </w:p>
+    <w:p>
+      <w:pPr>
+        <w:pStyle w:val="Prrafodelista"/>
+        <w:numPr>
+          <w:ilvl w:val="0"/>
+          <w:numId w:val="20"/>
+        </w:numPr>
+        <w:ind w:left="993"/>
+        <w:rPr>
+          <w:lang w:val="es-419" w:eastAsia="es-CO"/>
+        </w:rPr>
+      </w:pPr>
+      <w:r>
+        <w:rPr>
+          <w:lang w:val="es-419" w:eastAsia="es-CO"/>
+        </w:rPr>
+        <w:t>Control de temperatura.</w:t>
+      </w:r>
+    </w:p>
+    <w:p>
+      <w:pPr>
+        <w:pStyle w:val="Prrafodelista"/>
+        <w:numPr>
+          <w:ilvl w:val="0"/>
+          <w:numId w:val="20"/>
+        </w:numPr>
+        <w:ind w:left="993"/>
+        <w:rPr>
+          <w:lang w:val="es-419" w:eastAsia="es-CO"/>
+        </w:rPr>
+      </w:pPr>
+      <w:r>
+        <w:rPr>
+          <w:lang w:val="es-419" w:eastAsia="es-CO"/>
+        </w:rPr>
+        <w:t>Supervisión continua.</w:t>
+      </w:r>
+    </w:p>
+    <w:p>
+      <w:pPr>
+        <w:pStyle w:val="Prrafodelista"/>
+        <w:numPr>
+          <w:ilvl w:val="0"/>
+          <w:numId w:val="20"/>
+        </w:numPr>
+        <w:ind w:left="993"/>
+        <w:rPr>
+          <w:lang w:val="es-419" w:eastAsia="es-CO"/>
+        </w:rPr>
+      </w:pPr>
+      <w:r>
+        <w:rPr>
+          <w:lang w:val="es-419" w:eastAsia="es-CO"/>
+        </w:rPr>
+        <w:t>Aplicación de HACCP.</w:t>
+      </w:r>
+    </w:p>
+    <w:p>
+      <w:pPr>
+        <w:rPr>
+          <w:lang w:val="es-419" w:eastAsia="es-CO"/>
+        </w:rPr>
+      </w:pPr>
+      <w:r>
+        <w:rPr>
+          <w:lang w:val="es-419" w:eastAsia="es-CO"/>
+        </w:rPr>
+        <w:t>Los requisitos sanitarios garantizan la inocuidad mediante el control del personal, procesos, instalaciones y bienestar animal, clave para la calidad y seguridad de la carne.</w:t>
+      </w:r>
+    </w:p>
+    <w:p>
+      <w:pPr>
+        <w:pStyle w:val="Ttulo2"/>
+      </w:pPr>
+      <w:bookmarkStart w:id="4" w:name="_Toc230628035"/>
+      <w:r>
+        <w:t>Importancia de la normatividad en la inocuidad de la carne</w:t>
+      </w:r>
+      <w:bookmarkEnd w:id="4"/>
+    </w:p>
+    <w:p>
+      <w:pPr>
+        <w:rPr>
+          <w:lang w:val="es-419" w:eastAsia="es-CO"/>
+        </w:rPr>
+      </w:pPr>
+      <w:r>
+        <w:rPr>
+          <w:lang w:val="es-419" w:eastAsia="es-CO"/>
+        </w:rPr>
+        <w:t>La normatividad sanitaria en la industria cárnica es fundamental para garantizar la inocuidad, ya que regula toda la cadena productiva con lineamientos técnicos obligatorios. Su importancia radica en el enfoque preventivo, la reducción de enfermedades, la estandarización de procesos, la responsabilidad legal y su impacto en la calidad y acceso a mercados.</w:t>
+      </w:r>
+    </w:p>
+    <w:p>
+      <w:pPr>
+        <w:rPr>
+          <w:lang w:val="es-419" w:eastAsia="es-CO"/>
+        </w:rPr>
+      </w:pPr>
+    </w:p>
+    <w:p>
+      <w:pPr>
+        <w:rPr>
+          <w:b/>
+          <w:bCs/>
+        </w:rPr>
+      </w:pPr>
+      <w:r>
+        <w:rPr>
+          <w:b/>
+          <w:bCs/>
+        </w:rPr>
+        <w:lastRenderedPageBreak/>
+        <w:t>Enfoque preventivo de la normatividad</w:t>
+      </w:r>
+    </w:p>
+    <w:p>
+      <w:pPr>
+        <w:rPr>
+          <w:lang w:val="es-419" w:eastAsia="es-CO"/>
+        </w:rPr>
+      </w:pPr>
+      <w:r>
+        <w:rPr>
+          <w:lang w:val="es-419" w:eastAsia="es-CO"/>
+        </w:rPr>
+        <w:t>La legislación sanitaria cárnica es preventiva, controla riesgos desde el inicio y asegura la inocuidad en toda la cadena productiva. Los fundamentos del enfoque preventivo son:</w:t>
+      </w:r>
+    </w:p>
+    <w:p>
+      <w:pPr>
+        <w:rPr>
+          <w:b/>
+          <w:bCs/>
+        </w:rPr>
+      </w:pPr>
+      <w:r>
+        <w:rPr>
+          <w:b/>
+          <w:bCs/>
+        </w:rPr>
+        <w:t>Identificación de peligros</w:t>
+      </w:r>
+    </w:p>
+    <w:p>
+      <w:pPr>
+        <w:rPr>
+          <w:lang w:val="es-419" w:eastAsia="es-CO"/>
+        </w:rPr>
+      </w:pPr>
+      <w:r>
+        <w:rPr>
+          <w:lang w:val="es-419" w:eastAsia="es-CO"/>
+        </w:rPr>
+        <w:t>Consiste en identificar los riesgos que pueden contaminar la carne durante el proceso.</w:t>
+      </w:r>
+    </w:p>
+    <w:p>
+      <w:pPr>
+        <w:rPr>
+          <w:lang w:val="es-419" w:eastAsia="es-CO"/>
+        </w:rPr>
+      </w:pPr>
+      <w:r>
+        <w:rPr>
+          <w:lang w:val="es-419" w:eastAsia="es-CO"/>
+        </w:rPr>
+        <w:t>Tipos de peligros</w:t>
+      </w:r>
+    </w:p>
+    <w:p>
+      <w:pPr>
+        <w:pStyle w:val="Prrafodelista"/>
+        <w:numPr>
+          <w:ilvl w:val="0"/>
+          <w:numId w:val="21"/>
+        </w:numPr>
+        <w:ind w:left="993"/>
+        <w:rPr>
+          <w:lang w:val="es-419" w:eastAsia="es-CO"/>
+        </w:rPr>
+      </w:pPr>
+      <w:r>
+        <w:rPr>
+          <w:lang w:val="es-419" w:eastAsia="es-CO"/>
+        </w:rPr>
+        <w:t>Biológicos: bacterias, virus y parásitos.</w:t>
+      </w:r>
+    </w:p>
+    <w:p>
+      <w:pPr>
+        <w:pStyle w:val="Prrafodelista"/>
+        <w:numPr>
+          <w:ilvl w:val="0"/>
+          <w:numId w:val="21"/>
+        </w:numPr>
+        <w:ind w:left="993"/>
+        <w:rPr>
+          <w:lang w:val="es-419" w:eastAsia="es-CO"/>
+        </w:rPr>
+      </w:pPr>
+      <w:r>
+        <w:rPr>
+          <w:lang w:val="es-419" w:eastAsia="es-CO"/>
+        </w:rPr>
+        <w:t>Químicos: residuos de medicamentos o sustancias.</w:t>
+      </w:r>
+    </w:p>
+    <w:p>
+      <w:pPr>
+        <w:pStyle w:val="Prrafodelista"/>
+        <w:numPr>
+          <w:ilvl w:val="0"/>
+          <w:numId w:val="21"/>
+        </w:numPr>
+        <w:ind w:left="993"/>
+        <w:rPr>
+          <w:lang w:val="es-419" w:eastAsia="es-CO"/>
+        </w:rPr>
+      </w:pPr>
+      <w:r>
+        <w:rPr>
+          <w:lang w:val="es-419" w:eastAsia="es-CO"/>
+        </w:rPr>
+        <w:t>Físicos: objetos como metal, vidrio o plástico.</w:t>
+      </w:r>
+    </w:p>
+    <w:p>
+      <w:pPr>
+        <w:rPr>
+          <w:lang w:val="es-419" w:eastAsia="es-CO"/>
+        </w:rPr>
+      </w:pPr>
+      <w:r>
+        <w:rPr>
+          <w:lang w:val="es-419" w:eastAsia="es-CO"/>
+        </w:rPr>
+        <w:t>Ejemplo: un mal eviscerado puede contaminar la carne con contenido intestinal.</w:t>
+      </w:r>
+    </w:p>
+    <w:p>
+      <w:pPr>
+        <w:rPr>
+          <w:b/>
+          <w:bCs/>
+        </w:rPr>
+      </w:pPr>
+      <w:r>
+        <w:rPr>
+          <w:b/>
+          <w:bCs/>
+        </w:rPr>
+        <w:t>Evaluación del riesgo</w:t>
+      </w:r>
+    </w:p>
+    <w:p>
+      <w:pPr>
+        <w:rPr>
+          <w:lang w:val="es-419" w:eastAsia="es-CO"/>
+        </w:rPr>
+      </w:pPr>
+      <w:r>
+        <w:rPr>
+          <w:lang w:val="es-419" w:eastAsia="es-CO"/>
+        </w:rPr>
+        <w:t>Análisis de riesgos: evaluar probabilidad e impacto.</w:t>
+      </w:r>
+    </w:p>
+    <w:p>
+      <w:pPr>
+        <w:rPr>
+          <w:lang w:val="es-419" w:eastAsia="es-CO"/>
+        </w:rPr>
+      </w:pPr>
+      <w:r>
+        <w:rPr>
+          <w:lang w:val="es-419" w:eastAsia="es-CO"/>
+        </w:rPr>
+        <w:t>Clasificación: alto, medio, bajo.</w:t>
+      </w:r>
+    </w:p>
+    <w:p>
+      <w:pPr>
+        <w:rPr>
+          <w:lang w:val="es-419" w:eastAsia="es-CO"/>
+        </w:rPr>
+      </w:pPr>
+      <w:r>
+        <w:rPr>
+          <w:lang w:val="es-419" w:eastAsia="es-CO"/>
+        </w:rPr>
+        <w:t xml:space="preserve">Ejemplo: </w:t>
+      </w:r>
+      <w:r>
+        <w:rPr>
+          <w:rStyle w:val="Extranjerismo"/>
+          <w:lang w:val="es-419" w:eastAsia="es-CO"/>
+        </w:rPr>
+        <w:t>Salmonella</w:t>
+      </w:r>
+      <w:r>
+        <w:rPr>
+          <w:lang w:val="es-419" w:eastAsia="es-CO"/>
+        </w:rPr>
+        <w:t xml:space="preserve"> → riesgo alto.</w:t>
+      </w:r>
+    </w:p>
+    <w:p>
+      <w:pPr>
+        <w:rPr>
+          <w:lang w:val="es-419" w:eastAsia="es-CO"/>
+        </w:rPr>
+      </w:pPr>
+      <w:r>
+        <w:rPr>
+          <w:lang w:val="es-419" w:eastAsia="es-CO"/>
+        </w:rPr>
+        <w:t>Control: aplicar medidas en puntos críticos del proceso.</w:t>
+      </w:r>
+    </w:p>
+    <w:p>
+      <w:pPr>
+        <w:rPr>
+          <w:b/>
+          <w:bCs/>
+        </w:rPr>
+      </w:pPr>
+      <w:r>
+        <w:rPr>
+          <w:b/>
+          <w:bCs/>
+        </w:rPr>
         <w:t>Características de un Punto Crítico de Control (PCC)</w:t>
       </w:r>
     </w:p>
@@ -7024,6 +7136,7 @@
         <w:rPr>
           <w:lang w:val="es-419" w:eastAsia="es-CO"/>
         </w:rPr>
+        <w:lastRenderedPageBreak/>
         <w:t>Tiene límites definidos (</w:t>
       </w:r>
       <w:proofErr w:type="spellStart"/>
@@ -7370,6 +7483,7 @@
               <w:pStyle w:val="Tablas"/>
             </w:pPr>
             <w:r>
+              <w:lastRenderedPageBreak/>
               <w:t>HACCP</w:t>
             </w:r>
           </w:p>
@@ -7419,48 +7533,6 @@
     </w:p>
     <w:p>
       <w:pPr>
-        <w:pStyle w:val="Ttulo3"/>
-      </w:pPr>
-      <w:r>
-        <w:t>Articulación institucional</w:t>
-      </w:r>
-    </w:p>
-    <w:p>
-      <w:pPr>
-        <w:rPr>
-          <w:lang w:val="es-419" w:eastAsia="es-CO"/>
-        </w:rPr>
-      </w:pPr>
-      <w:r>
-        <w:rPr>
-          <w:lang w:val="es-419" w:eastAsia="es-CO"/>
-        </w:rPr>
-        <w:t>El control sanitario en la cadena cárnica cubre todas las etapas bajo supervisión del ICA y el INVIMA, garantizando la inocuidad “de la granja a la mesa”.</w:t>
-      </w:r>
-    </w:p>
-    <w:p>
-      <w:pPr>
-        <w:pStyle w:val="Ttulo3"/>
-      </w:pPr>
-      <w:r>
-        <w:t>Reducción de enfermedades transmitidas por alimentos (ETA)</w:t>
-      </w:r>
-    </w:p>
-    <w:p>
-      <w:pPr>
-        <w:rPr>
-          <w:lang w:val="es-419" w:eastAsia="es-CO"/>
-        </w:rPr>
-      </w:pPr>
-      <w:r>
-        <w:rPr>
-          <w:lang w:val="es-419" w:eastAsia="es-CO"/>
-        </w:rPr>
-        <w:t>La reducción de enfermedades transmitidas por alimentos se logra mediante control sanitario, buenas prácticas, vigilancia continua y prevención de riesgos en toda la cadena cárnica.</w:t>
-      </w:r>
-    </w:p>
-    <w:p>
-      <w:pPr>
         <w:rPr>
           <w:b/>
           <w:bCs/>
@@ -7471,69 +7543,24 @@
           <w:b/>
           <w:bCs/>
         </w:rPr>
-        <w:t>Acciones establecidas por la normatividad</w:t>
-      </w:r>
-    </w:p>
-    <w:p>
-      <w:pPr>
-        <w:pStyle w:val="Prrafodelista"/>
-        <w:numPr>
-          <w:ilvl w:val="0"/>
-          <w:numId w:val="24"/>
-        </w:numPr>
-        <w:ind w:left="993"/>
-        <w:rPr>
-          <w:lang w:val="es-419" w:eastAsia="es-CO"/>
-        </w:rPr>
-      </w:pPr>
-      <w:r>
-        <w:rPr>
-          <w:lang w:val="es-419" w:eastAsia="es-CO"/>
-        </w:rPr>
-        <w:t>Control microbiológico.</w:t>
-      </w:r>
-    </w:p>
-    <w:p>
-      <w:pPr>
-        <w:pStyle w:val="Prrafodelista"/>
-        <w:numPr>
-          <w:ilvl w:val="0"/>
-          <w:numId w:val="24"/>
-        </w:numPr>
-        <w:ind w:left="993"/>
-        <w:rPr>
-          <w:lang w:val="es-419" w:eastAsia="es-CO"/>
-        </w:rPr>
-      </w:pPr>
-      <w:r>
-        <w:rPr>
-          <w:lang w:val="es-419" w:eastAsia="es-CO"/>
-        </w:rPr>
-        <w:t>Manejo adecuado de temperaturas.</w:t>
-      </w:r>
-    </w:p>
-    <w:p>
-      <w:pPr>
-        <w:pStyle w:val="Prrafodelista"/>
-        <w:numPr>
-          <w:ilvl w:val="0"/>
-          <w:numId w:val="24"/>
-        </w:numPr>
-        <w:ind w:left="993"/>
-        <w:rPr>
-          <w:lang w:val="es-419" w:eastAsia="es-CO"/>
-        </w:rPr>
-      </w:pPr>
-      <w:r>
-        <w:rPr>
-          <w:lang w:val="es-419" w:eastAsia="es-CO"/>
-        </w:rPr>
-        <w:t>Higiene en procesos.</w:t>
-      </w:r>
-    </w:p>
-    <w:p>
-      <w:pPr>
-        <w:ind w:left="633" w:firstLine="0"/>
+        <w:t>Articulación institucional</w:t>
+      </w:r>
+    </w:p>
+    <w:p>
+      <w:pPr>
+        <w:rPr>
+          <w:lang w:val="es-419" w:eastAsia="es-CO"/>
+        </w:rPr>
+      </w:pPr>
+      <w:r>
+        <w:rPr>
+          <w:lang w:val="es-419" w:eastAsia="es-CO"/>
+        </w:rPr>
+        <w:t>El control sanitario en la cadena cárnica cubre todas las etapas bajo supervisión del ICA y el INVIMA, garantizando la inocuidad “de la granja a la mesa”.</w:t>
+      </w:r>
+    </w:p>
+    <w:p>
+      <w:pPr>
         <w:rPr>
           <w:b/>
           <w:bCs/>
@@ -7544,365 +7571,151 @@
           <w:b/>
           <w:bCs/>
         </w:rPr>
-        <w:t>Resultados en salud pública</w:t>
-      </w:r>
-    </w:p>
-    <w:p>
-      <w:pPr>
-        <w:ind w:left="633" w:firstLine="0"/>
-        <w:rPr>
-          <w:lang w:val="es-419" w:eastAsia="es-CO"/>
-        </w:rPr>
-      </w:pPr>
-      <w:r>
-        <w:rPr>
-          <w:lang w:val="es-419" w:eastAsia="es-CO"/>
-        </w:rPr>
-        <w:t xml:space="preserve">Disminución de riesgos como </w:t>
-      </w:r>
-      <w:r>
-        <w:rPr>
-          <w:rStyle w:val="Extranjerismo"/>
-          <w:lang w:val="es-419" w:eastAsia="es-CO"/>
-        </w:rPr>
-        <w:t xml:space="preserve">Salmonella, E. </w:t>
-      </w:r>
-      <w:proofErr w:type="spellStart"/>
-      <w:r>
-        <w:rPr>
-          <w:rStyle w:val="Extranjerismo"/>
-          <w:lang w:val="es-419" w:eastAsia="es-CO"/>
-        </w:rPr>
-        <w:t>coli</w:t>
-      </w:r>
-      <w:proofErr w:type="spellEnd"/>
-      <w:r>
-        <w:rPr>
-          <w:rStyle w:val="Extranjerismo"/>
-          <w:lang w:val="es-419" w:eastAsia="es-CO"/>
-        </w:rPr>
-        <w:t>, Listeria</w:t>
-      </w:r>
-      <w:r>
-        <w:rPr>
-          <w:lang w:val="es-419" w:eastAsia="es-CO"/>
-        </w:rPr>
-        <w:t>.</w:t>
-      </w:r>
-    </w:p>
-    <w:p>
-      <w:pPr>
-        <w:pStyle w:val="Ttulo3"/>
-      </w:pPr>
-      <w:r>
-        <w:t>Estandarización de procesos.</w:t>
-      </w:r>
-    </w:p>
-    <w:p>
-      <w:r>
-        <w:t>La estandarización de procesos en la industria cárnica define procedimientos uniformes para toda la cadena productiva, garantizando consistencia, reduciendo errores y asegurando la calidad e inocuidad del producto.</w:t>
-      </w:r>
-    </w:p>
-    <w:p>
-      <w:pPr>
-        <w:pStyle w:val="Ttulo3"/>
-      </w:pPr>
-      <w:r>
-        <w:t>Responsabilidad legal</w:t>
-      </w:r>
-    </w:p>
-    <w:p>
-      <w:pPr>
-        <w:rPr>
-          <w:lang w:val="es-419" w:eastAsia="es-CO"/>
-        </w:rPr>
-      </w:pPr>
-      <w:r>
-        <w:rPr>
-          <w:lang w:val="es-419" w:eastAsia="es-CO"/>
-        </w:rPr>
-        <w:t>La responsabilidad legal en la industria cárnica implica el cumplimiento obligatorio de la normatividad sanitaria vigente, ya que cualquier incumplimiento puede afectar directamente la salud pública y la inocuidad de los alimentos. Las consecuencias del incumplimiento normativo son:</w:t>
-      </w:r>
-    </w:p>
-    <w:p>
-      <w:pPr>
-        <w:pStyle w:val="Prrafodelista"/>
-        <w:numPr>
-          <w:ilvl w:val="0"/>
-          <w:numId w:val="25"/>
-        </w:numPr>
-        <w:ind w:left="993"/>
-        <w:rPr>
-          <w:lang w:val="es-419" w:eastAsia="es-CO"/>
-        </w:rPr>
-      </w:pPr>
-      <w:r>
-        <w:rPr>
-          <w:lang w:val="es-419" w:eastAsia="es-CO"/>
-        </w:rPr>
-        <w:t>Sanciones económicas.</w:t>
-      </w:r>
-    </w:p>
-    <w:p>
-      <w:pPr>
-        <w:pStyle w:val="Prrafodelista"/>
-        <w:numPr>
-          <w:ilvl w:val="0"/>
-          <w:numId w:val="25"/>
-        </w:numPr>
-        <w:ind w:left="993"/>
-        <w:rPr>
-          <w:lang w:val="es-419" w:eastAsia="es-CO"/>
-        </w:rPr>
-      </w:pPr>
-      <w:r>
-        <w:rPr>
-          <w:lang w:val="es-419" w:eastAsia="es-CO"/>
-        </w:rPr>
-        <w:t>Clausura del establecimiento.</w:t>
-      </w:r>
-    </w:p>
-    <w:p>
-      <w:pPr>
-        <w:pStyle w:val="Prrafodelista"/>
-        <w:numPr>
-          <w:ilvl w:val="0"/>
-          <w:numId w:val="25"/>
-        </w:numPr>
-        <w:ind w:left="993"/>
-        <w:rPr>
-          <w:lang w:val="es-419" w:eastAsia="es-CO"/>
-        </w:rPr>
-      </w:pPr>
-      <w:r>
-        <w:rPr>
-          <w:lang w:val="es-419" w:eastAsia="es-CO"/>
-        </w:rPr>
-        <w:t>Pérdida de registros sanitarios.</w:t>
-      </w:r>
-    </w:p>
-    <w:p>
-      <w:pPr>
-        <w:pStyle w:val="Ttulo3"/>
-      </w:pPr>
-      <w:r>
-        <w:t>Impacto en la inocuidad y calidad</w:t>
-      </w:r>
-    </w:p>
-    <w:p>
-      <w:pPr>
-        <w:rPr>
-          <w:lang w:val="es-419" w:eastAsia="es-CO"/>
-        </w:rPr>
-      </w:pPr>
-      <w:r>
-        <w:rPr>
-          <w:lang w:val="es-419" w:eastAsia="es-CO"/>
-        </w:rPr>
-        <w:t>La normatividad sanitaria asegura la inocuidad y calidad de los productos cárnicos mediante condiciones adecuadas de higiene, conservación y manejo en toda la cadena productiva. La garantía que ofrece la normatividad sanitaria está en:</w:t>
-      </w:r>
-    </w:p>
-    <w:p>
-      <w:pPr>
-        <w:pStyle w:val="Prrafodelista"/>
-        <w:numPr>
-          <w:ilvl w:val="0"/>
-          <w:numId w:val="26"/>
-        </w:numPr>
-        <w:ind w:left="993"/>
-        <w:rPr>
-          <w:lang w:val="es-419" w:eastAsia="es-CO"/>
-        </w:rPr>
-      </w:pPr>
-      <w:r>
-        <w:rPr>
-          <w:rStyle w:val="Ttulo5Car"/>
-        </w:rPr>
-        <w:t>Productos libres de contaminantes.</w:t>
-      </w:r>
-      <w:r>
-        <w:rPr>
-          <w:lang w:val="es-419" w:eastAsia="es-CO"/>
-        </w:rPr>
-        <w:t xml:space="preserve"> La implementación de controles sanitarios reduce la presencia de agentes biológicos, químicos y físicos, garantizando alimentos seguros para el consumo humano.</w:t>
-      </w:r>
-    </w:p>
-    <w:p>
-      <w:pPr>
-        <w:pStyle w:val="Prrafodelista"/>
-        <w:numPr>
-          <w:ilvl w:val="0"/>
-          <w:numId w:val="26"/>
-        </w:numPr>
-        <w:ind w:left="993"/>
-        <w:rPr>
-          <w:lang w:val="es-419" w:eastAsia="es-CO"/>
-        </w:rPr>
-      </w:pPr>
-      <w:r>
-        <w:rPr>
-          <w:rStyle w:val="Ttulo5Car"/>
-        </w:rPr>
-        <w:t>Mayor vida útil.</w:t>
-      </w:r>
-      <w:r>
-        <w:rPr>
-          <w:lang w:val="es-419" w:eastAsia="es-CO"/>
-        </w:rPr>
-        <w:t xml:space="preserve"> El cumplimiento de condiciones adecuadas de higiene, conservación y cadena de frío permite prolongar el tiempo de conservación del producto sin comprometer su calidad.</w:t>
-      </w:r>
-    </w:p>
-    <w:p>
-      <w:pPr>
-        <w:pStyle w:val="Prrafodelista"/>
-        <w:numPr>
-          <w:ilvl w:val="0"/>
-          <w:numId w:val="26"/>
-        </w:numPr>
-        <w:ind w:left="993"/>
-        <w:rPr>
-          <w:lang w:val="es-419" w:eastAsia="es-CO"/>
-        </w:rPr>
-      </w:pPr>
-      <w:r>
-        <w:rPr>
-          <w:rStyle w:val="Ttulo5Car"/>
-        </w:rPr>
-        <w:t>Conservación de características organolépticas.</w:t>
-      </w:r>
-      <w:r>
-        <w:rPr>
-          <w:lang w:val="es-419" w:eastAsia="es-CO"/>
-        </w:rPr>
-        <w:t xml:space="preserve"> La normatividad asegura que la carne mantenga sus propiedades sensoriales como color, olor, sabor y textura, aspectos fundamentales para la aceptación del consumidor.</w:t>
-      </w:r>
-    </w:p>
-    <w:p>
-      <w:pPr>
-        <w:ind w:left="633" w:firstLine="0"/>
-        <w:rPr>
-          <w:lang w:val="es-419" w:eastAsia="es-CO"/>
-        </w:rPr>
-      </w:pPr>
-    </w:p>
-    <w:p>
-      <w:pPr>
-        <w:pStyle w:val="Ttulo3"/>
-        <w:rPr>
-          <w:rStyle w:val="Ttulo3Car"/>
-          <w:rFonts w:asciiTheme="minorHAnsi" w:eastAsiaTheme="minorHAnsi" w:hAnsiTheme="minorHAnsi" w:cstheme="minorBidi"/>
+        <w:t>Reducción de enfermedades transmitidas por alimentos (ETA)</w:t>
+      </w:r>
+    </w:p>
+    <w:p>
+      <w:pPr>
+        <w:rPr>
+          <w:lang w:val="es-419" w:eastAsia="es-CO"/>
+        </w:rPr>
+      </w:pPr>
+      <w:r>
+        <w:rPr>
+          <w:lang w:val="es-419" w:eastAsia="es-CO"/>
+        </w:rPr>
+        <w:t>La reducción de enfermedades transmitidas por alimentos se logra mediante control sanitario, buenas prácticas, vigilancia continua y prevención de riesgos en toda la cadena cárnica.</w:t>
+      </w:r>
+    </w:p>
+    <w:p>
+      <w:pPr>
+        <w:rPr>
           <w:b/>
           <w:bCs/>
-          <w:color w:val="auto"/>
-          <w:kern w:val="2"/>
-          <w:sz w:val="28"/>
-          <w:szCs w:val="22"/>
-          <w:lang w:val="es-CO" w:eastAsia="en-US"/>
-          <w14:ligatures w14:val="standardContextual"/>
-        </w:rPr>
-      </w:pPr>
-      <w:r>
-        <w:rPr>
-          <w:rStyle w:val="Ttulo3Car"/>
+        </w:rPr>
+      </w:pPr>
+      <w:r>
+        <w:rPr>
           <w:b/>
           <w:bCs/>
         </w:rPr>
-        <w:t>Relación con mercados internacionales</w:t>
-      </w:r>
-    </w:p>
-    <w:p>
-      <w:r>
-        <w:t xml:space="preserve">El cumplimiento de la normatividad en la industria cárnica ofrece importantes ventajas, como el acceso a </w:t>
-      </w:r>
-      <w:r>
-        <w:rPr>
-          <w:lang w:val="es-419" w:eastAsia="es-CO"/>
-        </w:rPr>
-        <w:t>mercados</w:t>
-      </w:r>
-      <w:r>
-        <w:t xml:space="preserve"> internacionales mediante exportaciones, la obtención de certificaciones sanitarias que respaldan la calidad del producto y el fortalecimiento de la competitividad en el sector.</w:t>
-      </w:r>
-    </w:p>
-    <w:p>
-      <w:pPr>
-        <w:pStyle w:val="Ttulo3"/>
-        <w:rPr>
-          <w:rStyle w:val="Ttulo3Car"/>
-          <w:rFonts w:asciiTheme="minorHAnsi" w:eastAsiaTheme="minorHAnsi" w:hAnsiTheme="minorHAnsi" w:cstheme="minorBidi"/>
+        <w:t>Acciones establecidas por la normatividad</w:t>
+      </w:r>
+    </w:p>
+    <w:p>
+      <w:pPr>
+        <w:pStyle w:val="Prrafodelista"/>
+        <w:numPr>
+          <w:ilvl w:val="0"/>
+          <w:numId w:val="24"/>
+        </w:numPr>
+        <w:ind w:left="993"/>
+        <w:rPr>
+          <w:lang w:val="es-419" w:eastAsia="es-CO"/>
+        </w:rPr>
+      </w:pPr>
+      <w:r>
+        <w:rPr>
+          <w:lang w:val="es-419" w:eastAsia="es-CO"/>
+        </w:rPr>
+        <w:t>Control microbiológico.</w:t>
+      </w:r>
+    </w:p>
+    <w:p>
+      <w:pPr>
+        <w:pStyle w:val="Prrafodelista"/>
+        <w:numPr>
+          <w:ilvl w:val="0"/>
+          <w:numId w:val="24"/>
+        </w:numPr>
+        <w:ind w:left="993"/>
+        <w:rPr>
+          <w:lang w:val="es-419" w:eastAsia="es-CO"/>
+        </w:rPr>
+      </w:pPr>
+      <w:r>
+        <w:rPr>
+          <w:lang w:val="es-419" w:eastAsia="es-CO"/>
+        </w:rPr>
+        <w:t>Manejo adecuado de temperaturas.</w:t>
+      </w:r>
+    </w:p>
+    <w:p>
+      <w:pPr>
+        <w:pStyle w:val="Prrafodelista"/>
+        <w:numPr>
+          <w:ilvl w:val="0"/>
+          <w:numId w:val="24"/>
+        </w:numPr>
+        <w:ind w:left="993"/>
+        <w:rPr>
+          <w:lang w:val="es-419" w:eastAsia="es-CO"/>
+        </w:rPr>
+      </w:pPr>
+      <w:r>
+        <w:rPr>
+          <w:lang w:val="es-419" w:eastAsia="es-CO"/>
+        </w:rPr>
+        <w:t>Higiene en procesos.</w:t>
+      </w:r>
+    </w:p>
+    <w:p>
+      <w:pPr>
+        <w:ind w:left="633" w:firstLine="0"/>
+        <w:rPr>
           <w:b/>
           <w:bCs/>
-          <w:color w:val="auto"/>
-          <w:kern w:val="2"/>
-          <w:sz w:val="28"/>
-          <w:szCs w:val="22"/>
-          <w14:ligatures w14:val="standardContextual"/>
-        </w:rPr>
-      </w:pPr>
-      <w:r>
-        <w:rPr>
-          <w:rStyle w:val="Ttulo3Car"/>
+        </w:rPr>
+      </w:pPr>
+      <w:r>
+        <w:rPr>
           <w:b/>
           <w:bCs/>
         </w:rPr>
-        <w:t>Cultura sanitaria</w:t>
-      </w:r>
-    </w:p>
-    <w:p>
-      <w:pPr>
-        <w:rPr>
-          <w:lang w:val="es-419" w:eastAsia="es-CO"/>
-        </w:rPr>
-      </w:pPr>
-      <w:r>
-        <w:rPr>
-          <w:lang w:val="es-419" w:eastAsia="es-CO"/>
-        </w:rPr>
-        <w:t xml:space="preserve">La </w:t>
-      </w:r>
-      <w:r>
-        <w:t>normatividad</w:t>
-      </w:r>
-      <w:r>
-        <w:rPr>
-          <w:lang w:val="es-419" w:eastAsia="es-CO"/>
-        </w:rPr>
-        <w:t xml:space="preserve"> en la industria cárnica aporta significativamente al talento humano al promover la capacitación del personal, fortalecer la conciencia sobre la inocuidad de los alimentos y fomentar la responsabilidad en cada etapa de la cadena productiva.</w:t>
-      </w:r>
-    </w:p>
-    <w:p>
-      <w:pPr>
-        <w:pStyle w:val="Ttulo2"/>
-      </w:pPr>
-      <w:bookmarkStart w:id="5" w:name="_Toc230628036"/>
-      <w:r>
-        <w:t>Relación entre normativa, equipos e inocuidad del alimento</w:t>
-      </w:r>
-      <w:bookmarkEnd w:id="5"/>
-    </w:p>
-    <w:p>
-      <w:pPr>
-        <w:rPr>
-          <w:lang w:val="es-419" w:eastAsia="es-CO"/>
-        </w:rPr>
-      </w:pPr>
-      <w:r>
-        <w:rPr>
-          <w:lang w:val="es-419" w:eastAsia="es-CO"/>
-        </w:rPr>
-        <w:t>La inocuidad en la industria cárnica depende directamente de los equipos, utensilios e infraestructura, los cuales deben cumplir estrictamente con la normativa vigente, como el Decreto 2674 de 2013, la Resolución 240 de 2013 y el Decreto 1500 de 2007. A continuación, se detallará c</w:t>
-      </w:r>
-      <w:r>
-        <w:rPr>
-          <w:lang w:val="es-419" w:eastAsia="es-CO"/>
-        </w:rPr>
-        <w:t>ó</w:t>
-      </w:r>
-      <w:r>
-        <w:rPr>
-          <w:lang w:val="es-419" w:eastAsia="es-CO"/>
-        </w:rPr>
-        <w:t>mo se relacionan entre sí:</w:t>
+        <w:t>Resultados en salud pública</w:t>
+      </w:r>
+    </w:p>
+    <w:p>
+      <w:pPr>
+        <w:ind w:left="633" w:firstLine="0"/>
+        <w:rPr>
+          <w:lang w:val="es-419" w:eastAsia="es-CO"/>
+        </w:rPr>
+      </w:pPr>
+      <w:r>
+        <w:rPr>
+          <w:lang w:val="es-419" w:eastAsia="es-CO"/>
+        </w:rPr>
+        <w:t xml:space="preserve">Disminución de riesgos como </w:t>
+      </w:r>
+      <w:r>
+        <w:rPr>
+          <w:rStyle w:val="Extranjerismo"/>
+          <w:lang w:val="es-419" w:eastAsia="es-CO"/>
+        </w:rPr>
+        <w:t xml:space="preserve">Salmonella, E. </w:t>
+      </w:r>
+      <w:proofErr w:type="spellStart"/>
+      <w:r>
+        <w:rPr>
+          <w:rStyle w:val="Extranjerismo"/>
+          <w:lang w:val="es-419" w:eastAsia="es-CO"/>
+        </w:rPr>
+        <w:t>coli</w:t>
+      </w:r>
+      <w:proofErr w:type="spellEnd"/>
+      <w:r>
+        <w:rPr>
+          <w:rStyle w:val="Extranjerismo"/>
+          <w:lang w:val="es-419" w:eastAsia="es-CO"/>
+        </w:rPr>
+        <w:t>, Listeria</w:t>
+      </w:r>
+      <w:r>
+        <w:rPr>
+          <w:lang w:val="es-419" w:eastAsia="es-CO"/>
+        </w:rPr>
+        <w:t>.</w:t>
       </w:r>
     </w:p>
     <w:p>
@@ -7917,145 +7730,12 @@
           <w:b/>
           <w:bCs/>
         </w:rPr>
-        <w:t>Diseño higiénico de equipos</w:t>
-      </w:r>
-    </w:p>
-    <w:p>
-      <w:pPr>
-        <w:rPr>
-          <w:lang w:val="es-419" w:eastAsia="es-CO"/>
-        </w:rPr>
-      </w:pPr>
-      <w:r>
-        <w:rPr>
-          <w:lang w:val="es-419" w:eastAsia="es-CO"/>
-        </w:rPr>
-        <w:t>Características exigidas por la normativa</w:t>
-      </w:r>
-    </w:p>
-    <w:p>
-      <w:pPr>
-        <w:pStyle w:val="Prrafodelista"/>
-        <w:numPr>
-          <w:ilvl w:val="0"/>
-          <w:numId w:val="27"/>
-        </w:numPr>
-        <w:ind w:left="993"/>
-        <w:rPr>
-          <w:lang w:val="es-419" w:eastAsia="es-CO"/>
-        </w:rPr>
-      </w:pPr>
-      <w:r>
-        <w:rPr>
-          <w:lang w:val="es-419" w:eastAsia="es-CO"/>
-        </w:rPr>
-        <w:t>Superficies lisas</w:t>
-      </w:r>
-      <w:r>
-        <w:rPr>
-          <w:lang w:val="es-419" w:eastAsia="es-CO"/>
-        </w:rPr>
-        <w:t>.</w:t>
-      </w:r>
-    </w:p>
-    <w:p>
-      <w:pPr>
-        <w:pStyle w:val="Prrafodelista"/>
-        <w:numPr>
-          <w:ilvl w:val="0"/>
-          <w:numId w:val="27"/>
-        </w:numPr>
-        <w:ind w:left="993"/>
-        <w:rPr>
-          <w:lang w:val="es-419" w:eastAsia="es-CO"/>
-        </w:rPr>
-      </w:pPr>
-      <w:r>
-        <w:rPr>
-          <w:lang w:val="es-419" w:eastAsia="es-CO"/>
-        </w:rPr>
-        <w:t>No porosas</w:t>
-      </w:r>
-      <w:r>
-        <w:rPr>
-          <w:lang w:val="es-419" w:eastAsia="es-CO"/>
-        </w:rPr>
-        <w:t>.</w:t>
-      </w:r>
-    </w:p>
-    <w:p>
-      <w:pPr>
-        <w:pStyle w:val="Prrafodelista"/>
-        <w:numPr>
-          <w:ilvl w:val="0"/>
-          <w:numId w:val="27"/>
-        </w:numPr>
-        <w:ind w:left="993"/>
-        <w:rPr>
-          <w:lang w:val="es-419" w:eastAsia="es-CO"/>
-        </w:rPr>
-      </w:pPr>
-      <w:r>
-        <w:rPr>
-          <w:lang w:val="es-419" w:eastAsia="es-CO"/>
-        </w:rPr>
-        <w:t>Sin grietas</w:t>
-      </w:r>
-      <w:r>
-        <w:rPr>
-          <w:lang w:val="es-419" w:eastAsia="es-CO"/>
-        </w:rPr>
-        <w:t>.</w:t>
-      </w:r>
-    </w:p>
-    <w:p>
-      <w:pPr>
-        <w:pStyle w:val="Prrafodelista"/>
-        <w:numPr>
-          <w:ilvl w:val="0"/>
-          <w:numId w:val="27"/>
-        </w:numPr>
-        <w:ind w:left="993"/>
-        <w:rPr>
-          <w:lang w:val="es-419" w:eastAsia="es-CO"/>
-        </w:rPr>
-      </w:pPr>
-      <w:r>
-        <w:rPr>
-          <w:lang w:val="es-419" w:eastAsia="es-CO"/>
-        </w:rPr>
-        <w:t>Fácil limpieza</w:t>
-      </w:r>
-      <w:r>
-        <w:rPr>
-          <w:lang w:val="es-419" w:eastAsia="es-CO"/>
-        </w:rPr>
-        <w:t>.</w:t>
-      </w:r>
-    </w:p>
-    <w:p>
-      <w:pPr>
-        <w:rPr>
-          <w:lang w:val="es-419" w:eastAsia="es-CO"/>
-        </w:rPr>
-      </w:pPr>
-      <w:r>
-        <w:rPr>
-          <w:lang w:val="es-419" w:eastAsia="es-CO"/>
-        </w:rPr>
-        <w:t>Evita</w:t>
-      </w:r>
-      <w:r>
-        <w:rPr>
-          <w:lang w:val="es-419" w:eastAsia="es-CO"/>
-        </w:rPr>
-        <w:t xml:space="preserve"> la</w:t>
-      </w:r>
-      <w:r>
-        <w:rPr>
-          <w:lang w:val="es-419" w:eastAsia="es-CO"/>
-        </w:rPr>
-        <w:t xml:space="preserve"> acumulación de microorganismos.</w:t>
+        <w:t>Estandarización de procesos.</w:t>
+      </w:r>
+    </w:p>
+    <w:p>
+      <w:r>
+        <w:t>La estandarización de procesos en la industria cárnica define procedimientos uniformes para toda la cadena productiva, garantizando consistencia, reduciendo errores y asegurando la calidad e inocuidad del producto.</w:t>
       </w:r>
     </w:p>
     <w:p>
@@ -8070,28 +7750,29 @@
           <w:b/>
           <w:bCs/>
         </w:rPr>
-        <w:t>Materiales aptos para contacto con alimentos</w:t>
-      </w:r>
-    </w:p>
-    <w:p>
-      <w:pPr>
-        <w:rPr>
-          <w:lang w:val="es-419" w:eastAsia="es-CO"/>
-        </w:rPr>
-      </w:pPr>
-      <w:r>
-        <w:rPr>
-          <w:lang w:val="es-419" w:eastAsia="es-CO"/>
-        </w:rPr>
-        <w:t>Materiales permitidos</w:t>
-      </w:r>
-    </w:p>
-    <w:p>
-      <w:pPr>
-        <w:pStyle w:val="Prrafodelista"/>
-        <w:numPr>
-          <w:ilvl w:val="0"/>
-          <w:numId w:val="28"/>
+        <w:lastRenderedPageBreak/>
+        <w:t>Responsabilidad legal</w:t>
+      </w:r>
+    </w:p>
+    <w:p>
+      <w:pPr>
+        <w:rPr>
+          <w:lang w:val="es-419" w:eastAsia="es-CO"/>
+        </w:rPr>
+      </w:pPr>
+      <w:r>
+        <w:rPr>
+          <w:lang w:val="es-419" w:eastAsia="es-CO"/>
+        </w:rPr>
+        <w:t>La responsabilidad legal en la industria cárnica implica el cumplimiento obligatorio de la normatividad sanitaria vigente, ya que cualquier incumplimiento puede afectar directamente la salud pública y la inocuidad de los alimentos. Las consecuencias del incumplimiento normativo son:</w:t>
+      </w:r>
+    </w:p>
+    <w:p>
+      <w:pPr>
+        <w:pStyle w:val="Prrafodelista"/>
+        <w:numPr>
+          <w:ilvl w:val="0"/>
+          <w:numId w:val="25"/>
         </w:numPr>
         <w:ind w:left="993"/>
         <w:rPr>
@@ -8102,15 +7783,15 @@
         <w:rPr>
           <w:lang w:val="es-419" w:eastAsia="es-CO"/>
         </w:rPr>
-        <w:t>Acero inoxidable.</w:t>
-      </w:r>
-    </w:p>
-    <w:p>
-      <w:pPr>
-        <w:pStyle w:val="Prrafodelista"/>
-        <w:numPr>
-          <w:ilvl w:val="0"/>
-          <w:numId w:val="28"/>
+        <w:t>Sanciones económicas.</w:t>
+      </w:r>
+    </w:p>
+    <w:p>
+      <w:pPr>
+        <w:pStyle w:val="Prrafodelista"/>
+        <w:numPr>
+          <w:ilvl w:val="0"/>
+          <w:numId w:val="25"/>
         </w:numPr>
         <w:ind w:left="993"/>
         <w:rPr>
@@ -8121,40 +7802,15 @@
         <w:rPr>
           <w:lang w:val="es-419" w:eastAsia="es-CO"/>
         </w:rPr>
-        <w:t xml:space="preserve">Plásticos </w:t>
-      </w:r>
-      <w:r>
-        <w:rPr>
-          <w:lang w:val="es-419" w:eastAsia="es-CO"/>
-        </w:rPr>
-        <w:t xml:space="preserve">de </w:t>
-      </w:r>
-      <w:r>
-        <w:rPr>
-          <w:lang w:val="es-419" w:eastAsia="es-CO"/>
-        </w:rPr>
-        <w:t>grado alimenticio.</w:t>
-      </w:r>
-    </w:p>
-    <w:p>
-      <w:pPr>
-        <w:rPr>
-          <w:lang w:val="es-419" w:eastAsia="es-CO"/>
-        </w:rPr>
-      </w:pPr>
-      <w:r>
-        <w:rPr>
-          <w:lang w:val="es-419" w:eastAsia="es-CO"/>
-        </w:rPr>
-        <w:t>Materiales prohibidos</w:t>
-      </w:r>
-    </w:p>
-    <w:p>
-      <w:pPr>
-        <w:pStyle w:val="Prrafodelista"/>
-        <w:numPr>
-          <w:ilvl w:val="0"/>
-          <w:numId w:val="29"/>
+        <w:t>Clausura del establecimiento.</w:t>
+      </w:r>
+    </w:p>
+    <w:p>
+      <w:pPr>
+        <w:pStyle w:val="Prrafodelista"/>
+        <w:numPr>
+          <w:ilvl w:val="0"/>
+          <w:numId w:val="25"/>
         </w:numPr>
         <w:ind w:left="993"/>
         <w:rPr>
@@ -8165,63 +7821,7 @@
         <w:rPr>
           <w:lang w:val="es-419" w:eastAsia="es-CO"/>
         </w:rPr>
-        <w:t>Madera</w:t>
-      </w:r>
-      <w:r>
-        <w:rPr>
-          <w:lang w:val="es-419" w:eastAsia="es-CO"/>
-        </w:rPr>
-        <w:t>.</w:t>
-      </w:r>
-    </w:p>
-    <w:p>
-      <w:pPr>
-        <w:pStyle w:val="Prrafodelista"/>
-        <w:numPr>
-          <w:ilvl w:val="0"/>
-          <w:numId w:val="29"/>
-        </w:numPr>
-        <w:ind w:left="993"/>
-        <w:rPr>
-          <w:lang w:val="es-419" w:eastAsia="es-CO"/>
-        </w:rPr>
-      </w:pPr>
-      <w:r>
-        <w:rPr>
-          <w:lang w:val="es-419" w:eastAsia="es-CO"/>
-        </w:rPr>
-        <w:t>Metales oxidados</w:t>
-      </w:r>
-      <w:r>
-        <w:rPr>
-          <w:lang w:val="es-419" w:eastAsia="es-CO"/>
-        </w:rPr>
-        <w:t>.</w:t>
-      </w:r>
-    </w:p>
-    <w:p>
-      <w:pPr>
-        <w:pStyle w:val="Prrafodelista"/>
-        <w:numPr>
-          <w:ilvl w:val="0"/>
-          <w:numId w:val="29"/>
-        </w:numPr>
-        <w:ind w:left="993"/>
-        <w:rPr>
-          <w:lang w:val="es-419" w:eastAsia="es-CO"/>
-        </w:rPr>
-      </w:pPr>
-      <w:r>
-        <w:rPr>
-          <w:lang w:val="es-419" w:eastAsia="es-CO"/>
-        </w:rPr>
-        <w:t>Materiales porosos</w:t>
-      </w:r>
-      <w:r>
-        <w:rPr>
-          <w:lang w:val="es-419" w:eastAsia="es-CO"/>
-        </w:rPr>
-        <w:t>.</w:t>
+        <w:t>Pérdida de registros sanitarios.</w:t>
       </w:r>
     </w:p>
     <w:p>
@@ -8236,28 +7836,28 @@
           <w:b/>
           <w:bCs/>
         </w:rPr>
-        <w:t>Contaminación cruzada</w:t>
-      </w:r>
-    </w:p>
-    <w:p>
-      <w:pPr>
-        <w:rPr>
-          <w:lang w:val="es-419" w:eastAsia="es-CO"/>
-        </w:rPr>
-      </w:pPr>
-      <w:r>
-        <w:rPr>
-          <w:lang w:val="es-419" w:eastAsia="es-CO"/>
-        </w:rPr>
-        <w:t>Causas principales</w:t>
-      </w:r>
-    </w:p>
-    <w:p>
-      <w:pPr>
-        <w:pStyle w:val="Prrafodelista"/>
-        <w:numPr>
-          <w:ilvl w:val="0"/>
-          <w:numId w:val="30"/>
+        <w:t>Impacto en la inocuidad y calidad</w:t>
+      </w:r>
+    </w:p>
+    <w:p>
+      <w:pPr>
+        <w:rPr>
+          <w:lang w:val="es-419" w:eastAsia="es-CO"/>
+        </w:rPr>
+      </w:pPr>
+      <w:r>
+        <w:rPr>
+          <w:lang w:val="es-419" w:eastAsia="es-CO"/>
+        </w:rPr>
+        <w:t>La normatividad sanitaria asegura la inocuidad y calidad de los productos cárnicos mediante condiciones adecuadas de higiene, conservación y manejo en toda la cadena productiva. La garantía que ofrece la normatividad sanitaria está en:</w:t>
+      </w:r>
+    </w:p>
+    <w:p>
+      <w:pPr>
+        <w:pStyle w:val="Prrafodelista"/>
+        <w:numPr>
+          <w:ilvl w:val="0"/>
+          <w:numId w:val="26"/>
         </w:numPr>
         <w:ind w:left="993"/>
         <w:rPr>
@@ -8266,17 +7866,23 @@
       </w:pPr>
       <w:r>
         <w:rPr>
-          <w:lang w:val="es-419" w:eastAsia="es-CO"/>
-        </w:rPr>
-        <w:t>No limpiar equipos entre procesos.</w:t>
-      </w:r>
-    </w:p>
-    <w:p>
-      <w:pPr>
-        <w:pStyle w:val="Prrafodelista"/>
-        <w:numPr>
-          <w:ilvl w:val="0"/>
-          <w:numId w:val="30"/>
+          <w:rStyle w:val="Ttulo5Car"/>
+        </w:rPr>
+        <w:t>Productos libres de contaminantes.</w:t>
+      </w:r>
+      <w:r>
+        <w:rPr>
+          <w:lang w:val="es-419" w:eastAsia="es-CO"/>
+        </w:rPr>
+        <w:t xml:space="preserve"> La implementación de controles sanitarios reduce la presencia de agentes biológicos, químicos y físicos, garantizando alimentos seguros para el consumo humano.</w:t>
+      </w:r>
+    </w:p>
+    <w:p>
+      <w:pPr>
+        <w:pStyle w:val="Prrafodelista"/>
+        <w:numPr>
+          <w:ilvl w:val="0"/>
+          <w:numId w:val="26"/>
         </w:numPr>
         <w:ind w:left="993"/>
         <w:rPr>
@@ -8285,23 +7891,49 @@
       </w:pPr>
       <w:r>
         <w:rPr>
-          <w:lang w:val="es-419" w:eastAsia="es-CO"/>
-        </w:rPr>
-        <w:t>Mezcla de productos crudos y procesados.</w:t>
-      </w:r>
-    </w:p>
-    <w:p>
-      <w:pPr>
-        <w:rPr>
-          <w:lang w:val="es-419" w:eastAsia="es-CO"/>
-        </w:rPr>
-      </w:pPr>
-      <w:r>
-        <w:rPr>
-          <w:lang w:val="es-419" w:eastAsia="es-CO"/>
-        </w:rPr>
-        <w:t>Es uno de los principales riesgos sanitarios.</w:t>
-      </w:r>
+          <w:rStyle w:val="Ttulo5Car"/>
+        </w:rPr>
+        <w:t>Mayor vida útil.</w:t>
+      </w:r>
+      <w:r>
+        <w:rPr>
+          <w:lang w:val="es-419" w:eastAsia="es-CO"/>
+        </w:rPr>
+        <w:t xml:space="preserve"> El cumplimiento de condiciones adecuadas de higiene, conservación y cadena de frío permite prolongar el tiempo de conservación del producto sin comprometer su calidad.</w:t>
+      </w:r>
+    </w:p>
+    <w:p>
+      <w:pPr>
+        <w:pStyle w:val="Prrafodelista"/>
+        <w:numPr>
+          <w:ilvl w:val="0"/>
+          <w:numId w:val="26"/>
+        </w:numPr>
+        <w:ind w:left="993"/>
+        <w:rPr>
+          <w:lang w:val="es-419" w:eastAsia="es-CO"/>
+        </w:rPr>
+      </w:pPr>
+      <w:r>
+        <w:rPr>
+          <w:rStyle w:val="Ttulo5Car"/>
+        </w:rPr>
+        <w:t>Conservación de características organolépticas.</w:t>
+      </w:r>
+      <w:r>
+        <w:rPr>
+          <w:lang w:val="es-419" w:eastAsia="es-CO"/>
+        </w:rPr>
+        <w:t xml:space="preserve"> La normatividad asegura que la carne mantenga sus propiedades sensoriales como color, olor, sabor y textura, aspectos fundamentales para la aceptación del consumidor.</w:t>
+      </w:r>
+    </w:p>
+    <w:p>
+      <w:pPr>
+        <w:ind w:left="633" w:firstLine="0"/>
+        <w:rPr>
+          <w:lang w:val="es-419" w:eastAsia="es-CO"/>
+        </w:rPr>
+      </w:pPr>
     </w:p>
     <w:p>
       <w:pPr>
@@ -8315,115 +7947,23 @@
           <w:b/>
           <w:bCs/>
         </w:rPr>
-        <w:t>Programas de limpieza y desinfección (POES)</w:t>
-      </w:r>
-    </w:p>
-    <w:p>
-      <w:pPr>
-        <w:rPr>
-          <w:lang w:val="es-419" w:eastAsia="es-CO"/>
-        </w:rPr>
-      </w:pPr>
-      <w:r>
-        <w:rPr>
-          <w:lang w:val="es-419" w:eastAsia="es-CO"/>
-        </w:rPr>
-        <w:t>Elementos que deben incluir</w:t>
-      </w:r>
-    </w:p>
-    <w:p>
-      <w:pPr>
-        <w:pStyle w:val="Prrafodelista"/>
-        <w:numPr>
-          <w:ilvl w:val="0"/>
-          <w:numId w:val="31"/>
-        </w:numPr>
-        <w:ind w:left="993"/>
-        <w:rPr>
-          <w:lang w:val="es-419" w:eastAsia="es-CO"/>
-        </w:rPr>
-      </w:pPr>
-      <w:r>
-        <w:rPr>
-          <w:lang w:val="es-419" w:eastAsia="es-CO"/>
-        </w:rPr>
-        <w:t>Frecuencia de limpieza.</w:t>
-      </w:r>
-    </w:p>
-    <w:p>
-      <w:pPr>
-        <w:pStyle w:val="Prrafodelista"/>
-        <w:numPr>
-          <w:ilvl w:val="0"/>
-          <w:numId w:val="31"/>
-        </w:numPr>
-        <w:ind w:left="993"/>
-        <w:rPr>
-          <w:lang w:val="es-419" w:eastAsia="es-CO"/>
-        </w:rPr>
-      </w:pPr>
-      <w:r>
-        <w:rPr>
-          <w:lang w:val="es-419" w:eastAsia="es-CO"/>
-        </w:rPr>
-        <w:t>Productos químicos autorizados.</w:t>
-      </w:r>
-    </w:p>
-    <w:p>
-      <w:pPr>
-        <w:pStyle w:val="Prrafodelista"/>
-        <w:numPr>
-          <w:ilvl w:val="0"/>
-          <w:numId w:val="31"/>
-        </w:numPr>
-        <w:ind w:left="993"/>
-        <w:rPr>
-          <w:lang w:val="es-419" w:eastAsia="es-CO"/>
-        </w:rPr>
-      </w:pPr>
-      <w:r>
-        <w:rPr>
-          <w:lang w:val="es-419" w:eastAsia="es-CO"/>
-        </w:rPr>
-        <w:t>Métodos de desinfección.</w:t>
-      </w:r>
-    </w:p>
-    <w:p>
-      <w:pPr>
-        <w:pStyle w:val="Prrafodelista"/>
-        <w:numPr>
-          <w:ilvl w:val="0"/>
-          <w:numId w:val="31"/>
-        </w:numPr>
-        <w:ind w:left="993"/>
-        <w:rPr>
-          <w:lang w:val="es-419" w:eastAsia="es-CO"/>
-        </w:rPr>
-      </w:pPr>
-      <w:r>
-        <w:rPr>
-          <w:lang w:val="es-419" w:eastAsia="es-CO"/>
-        </w:rPr>
-        <w:t>Verificación.</w:t>
-      </w:r>
-    </w:p>
-    <w:p>
-      <w:pPr>
-        <w:pStyle w:val="Prrafodelista"/>
-        <w:ind w:left="993" w:firstLine="0"/>
-        <w:rPr>
-          <w:lang w:val="es-419" w:eastAsia="es-CO"/>
-        </w:rPr>
-      </w:pPr>
-    </w:p>
-    <w:p>
-      <w:pPr>
-        <w:pStyle w:val="Prrafodelista"/>
-        <w:ind w:left="993" w:firstLine="0"/>
-        <w:rPr>
-          <w:lang w:val="es-419" w:eastAsia="es-CO"/>
-        </w:rPr>
-      </w:pPr>
+        <w:lastRenderedPageBreak/>
+        <w:t>Relación con mercados internacionales</w:t>
+      </w:r>
+    </w:p>
+    <w:p>
+      <w:r>
+        <w:t xml:space="preserve">El cumplimiento de la normatividad en la industria cárnica ofrece importantes ventajas, como el acceso a </w:t>
+      </w:r>
+      <w:r>
+        <w:rPr>
+          <w:lang w:val="es-419" w:eastAsia="es-CO"/>
+        </w:rPr>
+        <w:t>mercados</w:t>
+      </w:r>
+      <w:r>
+        <w:t xml:space="preserve"> internacionales mediante exportaciones, la obtención de certificaciones sanitarias que respaldan la calidad del producto y el fortalecimiento de la competitividad en el sector.</w:t>
+      </w:r>
     </w:p>
     <w:p>
       <w:pPr>
@@ -8437,189 +7977,64 @@
           <w:b/>
           <w:bCs/>
         </w:rPr>
-        <w:t>Mantenimiento de equipos</w:t>
-      </w:r>
-    </w:p>
-    <w:p>
-      <w:pPr>
-        <w:rPr>
-          <w:lang w:val="es-419" w:eastAsia="es-CO"/>
-        </w:rPr>
-      </w:pPr>
-      <w:r>
-        <w:rPr>
-          <w:lang w:val="es-419" w:eastAsia="es-CO"/>
-        </w:rPr>
-        <w:t>Tipos de mantenimiento</w:t>
-      </w:r>
-    </w:p>
-    <w:p>
-      <w:pPr>
-        <w:pStyle w:val="Prrafodelista"/>
-        <w:numPr>
-          <w:ilvl w:val="0"/>
-          <w:numId w:val="32"/>
-        </w:numPr>
-        <w:ind w:left="993"/>
-        <w:rPr>
-          <w:lang w:val="es-419" w:eastAsia="es-CO"/>
-        </w:rPr>
-      </w:pPr>
-      <w:r>
-        <w:rPr>
-          <w:lang w:val="es-419" w:eastAsia="es-CO"/>
-        </w:rPr>
-        <w:t>Preventivo</w:t>
-      </w:r>
-      <w:r>
-        <w:rPr>
-          <w:lang w:val="es-419" w:eastAsia="es-CO"/>
-        </w:rPr>
-        <w:t>.</w:t>
-      </w:r>
-    </w:p>
-    <w:p>
-      <w:pPr>
-        <w:pStyle w:val="Prrafodelista"/>
-        <w:numPr>
-          <w:ilvl w:val="0"/>
-          <w:numId w:val="32"/>
-        </w:numPr>
-        <w:ind w:left="993"/>
-        <w:rPr>
-          <w:lang w:val="es-419" w:eastAsia="es-CO"/>
-        </w:rPr>
-      </w:pPr>
-      <w:r>
-        <w:rPr>
-          <w:lang w:val="es-419" w:eastAsia="es-CO"/>
-        </w:rPr>
-        <w:t>Correctiv</w:t>
-      </w:r>
-      <w:r>
-        <w:rPr>
-          <w:lang w:val="es-419" w:eastAsia="es-CO"/>
-        </w:rPr>
-        <w:t>o</w:t>
-      </w:r>
-      <w:r>
-        <w:rPr>
-          <w:lang w:val="es-419" w:eastAsia="es-CO"/>
-        </w:rPr>
-        <w:t>.</w:t>
-      </w:r>
-    </w:p>
-    <w:p>
-      <w:pPr>
-        <w:rPr>
-          <w:lang w:val="es-419" w:eastAsia="es-CO"/>
-        </w:rPr>
-      </w:pPr>
-      <w:r>
-        <w:rPr>
-          <w:lang w:val="es-419" w:eastAsia="es-CO"/>
-        </w:rPr>
-        <w:t>Actividades incluidas</w:t>
-      </w:r>
-    </w:p>
-    <w:p>
-      <w:pPr>
-        <w:pStyle w:val="Prrafodelista"/>
-        <w:numPr>
-          <w:ilvl w:val="0"/>
-          <w:numId w:val="33"/>
-        </w:numPr>
-        <w:ind w:left="993"/>
-        <w:rPr>
-          <w:lang w:val="es-419" w:eastAsia="es-CO"/>
-        </w:rPr>
-      </w:pPr>
-      <w:r>
-        <w:rPr>
-          <w:lang w:val="es-419" w:eastAsia="es-CO"/>
-        </w:rPr>
-        <w:t>Lubricación</w:t>
-      </w:r>
-      <w:r>
-        <w:rPr>
-          <w:lang w:val="es-419" w:eastAsia="es-CO"/>
-        </w:rPr>
-        <w:t xml:space="preserve"> de</w:t>
-      </w:r>
-      <w:r>
-        <w:rPr>
-          <w:lang w:val="es-419" w:eastAsia="es-CO"/>
-        </w:rPr>
-        <w:t xml:space="preserve"> grado alimenticio</w:t>
-      </w:r>
-      <w:r>
-        <w:rPr>
-          <w:lang w:val="es-419" w:eastAsia="es-CO"/>
-        </w:rPr>
-        <w:t>.</w:t>
-      </w:r>
-    </w:p>
-    <w:p>
-      <w:pPr>
-        <w:pStyle w:val="Prrafodelista"/>
-        <w:numPr>
-          <w:ilvl w:val="0"/>
-          <w:numId w:val="33"/>
-        </w:numPr>
-        <w:ind w:left="993"/>
-        <w:rPr>
-          <w:lang w:val="es-419" w:eastAsia="es-CO"/>
-        </w:rPr>
-      </w:pPr>
-      <w:r>
-        <w:rPr>
-          <w:lang w:val="es-419" w:eastAsia="es-CO"/>
-        </w:rPr>
-        <w:t>Cambio de piezas</w:t>
-      </w:r>
-      <w:r>
-        <w:rPr>
-          <w:lang w:val="es-419" w:eastAsia="es-CO"/>
-        </w:rPr>
-        <w:t>.</w:t>
-      </w:r>
-    </w:p>
-    <w:p>
-      <w:pPr>
-        <w:pStyle w:val="Prrafodelista"/>
-        <w:numPr>
-          <w:ilvl w:val="0"/>
-          <w:numId w:val="33"/>
-        </w:numPr>
-        <w:ind w:left="993"/>
-        <w:rPr>
-          <w:lang w:val="es-419" w:eastAsia="es-CO"/>
-        </w:rPr>
-      </w:pPr>
-      <w:r>
-        <w:rPr>
-          <w:lang w:val="es-419" w:eastAsia="es-CO"/>
-        </w:rPr>
-        <w:t>Inspecciones</w:t>
-      </w:r>
-      <w:r>
-        <w:rPr>
-          <w:lang w:val="es-419" w:eastAsia="es-CO"/>
-        </w:rPr>
-        <w:t>.</w:t>
-      </w:r>
-    </w:p>
-    <w:p>
-      <w:pPr>
-        <w:rPr>
-          <w:lang w:val="es-419" w:eastAsia="es-CO"/>
-        </w:rPr>
-      </w:pPr>
-      <w:r>
-        <w:rPr>
-          <w:lang w:val="es-419" w:eastAsia="es-CO"/>
-        </w:rPr>
-        <w:t>Esta relación se evidencia en la infraestructura y los equipos utilizados en la industria cárnica, los cuales cumplen requisitos sanitarios para garantizar la inocuidad, tales como:</w:t>
+        <w:t>Cultura sanitaria</w:t>
+      </w:r>
+    </w:p>
+    <w:p>
+      <w:pPr>
+        <w:rPr>
+          <w:lang w:val="es-419" w:eastAsia="es-CO"/>
+        </w:rPr>
+      </w:pPr>
+      <w:r>
+        <w:rPr>
+          <w:lang w:val="es-419" w:eastAsia="es-CO"/>
+        </w:rPr>
+        <w:t xml:space="preserve">La </w:t>
+      </w:r>
+      <w:r>
+        <w:t>normatividad</w:t>
+      </w:r>
+      <w:r>
+        <w:rPr>
+          <w:lang w:val="es-419" w:eastAsia="es-CO"/>
+        </w:rPr>
+        <w:t xml:space="preserve"> en la industria cárnica aporta significativamente al talento humano al promover la capacitación del personal, fortalecer la conciencia sobre la inocuidad de los alimentos y fomentar la responsabilidad en cada etapa de la cadena productiva.</w:t>
+      </w:r>
+    </w:p>
+    <w:p>
+      <w:pPr>
+        <w:pStyle w:val="Ttulo2"/>
+      </w:pPr>
+      <w:bookmarkStart w:id="5" w:name="_Toc230628036"/>
+      <w:r>
+        <w:t>Relación entre normativa, equipos e inocuidad del alimento</w:t>
+      </w:r>
+      <w:bookmarkEnd w:id="5"/>
+    </w:p>
+    <w:p>
+      <w:pPr>
+        <w:rPr>
+          <w:lang w:val="es-419" w:eastAsia="es-CO"/>
+        </w:rPr>
+      </w:pPr>
+      <w:r>
+        <w:rPr>
+          <w:lang w:val="es-419" w:eastAsia="es-CO"/>
+        </w:rPr>
+        <w:t>La inocuidad en la industria cárnica depende directamente de los equipos, utensilios e infraestructura, los cuales deben cumplir estrictamente con la normativa vigente, como el Decreto 2674 de 2013, la Resolución 240 de 2013 y el Decreto 1500 de 2007. A continuación, se detallará c</w:t>
+      </w:r>
+      <w:r>
+        <w:rPr>
+          <w:lang w:val="es-419" w:eastAsia="es-CO"/>
+        </w:rPr>
+        <w:t>ó</w:t>
+      </w:r>
+      <w:r>
+        <w:rPr>
+          <w:lang w:val="es-419" w:eastAsia="es-CO"/>
+        </w:rPr>
+        <w:t>mo se relacionan entre sí:</w:t>
       </w:r>
     </w:p>
     <w:p>
@@ -8634,28 +8049,28 @@
           <w:b/>
           <w:bCs/>
         </w:rPr>
-        <w:t>Calibración de equipos</w:t>
-      </w:r>
-    </w:p>
-    <w:p>
-      <w:pPr>
-        <w:rPr>
-          <w:lang w:val="es-419" w:eastAsia="es-CO"/>
-        </w:rPr>
-      </w:pPr>
-      <w:r>
-        <w:rPr>
-          <w:lang w:val="es-419" w:eastAsia="es-CO"/>
-        </w:rPr>
-        <w:t>Equipos críticos</w:t>
-      </w:r>
-    </w:p>
-    <w:p>
-      <w:pPr>
-        <w:pStyle w:val="Prrafodelista"/>
-        <w:numPr>
-          <w:ilvl w:val="0"/>
-          <w:numId w:val="34"/>
+        <w:t>Diseño higiénico de equipos</w:t>
+      </w:r>
+    </w:p>
+    <w:p>
+      <w:pPr>
+        <w:rPr>
+          <w:lang w:val="es-419" w:eastAsia="es-CO"/>
+        </w:rPr>
+      </w:pPr>
+      <w:r>
+        <w:rPr>
+          <w:lang w:val="es-419" w:eastAsia="es-CO"/>
+        </w:rPr>
+        <w:t>Características exigidas por la normativa</w:t>
+      </w:r>
+    </w:p>
+    <w:p>
+      <w:pPr>
+        <w:pStyle w:val="Prrafodelista"/>
+        <w:numPr>
+          <w:ilvl w:val="0"/>
+          <w:numId w:val="27"/>
         </w:numPr>
         <w:ind w:left="993"/>
         <w:rPr>
@@ -8666,7 +8081,7 @@
         <w:rPr>
           <w:lang w:val="es-419" w:eastAsia="es-CO"/>
         </w:rPr>
-        <w:t>Termómetros</w:t>
+        <w:t>Superficies lisas</w:t>
       </w:r>
       <w:r>
         <w:rPr>
@@ -8680,7 +8095,7 @@
         <w:pStyle w:val="Prrafodelista"/>
         <w:numPr>
           <w:ilvl w:val="0"/>
-          <w:numId w:val="34"/>
+          <w:numId w:val="27"/>
         </w:numPr>
         <w:ind w:left="993"/>
         <w:rPr>
@@ -8691,7 +8106,7 @@
         <w:rPr>
           <w:lang w:val="es-419" w:eastAsia="es-CO"/>
         </w:rPr>
-        <w:t>Balanzas</w:t>
+        <w:t>No porosas</w:t>
       </w:r>
       <w:r>
         <w:rPr>
@@ -8702,23 +8117,10 @@
     </w:p>
     <w:p>
       <w:pPr>
-        <w:rPr>
-          <w:lang w:val="es-419" w:eastAsia="es-CO"/>
-        </w:rPr>
-      </w:pPr>
-      <w:r>
-        <w:rPr>
-          <w:lang w:val="es-419" w:eastAsia="es-CO"/>
-        </w:rPr>
-        <w:t>Importancia de la calibración</w:t>
-      </w:r>
-    </w:p>
-    <w:p>
-      <w:pPr>
-        <w:pStyle w:val="Prrafodelista"/>
-        <w:numPr>
-          <w:ilvl w:val="0"/>
-          <w:numId w:val="35"/>
+        <w:pStyle w:val="Prrafodelista"/>
+        <w:numPr>
+          <w:ilvl w:val="0"/>
+          <w:numId w:val="27"/>
         </w:numPr>
         <w:ind w:left="993"/>
         <w:rPr>
@@ -8729,7 +8131,7 @@
         <w:rPr>
           <w:lang w:val="es-419" w:eastAsia="es-CO"/>
         </w:rPr>
-        <w:t>Control de temperatura</w:t>
+        <w:t>Sin grietas</w:t>
       </w:r>
       <w:r>
         <w:rPr>
@@ -8743,7 +8145,7 @@
         <w:pStyle w:val="Prrafodelista"/>
         <w:numPr>
           <w:ilvl w:val="0"/>
-          <w:numId w:val="35"/>
+          <w:numId w:val="27"/>
         </w:numPr>
         <w:ind w:left="993"/>
         <w:rPr>
@@ -8754,7 +8156,7 @@
         <w:rPr>
           <w:lang w:val="es-419" w:eastAsia="es-CO"/>
         </w:rPr>
-        <w:t>Control de peso</w:t>
+        <w:t>Fácil limpieza</w:t>
       </w:r>
       <w:r>
         <w:rPr>
@@ -8765,27 +8167,27 @@
     </w:p>
     <w:p>
       <w:pPr>
-        <w:pStyle w:val="Prrafodelista"/>
-        <w:numPr>
-          <w:ilvl w:val="0"/>
-          <w:numId w:val="35"/>
-        </w:numPr>
-        <w:ind w:left="993"/>
-        <w:rPr>
-          <w:lang w:val="es-419" w:eastAsia="es-CO"/>
-        </w:rPr>
-      </w:pPr>
-      <w:r>
-        <w:rPr>
-          <w:lang w:val="es-419" w:eastAsia="es-CO"/>
-        </w:rPr>
-        <w:t>Precisión en procesos</w:t>
-      </w:r>
-      <w:r>
-        <w:rPr>
-          <w:lang w:val="es-419" w:eastAsia="es-CO"/>
-        </w:rPr>
-        <w:t>.</w:t>
+        <w:rPr>
+          <w:lang w:val="es-419" w:eastAsia="es-CO"/>
+        </w:rPr>
+      </w:pPr>
+      <w:r>
+        <w:rPr>
+          <w:lang w:val="es-419" w:eastAsia="es-CO"/>
+        </w:rPr>
+        <w:t>Evita</w:t>
+      </w:r>
+      <w:r>
+        <w:rPr>
+          <w:lang w:val="es-419" w:eastAsia="es-CO"/>
+        </w:rPr>
+        <w:t xml:space="preserve"> la</w:t>
+      </w:r>
+      <w:r>
+        <w:rPr>
+          <w:lang w:val="es-419" w:eastAsia="es-CO"/>
+        </w:rPr>
+        <w:t xml:space="preserve"> acumulación de microorganismos.</w:t>
       </w:r>
     </w:p>
     <w:p>
@@ -8800,28 +8202,29 @@
           <w:b/>
           <w:bCs/>
         </w:rPr>
-        <w:t>Cadena de frío</w:t>
-      </w:r>
-    </w:p>
-    <w:p>
-      <w:pPr>
-        <w:rPr>
-          <w:lang w:val="es-419" w:eastAsia="es-CO"/>
-        </w:rPr>
-      </w:pPr>
-      <w:r>
-        <w:rPr>
-          <w:lang w:val="es-419" w:eastAsia="es-CO"/>
-        </w:rPr>
-        <w:t>Equipos clave</w:t>
-      </w:r>
-    </w:p>
-    <w:p>
-      <w:pPr>
-        <w:pStyle w:val="Prrafodelista"/>
-        <w:numPr>
-          <w:ilvl w:val="0"/>
-          <w:numId w:val="36"/>
+        <w:lastRenderedPageBreak/>
+        <w:t>Materiales aptos para contacto con alimentos</w:t>
+      </w:r>
+    </w:p>
+    <w:p>
+      <w:pPr>
+        <w:rPr>
+          <w:lang w:val="es-419" w:eastAsia="es-CO"/>
+        </w:rPr>
+      </w:pPr>
+      <w:r>
+        <w:rPr>
+          <w:lang w:val="es-419" w:eastAsia="es-CO"/>
+        </w:rPr>
+        <w:t>Materiales permitidos</w:t>
+      </w:r>
+    </w:p>
+    <w:p>
+      <w:pPr>
+        <w:pStyle w:val="Prrafodelista"/>
+        <w:numPr>
+          <w:ilvl w:val="0"/>
+          <w:numId w:val="28"/>
         </w:numPr>
         <w:ind w:left="993"/>
         <w:rPr>
@@ -8832,7 +8235,70 @@
         <w:rPr>
           <w:lang w:val="es-419" w:eastAsia="es-CO"/>
         </w:rPr>
-        <w:t>Cámaras frigoríficas</w:t>
+        <w:t>Acero inoxidable.</w:t>
+      </w:r>
+    </w:p>
+    <w:p>
+      <w:pPr>
+        <w:pStyle w:val="Prrafodelista"/>
+        <w:numPr>
+          <w:ilvl w:val="0"/>
+          <w:numId w:val="28"/>
+        </w:numPr>
+        <w:ind w:left="993"/>
+        <w:rPr>
+          <w:lang w:val="es-419" w:eastAsia="es-CO"/>
+        </w:rPr>
+      </w:pPr>
+      <w:r>
+        <w:rPr>
+          <w:lang w:val="es-419" w:eastAsia="es-CO"/>
+        </w:rPr>
+        <w:t xml:space="preserve">Plásticos </w:t>
+      </w:r>
+      <w:r>
+        <w:rPr>
+          <w:lang w:val="es-419" w:eastAsia="es-CO"/>
+        </w:rPr>
+        <w:t xml:space="preserve">de </w:t>
+      </w:r>
+      <w:r>
+        <w:rPr>
+          <w:lang w:val="es-419" w:eastAsia="es-CO"/>
+        </w:rPr>
+        <w:t>grado alimenticio.</w:t>
+      </w:r>
+    </w:p>
+    <w:p>
+      <w:pPr>
+        <w:rPr>
+          <w:lang w:val="es-419" w:eastAsia="es-CO"/>
+        </w:rPr>
+      </w:pPr>
+      <w:r>
+        <w:rPr>
+          <w:lang w:val="es-419" w:eastAsia="es-CO"/>
+        </w:rPr>
+        <w:t>Materiales prohibidos</w:t>
+      </w:r>
+    </w:p>
+    <w:p>
+      <w:pPr>
+        <w:pStyle w:val="Prrafodelista"/>
+        <w:numPr>
+          <w:ilvl w:val="0"/>
+          <w:numId w:val="29"/>
+        </w:numPr>
+        <w:ind w:left="993"/>
+        <w:rPr>
+          <w:lang w:val="es-419" w:eastAsia="es-CO"/>
+        </w:rPr>
+      </w:pPr>
+      <w:r>
+        <w:rPr>
+          <w:lang w:val="es-419" w:eastAsia="es-CO"/>
+        </w:rPr>
+        <w:t>Madera</w:t>
       </w:r>
       <w:r>
         <w:rPr>
@@ -8846,7 +8312,7 @@
         <w:pStyle w:val="Prrafodelista"/>
         <w:numPr>
           <w:ilvl w:val="0"/>
-          <w:numId w:val="36"/>
+          <w:numId w:val="29"/>
         </w:numPr>
         <w:ind w:left="993"/>
         <w:rPr>
@@ -8857,7 +8323,7 @@
         <w:rPr>
           <w:lang w:val="es-419" w:eastAsia="es-CO"/>
         </w:rPr>
-        <w:t>Refrigeradores</w:t>
+        <w:t>Metales oxidados</w:t>
       </w:r>
       <w:r>
         <w:rPr>
@@ -8868,23 +8334,10 @@
     </w:p>
     <w:p>
       <w:pPr>
-        <w:rPr>
-          <w:lang w:val="es-419" w:eastAsia="es-CO"/>
-        </w:rPr>
-      </w:pPr>
-      <w:r>
-        <w:rPr>
-          <w:lang w:val="es-419" w:eastAsia="es-CO"/>
-        </w:rPr>
-        <w:t>Funciones sanitarias</w:t>
-      </w:r>
-    </w:p>
-    <w:p>
-      <w:pPr>
-        <w:pStyle w:val="Prrafodelista"/>
-        <w:numPr>
-          <w:ilvl w:val="0"/>
-          <w:numId w:val="37"/>
+        <w:pStyle w:val="Prrafodelista"/>
+        <w:numPr>
+          <w:ilvl w:val="0"/>
+          <w:numId w:val="29"/>
         </w:numPr>
         <w:ind w:left="993"/>
         <w:rPr>
@@ -8895,32 +8348,7 @@
         <w:rPr>
           <w:lang w:val="es-419" w:eastAsia="es-CO"/>
         </w:rPr>
-        <w:t>Evitar crecimiento microbiano</w:t>
-      </w:r>
-      <w:r>
-        <w:rPr>
-          <w:lang w:val="es-419" w:eastAsia="es-CO"/>
-        </w:rPr>
-        <w:t>.</w:t>
-      </w:r>
-    </w:p>
-    <w:p>
-      <w:pPr>
-        <w:pStyle w:val="Prrafodelista"/>
-        <w:numPr>
-          <w:ilvl w:val="0"/>
-          <w:numId w:val="37"/>
-        </w:numPr>
-        <w:ind w:left="993"/>
-        <w:rPr>
-          <w:lang w:val="es-419" w:eastAsia="es-CO"/>
-        </w:rPr>
-      </w:pPr>
-      <w:r>
-        <w:rPr>
-          <w:lang w:val="es-419" w:eastAsia="es-CO"/>
-        </w:rPr>
-        <w:t>Mantener inocuidad</w:t>
+        <w:t>Materiales porosos</w:t>
       </w:r>
       <w:r>
         <w:rPr>
@@ -8941,28 +8369,28 @@
           <w:b/>
           <w:bCs/>
         </w:rPr>
-        <w:t>Impacto en la calidad del producto</w:t>
-      </w:r>
-    </w:p>
-    <w:p>
-      <w:pPr>
-        <w:rPr>
-          <w:lang w:val="es-419" w:eastAsia="es-CO"/>
-        </w:rPr>
-      </w:pPr>
-      <w:r>
-        <w:rPr>
-          <w:lang w:val="es-419" w:eastAsia="es-CO"/>
-        </w:rPr>
-        <w:t>Efectos del uso adecuado de equipos</w:t>
-      </w:r>
-    </w:p>
-    <w:p>
-      <w:pPr>
-        <w:pStyle w:val="Prrafodelista"/>
-        <w:numPr>
-          <w:ilvl w:val="0"/>
-          <w:numId w:val="38"/>
+        <w:t>Contaminación cruzada</w:t>
+      </w:r>
+    </w:p>
+    <w:p>
+      <w:pPr>
+        <w:rPr>
+          <w:lang w:val="es-419" w:eastAsia="es-CO"/>
+        </w:rPr>
+      </w:pPr>
+      <w:r>
+        <w:rPr>
+          <w:lang w:val="es-419" w:eastAsia="es-CO"/>
+        </w:rPr>
+        <w:t>Causas principales</w:t>
+      </w:r>
+    </w:p>
+    <w:p>
+      <w:pPr>
+        <w:pStyle w:val="Prrafodelista"/>
+        <w:numPr>
+          <w:ilvl w:val="0"/>
+          <w:numId w:val="30"/>
         </w:numPr>
         <w:ind w:left="993"/>
         <w:rPr>
@@ -8973,21 +8401,15 @@
         <w:rPr>
           <w:lang w:val="es-419" w:eastAsia="es-CO"/>
         </w:rPr>
-        <w:t>Reducción de contaminación</w:t>
-      </w:r>
-      <w:r>
-        <w:rPr>
-          <w:lang w:val="es-419" w:eastAsia="es-CO"/>
-        </w:rPr>
-        <w:t>.</w:t>
-      </w:r>
-    </w:p>
-    <w:p>
-      <w:pPr>
-        <w:pStyle w:val="Prrafodelista"/>
-        <w:numPr>
-          <w:ilvl w:val="0"/>
-          <w:numId w:val="38"/>
+        <w:t>No limpiar equipos entre procesos.</w:t>
+      </w:r>
+    </w:p>
+    <w:p>
+      <w:pPr>
+        <w:pStyle w:val="Prrafodelista"/>
+        <w:numPr>
+          <w:ilvl w:val="0"/>
+          <w:numId w:val="30"/>
         </w:numPr>
         <w:ind w:left="993"/>
         <w:rPr>
@@ -8998,38 +8420,20 @@
         <w:rPr>
           <w:lang w:val="es-419" w:eastAsia="es-CO"/>
         </w:rPr>
-        <w:t>Mayor vida útil</w:t>
-      </w:r>
-      <w:r>
-        <w:rPr>
-          <w:lang w:val="es-419" w:eastAsia="es-CO"/>
-        </w:rPr>
-        <w:t>.</w:t>
-      </w:r>
-    </w:p>
-    <w:p>
-      <w:pPr>
-        <w:pStyle w:val="Prrafodelista"/>
-        <w:numPr>
-          <w:ilvl w:val="0"/>
-          <w:numId w:val="38"/>
-        </w:numPr>
-        <w:ind w:left="993"/>
-        <w:rPr>
-          <w:lang w:val="es-419" w:eastAsia="es-CO"/>
-        </w:rPr>
-      </w:pPr>
-      <w:r>
-        <w:rPr>
-          <w:lang w:val="es-419" w:eastAsia="es-CO"/>
-        </w:rPr>
-        <w:t>Estabilidad microbiológica</w:t>
-      </w:r>
-      <w:r>
-        <w:rPr>
-          <w:lang w:val="es-419" w:eastAsia="es-CO"/>
-        </w:rPr>
-        <w:t>.</w:t>
+        <w:t>Mezcla de productos crudos y procesados.</w:t>
+      </w:r>
+    </w:p>
+    <w:p>
+      <w:pPr>
+        <w:rPr>
+          <w:lang w:val="es-419" w:eastAsia="es-CO"/>
+        </w:rPr>
+      </w:pPr>
+      <w:r>
+        <w:rPr>
+          <w:lang w:val="es-419" w:eastAsia="es-CO"/>
+        </w:rPr>
+        <w:t>Es uno de los principales riesgos sanitarios.</w:t>
       </w:r>
     </w:p>
     <w:p>
@@ -9044,28 +8448,28 @@
           <w:b/>
           <w:bCs/>
         </w:rPr>
-        <w:t>Verificación y registros</w:t>
-      </w:r>
-    </w:p>
-    <w:p>
-      <w:pPr>
-        <w:rPr>
-          <w:lang w:val="es-419" w:eastAsia="es-CO"/>
-        </w:rPr>
-      </w:pPr>
-      <w:r>
-        <w:rPr>
-          <w:lang w:val="es-419" w:eastAsia="es-CO"/>
-        </w:rPr>
-        <w:t>Registros exigidos por la normativa</w:t>
-      </w:r>
-    </w:p>
-    <w:p>
-      <w:pPr>
-        <w:pStyle w:val="Prrafodelista"/>
-        <w:numPr>
-          <w:ilvl w:val="0"/>
-          <w:numId w:val="39"/>
+        <w:t>Programas de limpieza y desinfección (POES)</w:t>
+      </w:r>
+    </w:p>
+    <w:p>
+      <w:pPr>
+        <w:rPr>
+          <w:lang w:val="es-419" w:eastAsia="es-CO"/>
+        </w:rPr>
+      </w:pPr>
+      <w:r>
+        <w:rPr>
+          <w:lang w:val="es-419" w:eastAsia="es-CO"/>
+        </w:rPr>
+        <w:t>Elementos que deben incluir</w:t>
+      </w:r>
+    </w:p>
+    <w:p>
+      <w:pPr>
+        <w:pStyle w:val="Prrafodelista"/>
+        <w:numPr>
+          <w:ilvl w:val="0"/>
+          <w:numId w:val="31"/>
         </w:numPr>
         <w:ind w:left="993"/>
         <w:rPr>
@@ -9076,21 +8480,15 @@
         <w:rPr>
           <w:lang w:val="es-419" w:eastAsia="es-CO"/>
         </w:rPr>
-        <w:t>Registros de limpieza</w:t>
-      </w:r>
-      <w:r>
-        <w:rPr>
-          <w:lang w:val="es-419" w:eastAsia="es-CO"/>
-        </w:rPr>
-        <w:t>.</w:t>
-      </w:r>
-    </w:p>
-    <w:p>
-      <w:pPr>
-        <w:pStyle w:val="Prrafodelista"/>
-        <w:numPr>
-          <w:ilvl w:val="0"/>
-          <w:numId w:val="39"/>
+        <w:t>Frecuencia de limpieza.</w:t>
+      </w:r>
+    </w:p>
+    <w:p>
+      <w:pPr>
+        <w:pStyle w:val="Prrafodelista"/>
+        <w:numPr>
+          <w:ilvl w:val="0"/>
+          <w:numId w:val="31"/>
         </w:numPr>
         <w:ind w:left="993"/>
         <w:rPr>
@@ -9101,21 +8499,15 @@
         <w:rPr>
           <w:lang w:val="es-419" w:eastAsia="es-CO"/>
         </w:rPr>
-        <w:t>Control de temperatura</w:t>
-      </w:r>
-      <w:r>
-        <w:rPr>
-          <w:lang w:val="es-419" w:eastAsia="es-CO"/>
-        </w:rPr>
-        <w:t>.</w:t>
-      </w:r>
-    </w:p>
-    <w:p>
-      <w:pPr>
-        <w:pStyle w:val="Prrafodelista"/>
-        <w:numPr>
-          <w:ilvl w:val="0"/>
-          <w:numId w:val="39"/>
+        <w:t>Productos químicos autorizados.</w:t>
+      </w:r>
+    </w:p>
+    <w:p>
+      <w:pPr>
+        <w:pStyle w:val="Prrafodelista"/>
+        <w:numPr>
+          <w:ilvl w:val="0"/>
+          <w:numId w:val="31"/>
         </w:numPr>
         <w:ind w:left="993"/>
         <w:rPr>
@@ -9126,21 +8518,15 @@
         <w:rPr>
           <w:lang w:val="es-419" w:eastAsia="es-CO"/>
         </w:rPr>
-        <w:t>Mantenimiento</w:t>
-      </w:r>
-      <w:r>
-        <w:rPr>
-          <w:lang w:val="es-419" w:eastAsia="es-CO"/>
-        </w:rPr>
-        <w:t>.</w:t>
-      </w:r>
-    </w:p>
-    <w:p>
-      <w:pPr>
-        <w:pStyle w:val="Prrafodelista"/>
-        <w:numPr>
-          <w:ilvl w:val="0"/>
-          <w:numId w:val="39"/>
+        <w:t>Métodos de desinfección.</w:t>
+      </w:r>
+    </w:p>
+    <w:p>
+      <w:pPr>
+        <w:pStyle w:val="Prrafodelista"/>
+        <w:numPr>
+          <w:ilvl w:val="0"/>
+          <w:numId w:val="31"/>
         </w:numPr>
         <w:ind w:left="993"/>
         <w:rPr>
@@ -9151,14 +8537,26 @@
         <w:rPr>
           <w:lang w:val="es-419" w:eastAsia="es-CO"/>
         </w:rPr>
-        <w:t>Listas de chequeo</w:t>
-      </w:r>
-      <w:r>
-        <w:rPr>
-          <w:lang w:val="es-419" w:eastAsia="es-CO"/>
-        </w:rPr>
-        <w:t>.</w:t>
-      </w:r>
+        <w:t>Verificación.</w:t>
+      </w:r>
+    </w:p>
+    <w:p>
+      <w:pPr>
+        <w:pStyle w:val="Prrafodelista"/>
+        <w:ind w:left="993" w:firstLine="0"/>
+        <w:rPr>
+          <w:lang w:val="es-419" w:eastAsia="es-CO"/>
+        </w:rPr>
+      </w:pPr>
+    </w:p>
+    <w:p>
+      <w:pPr>
+        <w:pStyle w:val="Prrafodelista"/>
+        <w:ind w:left="993" w:firstLine="0"/>
+        <w:rPr>
+          <w:lang w:val="es-419" w:eastAsia="es-CO"/>
+        </w:rPr>
+      </w:pPr>
     </w:p>
     <w:p>
       <w:pPr>
@@ -9172,6 +8570,759 @@
           <w:b/>
           <w:bCs/>
         </w:rPr>
+        <w:lastRenderedPageBreak/>
+        <w:t>Mantenimiento de equipos</w:t>
+      </w:r>
+    </w:p>
+    <w:p>
+      <w:pPr>
+        <w:rPr>
+          <w:lang w:val="es-419" w:eastAsia="es-CO"/>
+        </w:rPr>
+      </w:pPr>
+      <w:r>
+        <w:rPr>
+          <w:lang w:val="es-419" w:eastAsia="es-CO"/>
+        </w:rPr>
+        <w:t>Tipos de mantenimiento</w:t>
+      </w:r>
+    </w:p>
+    <w:p>
+      <w:pPr>
+        <w:pStyle w:val="Prrafodelista"/>
+        <w:numPr>
+          <w:ilvl w:val="0"/>
+          <w:numId w:val="32"/>
+        </w:numPr>
+        <w:ind w:left="993"/>
+        <w:rPr>
+          <w:lang w:val="es-419" w:eastAsia="es-CO"/>
+        </w:rPr>
+      </w:pPr>
+      <w:r>
+        <w:rPr>
+          <w:lang w:val="es-419" w:eastAsia="es-CO"/>
+        </w:rPr>
+        <w:t>Preventivo</w:t>
+      </w:r>
+      <w:r>
+        <w:rPr>
+          <w:lang w:val="es-419" w:eastAsia="es-CO"/>
+        </w:rPr>
+        <w:t>.</w:t>
+      </w:r>
+    </w:p>
+    <w:p>
+      <w:pPr>
+        <w:pStyle w:val="Prrafodelista"/>
+        <w:numPr>
+          <w:ilvl w:val="0"/>
+          <w:numId w:val="32"/>
+        </w:numPr>
+        <w:ind w:left="993"/>
+        <w:rPr>
+          <w:lang w:val="es-419" w:eastAsia="es-CO"/>
+        </w:rPr>
+      </w:pPr>
+      <w:r>
+        <w:rPr>
+          <w:lang w:val="es-419" w:eastAsia="es-CO"/>
+        </w:rPr>
+        <w:t>Correctiv</w:t>
+      </w:r>
+      <w:r>
+        <w:rPr>
+          <w:lang w:val="es-419" w:eastAsia="es-CO"/>
+        </w:rPr>
+        <w:t>o</w:t>
+      </w:r>
+      <w:r>
+        <w:rPr>
+          <w:lang w:val="es-419" w:eastAsia="es-CO"/>
+        </w:rPr>
+        <w:t>.</w:t>
+      </w:r>
+    </w:p>
+    <w:p>
+      <w:pPr>
+        <w:rPr>
+          <w:lang w:val="es-419" w:eastAsia="es-CO"/>
+        </w:rPr>
+      </w:pPr>
+      <w:r>
+        <w:rPr>
+          <w:lang w:val="es-419" w:eastAsia="es-CO"/>
+        </w:rPr>
+        <w:t>Actividades incluidas</w:t>
+      </w:r>
+    </w:p>
+    <w:p>
+      <w:pPr>
+        <w:pStyle w:val="Prrafodelista"/>
+        <w:numPr>
+          <w:ilvl w:val="0"/>
+          <w:numId w:val="33"/>
+        </w:numPr>
+        <w:ind w:left="993"/>
+        <w:rPr>
+          <w:lang w:val="es-419" w:eastAsia="es-CO"/>
+        </w:rPr>
+      </w:pPr>
+      <w:r>
+        <w:rPr>
+          <w:lang w:val="es-419" w:eastAsia="es-CO"/>
+        </w:rPr>
+        <w:t>Lubricación</w:t>
+      </w:r>
+      <w:r>
+        <w:rPr>
+          <w:lang w:val="es-419" w:eastAsia="es-CO"/>
+        </w:rPr>
+        <w:t xml:space="preserve"> de</w:t>
+      </w:r>
+      <w:r>
+        <w:rPr>
+          <w:lang w:val="es-419" w:eastAsia="es-CO"/>
+        </w:rPr>
+        <w:t xml:space="preserve"> grado alimenticio</w:t>
+      </w:r>
+      <w:r>
+        <w:rPr>
+          <w:lang w:val="es-419" w:eastAsia="es-CO"/>
+        </w:rPr>
+        <w:t>.</w:t>
+      </w:r>
+    </w:p>
+    <w:p>
+      <w:pPr>
+        <w:pStyle w:val="Prrafodelista"/>
+        <w:numPr>
+          <w:ilvl w:val="0"/>
+          <w:numId w:val="33"/>
+        </w:numPr>
+        <w:ind w:left="993"/>
+        <w:rPr>
+          <w:lang w:val="es-419" w:eastAsia="es-CO"/>
+        </w:rPr>
+      </w:pPr>
+      <w:r>
+        <w:rPr>
+          <w:lang w:val="es-419" w:eastAsia="es-CO"/>
+        </w:rPr>
+        <w:t>Cambio de piezas</w:t>
+      </w:r>
+      <w:r>
+        <w:rPr>
+          <w:lang w:val="es-419" w:eastAsia="es-CO"/>
+        </w:rPr>
+        <w:t>.</w:t>
+      </w:r>
+    </w:p>
+    <w:p>
+      <w:pPr>
+        <w:pStyle w:val="Prrafodelista"/>
+        <w:numPr>
+          <w:ilvl w:val="0"/>
+          <w:numId w:val="33"/>
+        </w:numPr>
+        <w:ind w:left="993"/>
+        <w:rPr>
+          <w:lang w:val="es-419" w:eastAsia="es-CO"/>
+        </w:rPr>
+      </w:pPr>
+      <w:r>
+        <w:rPr>
+          <w:lang w:val="es-419" w:eastAsia="es-CO"/>
+        </w:rPr>
+        <w:t>Inspecciones</w:t>
+      </w:r>
+      <w:r>
+        <w:rPr>
+          <w:lang w:val="es-419" w:eastAsia="es-CO"/>
+        </w:rPr>
+        <w:t>.</w:t>
+      </w:r>
+    </w:p>
+    <w:p>
+      <w:pPr>
+        <w:rPr>
+          <w:lang w:val="es-419" w:eastAsia="es-CO"/>
+        </w:rPr>
+      </w:pPr>
+      <w:r>
+        <w:rPr>
+          <w:lang w:val="es-419" w:eastAsia="es-CO"/>
+        </w:rPr>
+        <w:t>Esta relación se evidencia en la infraestructura y los equipos utilizados en la industria cárnica, los cuales cumplen requisitos sanitarios para garantizar la inocuidad, tales como:</w:t>
+      </w:r>
+    </w:p>
+    <w:p>
+      <w:pPr>
+        <w:rPr>
+          <w:b/>
+          <w:bCs/>
+        </w:rPr>
+      </w:pPr>
+      <w:r>
+        <w:rPr>
+          <w:b/>
+          <w:bCs/>
+        </w:rPr>
+        <w:t>Calibración de equipos</w:t>
+      </w:r>
+    </w:p>
+    <w:p>
+      <w:pPr>
+        <w:rPr>
+          <w:lang w:val="es-419" w:eastAsia="es-CO"/>
+        </w:rPr>
+      </w:pPr>
+      <w:r>
+        <w:rPr>
+          <w:lang w:val="es-419" w:eastAsia="es-CO"/>
+        </w:rPr>
+        <w:t>Equipos críticos</w:t>
+      </w:r>
+    </w:p>
+    <w:p>
+      <w:pPr>
+        <w:pStyle w:val="Prrafodelista"/>
+        <w:numPr>
+          <w:ilvl w:val="0"/>
+          <w:numId w:val="34"/>
+        </w:numPr>
+        <w:ind w:left="993"/>
+        <w:rPr>
+          <w:lang w:val="es-419" w:eastAsia="es-CO"/>
+        </w:rPr>
+      </w:pPr>
+      <w:r>
+        <w:rPr>
+          <w:lang w:val="es-419" w:eastAsia="es-CO"/>
+        </w:rPr>
+        <w:t>Termómetros</w:t>
+      </w:r>
+      <w:r>
+        <w:rPr>
+          <w:lang w:val="es-419" w:eastAsia="es-CO"/>
+        </w:rPr>
+        <w:t>.</w:t>
+      </w:r>
+    </w:p>
+    <w:p>
+      <w:pPr>
+        <w:pStyle w:val="Prrafodelista"/>
+        <w:numPr>
+          <w:ilvl w:val="0"/>
+          <w:numId w:val="34"/>
+        </w:numPr>
+        <w:ind w:left="993"/>
+        <w:rPr>
+          <w:lang w:val="es-419" w:eastAsia="es-CO"/>
+        </w:rPr>
+      </w:pPr>
+      <w:r>
+        <w:rPr>
+          <w:lang w:val="es-419" w:eastAsia="es-CO"/>
+        </w:rPr>
+        <w:t>Balanzas</w:t>
+      </w:r>
+      <w:r>
+        <w:rPr>
+          <w:lang w:val="es-419" w:eastAsia="es-CO"/>
+        </w:rPr>
+        <w:t>.</w:t>
+      </w:r>
+    </w:p>
+    <w:p>
+      <w:pPr>
+        <w:rPr>
+          <w:lang w:val="es-419" w:eastAsia="es-CO"/>
+        </w:rPr>
+      </w:pPr>
+      <w:r>
+        <w:rPr>
+          <w:lang w:val="es-419" w:eastAsia="es-CO"/>
+        </w:rPr>
+        <w:t>Importancia de la calibración</w:t>
+      </w:r>
+    </w:p>
+    <w:p>
+      <w:pPr>
+        <w:pStyle w:val="Prrafodelista"/>
+        <w:numPr>
+          <w:ilvl w:val="0"/>
+          <w:numId w:val="35"/>
+        </w:numPr>
+        <w:ind w:left="993"/>
+        <w:rPr>
+          <w:lang w:val="es-419" w:eastAsia="es-CO"/>
+        </w:rPr>
+      </w:pPr>
+      <w:r>
+        <w:rPr>
+          <w:lang w:val="es-419" w:eastAsia="es-CO"/>
+        </w:rPr>
+        <w:t>Control de temperatura</w:t>
+      </w:r>
+      <w:r>
+        <w:rPr>
+          <w:lang w:val="es-419" w:eastAsia="es-CO"/>
+        </w:rPr>
+        <w:t>.</w:t>
+      </w:r>
+    </w:p>
+    <w:p>
+      <w:pPr>
+        <w:pStyle w:val="Prrafodelista"/>
+        <w:numPr>
+          <w:ilvl w:val="0"/>
+          <w:numId w:val="35"/>
+        </w:numPr>
+        <w:ind w:left="993"/>
+        <w:rPr>
+          <w:lang w:val="es-419" w:eastAsia="es-CO"/>
+        </w:rPr>
+      </w:pPr>
+      <w:r>
+        <w:rPr>
+          <w:lang w:val="es-419" w:eastAsia="es-CO"/>
+        </w:rPr>
+        <w:t>Control de peso</w:t>
+      </w:r>
+      <w:r>
+        <w:rPr>
+          <w:lang w:val="es-419" w:eastAsia="es-CO"/>
+        </w:rPr>
+        <w:t>.</w:t>
+      </w:r>
+    </w:p>
+    <w:p>
+      <w:pPr>
+        <w:pStyle w:val="Prrafodelista"/>
+        <w:numPr>
+          <w:ilvl w:val="0"/>
+          <w:numId w:val="35"/>
+        </w:numPr>
+        <w:ind w:left="993"/>
+        <w:rPr>
+          <w:lang w:val="es-419" w:eastAsia="es-CO"/>
+        </w:rPr>
+      </w:pPr>
+      <w:r>
+        <w:rPr>
+          <w:lang w:val="es-419" w:eastAsia="es-CO"/>
+        </w:rPr>
+        <w:t>Precisión en procesos</w:t>
+      </w:r>
+      <w:r>
+        <w:rPr>
+          <w:lang w:val="es-419" w:eastAsia="es-CO"/>
+        </w:rPr>
+        <w:t>.</w:t>
+      </w:r>
+    </w:p>
+    <w:p>
+      <w:pPr>
+        <w:ind w:left="633" w:firstLine="0"/>
+        <w:rPr>
+          <w:lang w:val="es-419" w:eastAsia="es-CO"/>
+        </w:rPr>
+      </w:pPr>
+    </w:p>
+    <w:p>
+      <w:pPr>
+        <w:ind w:left="633" w:firstLine="0"/>
+        <w:rPr>
+          <w:lang w:val="es-419" w:eastAsia="es-CO"/>
+        </w:rPr>
+      </w:pPr>
+    </w:p>
+    <w:p>
+      <w:pPr>
+        <w:rPr>
+          <w:b/>
+          <w:bCs/>
+        </w:rPr>
+      </w:pPr>
+      <w:r>
+        <w:rPr>
+          <w:b/>
+          <w:bCs/>
+        </w:rPr>
+        <w:lastRenderedPageBreak/>
+        <w:t>Cadena de frío</w:t>
+      </w:r>
+    </w:p>
+    <w:p>
+      <w:pPr>
+        <w:rPr>
+          <w:lang w:val="es-419" w:eastAsia="es-CO"/>
+        </w:rPr>
+      </w:pPr>
+      <w:r>
+        <w:rPr>
+          <w:lang w:val="es-419" w:eastAsia="es-CO"/>
+        </w:rPr>
+        <w:t>Equipos clave</w:t>
+      </w:r>
+    </w:p>
+    <w:p>
+      <w:pPr>
+        <w:pStyle w:val="Prrafodelista"/>
+        <w:numPr>
+          <w:ilvl w:val="0"/>
+          <w:numId w:val="36"/>
+        </w:numPr>
+        <w:ind w:left="993"/>
+        <w:rPr>
+          <w:lang w:val="es-419" w:eastAsia="es-CO"/>
+        </w:rPr>
+      </w:pPr>
+      <w:r>
+        <w:rPr>
+          <w:lang w:val="es-419" w:eastAsia="es-CO"/>
+        </w:rPr>
+        <w:t>Cámaras frigoríficas</w:t>
+      </w:r>
+      <w:r>
+        <w:rPr>
+          <w:lang w:val="es-419" w:eastAsia="es-CO"/>
+        </w:rPr>
+        <w:t>.</w:t>
+      </w:r>
+    </w:p>
+    <w:p>
+      <w:pPr>
+        <w:pStyle w:val="Prrafodelista"/>
+        <w:numPr>
+          <w:ilvl w:val="0"/>
+          <w:numId w:val="36"/>
+        </w:numPr>
+        <w:ind w:left="993"/>
+        <w:rPr>
+          <w:lang w:val="es-419" w:eastAsia="es-CO"/>
+        </w:rPr>
+      </w:pPr>
+      <w:r>
+        <w:rPr>
+          <w:lang w:val="es-419" w:eastAsia="es-CO"/>
+        </w:rPr>
+        <w:t>Refrigeradores</w:t>
+      </w:r>
+      <w:r>
+        <w:rPr>
+          <w:lang w:val="es-419" w:eastAsia="es-CO"/>
+        </w:rPr>
+        <w:t>.</w:t>
+      </w:r>
+    </w:p>
+    <w:p>
+      <w:pPr>
+        <w:rPr>
+          <w:lang w:val="es-419" w:eastAsia="es-CO"/>
+        </w:rPr>
+      </w:pPr>
+      <w:r>
+        <w:rPr>
+          <w:lang w:val="es-419" w:eastAsia="es-CO"/>
+        </w:rPr>
+        <w:t>Funciones sanitarias</w:t>
+      </w:r>
+    </w:p>
+    <w:p>
+      <w:pPr>
+        <w:pStyle w:val="Prrafodelista"/>
+        <w:numPr>
+          <w:ilvl w:val="0"/>
+          <w:numId w:val="37"/>
+        </w:numPr>
+        <w:ind w:left="993"/>
+        <w:rPr>
+          <w:lang w:val="es-419" w:eastAsia="es-CO"/>
+        </w:rPr>
+      </w:pPr>
+      <w:r>
+        <w:rPr>
+          <w:lang w:val="es-419" w:eastAsia="es-CO"/>
+        </w:rPr>
+        <w:t>Evitar crecimiento microbiano</w:t>
+      </w:r>
+      <w:r>
+        <w:rPr>
+          <w:lang w:val="es-419" w:eastAsia="es-CO"/>
+        </w:rPr>
+        <w:t>.</w:t>
+      </w:r>
+    </w:p>
+    <w:p>
+      <w:pPr>
+        <w:pStyle w:val="Prrafodelista"/>
+        <w:numPr>
+          <w:ilvl w:val="0"/>
+          <w:numId w:val="37"/>
+        </w:numPr>
+        <w:ind w:left="993"/>
+        <w:rPr>
+          <w:lang w:val="es-419" w:eastAsia="es-CO"/>
+        </w:rPr>
+      </w:pPr>
+      <w:r>
+        <w:rPr>
+          <w:lang w:val="es-419" w:eastAsia="es-CO"/>
+        </w:rPr>
+        <w:t>Mantener inocuidad</w:t>
+      </w:r>
+      <w:r>
+        <w:rPr>
+          <w:lang w:val="es-419" w:eastAsia="es-CO"/>
+        </w:rPr>
+        <w:t>.</w:t>
+      </w:r>
+    </w:p>
+    <w:p>
+      <w:pPr>
+        <w:rPr>
+          <w:b/>
+          <w:bCs/>
+        </w:rPr>
+      </w:pPr>
+      <w:r>
+        <w:rPr>
+          <w:b/>
+          <w:bCs/>
+        </w:rPr>
+        <w:t>Impacto en la calidad del producto</w:t>
+      </w:r>
+    </w:p>
+    <w:p>
+      <w:pPr>
+        <w:rPr>
+          <w:lang w:val="es-419" w:eastAsia="es-CO"/>
+        </w:rPr>
+      </w:pPr>
+      <w:r>
+        <w:rPr>
+          <w:lang w:val="es-419" w:eastAsia="es-CO"/>
+        </w:rPr>
+        <w:t>Efectos del uso adecuado de equipos</w:t>
+      </w:r>
+    </w:p>
+    <w:p>
+      <w:pPr>
+        <w:pStyle w:val="Prrafodelista"/>
+        <w:numPr>
+          <w:ilvl w:val="0"/>
+          <w:numId w:val="38"/>
+        </w:numPr>
+        <w:ind w:left="993"/>
+        <w:rPr>
+          <w:lang w:val="es-419" w:eastAsia="es-CO"/>
+        </w:rPr>
+      </w:pPr>
+      <w:r>
+        <w:rPr>
+          <w:lang w:val="es-419" w:eastAsia="es-CO"/>
+        </w:rPr>
+        <w:t>Reducción de contaminación</w:t>
+      </w:r>
+      <w:r>
+        <w:rPr>
+          <w:lang w:val="es-419" w:eastAsia="es-CO"/>
+        </w:rPr>
+        <w:t>.</w:t>
+      </w:r>
+    </w:p>
+    <w:p>
+      <w:pPr>
+        <w:pStyle w:val="Prrafodelista"/>
+        <w:numPr>
+          <w:ilvl w:val="0"/>
+          <w:numId w:val="38"/>
+        </w:numPr>
+        <w:ind w:left="993"/>
+        <w:rPr>
+          <w:lang w:val="es-419" w:eastAsia="es-CO"/>
+        </w:rPr>
+      </w:pPr>
+      <w:r>
+        <w:rPr>
+          <w:lang w:val="es-419" w:eastAsia="es-CO"/>
+        </w:rPr>
+        <w:t>Mayor vida útil</w:t>
+      </w:r>
+      <w:r>
+        <w:rPr>
+          <w:lang w:val="es-419" w:eastAsia="es-CO"/>
+        </w:rPr>
+        <w:t>.</w:t>
+      </w:r>
+    </w:p>
+    <w:p>
+      <w:pPr>
+        <w:pStyle w:val="Prrafodelista"/>
+        <w:numPr>
+          <w:ilvl w:val="0"/>
+          <w:numId w:val="38"/>
+        </w:numPr>
+        <w:ind w:left="993"/>
+        <w:rPr>
+          <w:lang w:val="es-419" w:eastAsia="es-CO"/>
+        </w:rPr>
+      </w:pPr>
+      <w:r>
+        <w:rPr>
+          <w:lang w:val="es-419" w:eastAsia="es-CO"/>
+        </w:rPr>
+        <w:t>Estabilidad microbiológica</w:t>
+      </w:r>
+      <w:r>
+        <w:rPr>
+          <w:lang w:val="es-419" w:eastAsia="es-CO"/>
+        </w:rPr>
+        <w:t>.</w:t>
+      </w:r>
+    </w:p>
+    <w:p>
+      <w:pPr>
+        <w:rPr>
+          <w:b/>
+          <w:bCs/>
+        </w:rPr>
+      </w:pPr>
+      <w:r>
+        <w:rPr>
+          <w:b/>
+          <w:bCs/>
+        </w:rPr>
+        <w:t>Verificación y registros</w:t>
+      </w:r>
+    </w:p>
+    <w:p>
+      <w:pPr>
+        <w:rPr>
+          <w:lang w:val="es-419" w:eastAsia="es-CO"/>
+        </w:rPr>
+      </w:pPr>
+      <w:r>
+        <w:rPr>
+          <w:lang w:val="es-419" w:eastAsia="es-CO"/>
+        </w:rPr>
+        <w:t>Registros exigidos por la normativa</w:t>
+      </w:r>
+    </w:p>
+    <w:p>
+      <w:pPr>
+        <w:pStyle w:val="Prrafodelista"/>
+        <w:numPr>
+          <w:ilvl w:val="0"/>
+          <w:numId w:val="39"/>
+        </w:numPr>
+        <w:ind w:left="993"/>
+        <w:rPr>
+          <w:lang w:val="es-419" w:eastAsia="es-CO"/>
+        </w:rPr>
+      </w:pPr>
+      <w:r>
+        <w:rPr>
+          <w:lang w:val="es-419" w:eastAsia="es-CO"/>
+        </w:rPr>
+        <w:t>Registros de limpieza</w:t>
+      </w:r>
+      <w:r>
+        <w:rPr>
+          <w:lang w:val="es-419" w:eastAsia="es-CO"/>
+        </w:rPr>
+        <w:t>.</w:t>
+      </w:r>
+    </w:p>
+    <w:p>
+      <w:pPr>
+        <w:pStyle w:val="Prrafodelista"/>
+        <w:numPr>
+          <w:ilvl w:val="0"/>
+          <w:numId w:val="39"/>
+        </w:numPr>
+        <w:ind w:left="993"/>
+        <w:rPr>
+          <w:lang w:val="es-419" w:eastAsia="es-CO"/>
+        </w:rPr>
+      </w:pPr>
+      <w:r>
+        <w:rPr>
+          <w:lang w:val="es-419" w:eastAsia="es-CO"/>
+        </w:rPr>
+        <w:t>Control de temperatura</w:t>
+      </w:r>
+      <w:r>
+        <w:rPr>
+          <w:lang w:val="es-419" w:eastAsia="es-CO"/>
+        </w:rPr>
+        <w:t>.</w:t>
+      </w:r>
+    </w:p>
+    <w:p>
+      <w:pPr>
+        <w:pStyle w:val="Prrafodelista"/>
+        <w:numPr>
+          <w:ilvl w:val="0"/>
+          <w:numId w:val="39"/>
+        </w:numPr>
+        <w:ind w:left="993"/>
+        <w:rPr>
+          <w:lang w:val="es-419" w:eastAsia="es-CO"/>
+        </w:rPr>
+      </w:pPr>
+      <w:r>
+        <w:rPr>
+          <w:lang w:val="es-419" w:eastAsia="es-CO"/>
+        </w:rPr>
+        <w:t>Mantenimiento</w:t>
+      </w:r>
+      <w:r>
+        <w:rPr>
+          <w:lang w:val="es-419" w:eastAsia="es-CO"/>
+        </w:rPr>
+        <w:t>.</w:t>
+      </w:r>
+    </w:p>
+    <w:p>
+      <w:pPr>
+        <w:pStyle w:val="Prrafodelista"/>
+        <w:numPr>
+          <w:ilvl w:val="0"/>
+          <w:numId w:val="39"/>
+        </w:numPr>
+        <w:ind w:left="993"/>
+        <w:rPr>
+          <w:lang w:val="es-419" w:eastAsia="es-CO"/>
+        </w:rPr>
+      </w:pPr>
+      <w:r>
+        <w:rPr>
+          <w:lang w:val="es-419" w:eastAsia="es-CO"/>
+        </w:rPr>
+        <w:t>Listas de chequeo</w:t>
+      </w:r>
+      <w:r>
+        <w:rPr>
+          <w:lang w:val="es-419" w:eastAsia="es-CO"/>
+        </w:rPr>
+        <w:t>.</w:t>
+      </w:r>
+    </w:p>
+    <w:p>
+      <w:pPr>
+        <w:rPr>
+          <w:b/>
+          <w:bCs/>
+        </w:rPr>
+      </w:pPr>
+      <w:r>
+        <w:rPr>
+          <w:b/>
+          <w:bCs/>
+        </w:rPr>
         <w:t>Equipos críticos en planta cárnica</w:t>
       </w:r>
     </w:p>
@@ -9204,6 +9355,7 @@
         <w:rPr>
           <w:lang w:val="es-419" w:eastAsia="es-CO"/>
         </w:rPr>
+        <w:lastRenderedPageBreak/>
         <w:t>Molinos</w:t>
       </w:r>
       <w:r>
@@ -9687,31 +9839,11 @@
     </w:p>
     <w:p>
       <w:pPr>
-        <w:rPr>
-          <w:lang w:val="es-419" w:eastAsia="es-CO"/>
-        </w:rPr>
-      </w:pPr>
-    </w:p>
-    <w:p>
-      <w:pPr>
-        <w:rPr>
-          <w:lang w:val="es-419" w:eastAsia="es-CO"/>
-        </w:rPr>
-      </w:pPr>
-    </w:p>
-    <w:p>
-      <w:pPr>
-        <w:rPr>
-          <w:lang w:val="es-419" w:eastAsia="es-CO"/>
-        </w:rPr>
-      </w:pPr>
-    </w:p>
-    <w:p>
-      <w:pPr>
         <w:pStyle w:val="Ttulo1"/>
       </w:pPr>
       <w:bookmarkStart w:id="6" w:name="_Toc230628037"/>
       <w:r>
+        <w:lastRenderedPageBreak/>
         <w:t>Condiciones básicas en la fabricación de alimentos cárnicos</w:t>
       </w:r>
       <w:bookmarkEnd w:id="6"/>
@@ -9947,7 +10079,14 @@
         <w:rPr>
           <w:lang w:val="es-419" w:eastAsia="es-CO"/>
         </w:rPr>
-        <w:t xml:space="preserve"> las uniones entre las paredes deben ser de forma redondeada para así evitar la acumulación de cualquier tipo de suciedad.</w:t>
+        <w:t xml:space="preserve"> las uniones </w:t>
+      </w:r>
+      <w:r>
+        <w:rPr>
+          <w:lang w:val="es-419" w:eastAsia="es-CO"/>
+        </w:rPr>
+        <w:lastRenderedPageBreak/>
+        <w:t>entre las paredes deben ser de forma redondeada para así evitar la acumulación de cualquier tipo de suciedad.</w:t>
       </w:r>
     </w:p>
     <w:p>
@@ -10095,6 +10234,7 @@
         <w:rPr>
           <w:rStyle w:val="Ttulo5Car"/>
         </w:rPr>
+        <w:lastRenderedPageBreak/>
         <w:t>Requisitos normativos.</w:t>
       </w:r>
       <w:r>
@@ -10389,6 +10529,7 @@
           <w:b/>
           <w:bCs/>
         </w:rPr>
+        <w:lastRenderedPageBreak/>
         <w:t>Importancia</w:t>
       </w:r>
     </w:p>
@@ -10664,6 +10805,7 @@
         <w:rPr>
           <w:lang w:val="es-419" w:eastAsia="es-CO"/>
         </w:rPr>
+        <w:lastRenderedPageBreak/>
         <w:t>Pruebas de calidad.</w:t>
       </w:r>
     </w:p>
@@ -11061,6 +11203,7 @@
         <w:rPr>
           <w:lang w:val="es-419" w:eastAsia="es-CO"/>
         </w:rPr>
+        <w:lastRenderedPageBreak/>
         <w:t>Métodos de conservación:</w:t>
       </w:r>
     </w:p>
@@ -11467,6 +11610,7 @@
         <w:rPr>
           <w:lang w:val="es-419" w:eastAsia="es-CO"/>
         </w:rPr>
+        <w:lastRenderedPageBreak/>
         <w:t>Almacenamiento de químicos:</w:t>
       </w:r>
     </w:p>
@@ -11922,6 +12066,7 @@
       </w:pPr>
       <w:bookmarkStart w:id="12" w:name="_Toc230628043"/>
       <w:r>
+        <w:lastRenderedPageBreak/>
         <w:t>Cambios en la carne y factores de alteración</w:t>
       </w:r>
       <w:bookmarkEnd w:id="12"/>
@@ -12169,6 +12314,7 @@
           <w:b/>
           <w:bCs/>
         </w:rPr>
+        <w:lastRenderedPageBreak/>
         <w:t>Cambios biológicos</w:t>
       </w:r>
     </w:p>
@@ -12330,7 +12476,14 @@
         <w:rPr>
           <w:lang w:val="es-419" w:eastAsia="es-CO"/>
         </w:rPr>
-        <w:t xml:space="preserve"> Los agentes humanos están relacionados con prácticas inadecuadas como la mala higiene del manipulador, la contaminación cruzada, la ruptura de la cadena de frío y la manipulación incorrecta. Estas acciones incrementan el riesgo de contaminación, comprometen la inocuidad y afectan la calidad del producto.</w:t>
+        <w:t xml:space="preserve"> Los agentes humanos están relacionados con prácticas inadecuadas como la mala higiene del manipulador, la contaminación cruzada, la ruptura de la cadena de frío y la manipulación incorrecta. Estas acciones </w:t>
+      </w:r>
+      <w:r>
+        <w:rPr>
+          <w:lang w:val="es-419" w:eastAsia="es-CO"/>
+        </w:rPr>
+        <w:lastRenderedPageBreak/>
+        <w:t>incrementan el riesgo de contaminación, comprometen la inocuidad y afectan la calidad del producto.</w:t>
       </w:r>
     </w:p>
     <w:p>
@@ -12754,6 +12907,7 @@
         <w:rPr>
           <w:lang w:val="es-419" w:eastAsia="es-CO"/>
         </w:rPr>
+        <w:lastRenderedPageBreak/>
         <w:t>Factores que favorecen el crecimiento microbiano</w:t>
       </w:r>
     </w:p>
@@ -13140,6 +13294,7 @@
         <w:rPr>
           <w:lang w:val="es-419" w:eastAsia="es-CO"/>
         </w:rPr>
+        <w:lastRenderedPageBreak/>
         <w:t>Garantizar la inocuidad alimentaria.</w:t>
       </w:r>
     </w:p>
@@ -13287,6 +13442,7 @@
       </w:pPr>
       <w:bookmarkStart w:id="17" w:name="_Toc230628048"/>
       <w:r>
+        <w:lastRenderedPageBreak/>
         <w:t>Conservación de la carne y cadena de frío</w:t>
       </w:r>
       <w:bookmarkEnd w:id="17"/>
@@ -13476,6 +13632,7 @@
                 <w:b/>
                 <w:bCs/>
               </w:rPr>
+              <w:lastRenderedPageBreak/>
               <w:t>Azucena</w:t>
             </w:r>
             <w:r>
@@ -13678,6 +13835,7 @@
                 <w:b/>
                 <w:bCs/>
               </w:rPr>
+              <w:lastRenderedPageBreak/>
               <w:t>Campos</w:t>
             </w:r>
             <w:r>
@@ -13848,6 +14006,7 @@
       </w:pPr>
       <w:bookmarkStart w:id="19" w:name="_Toc230628050"/>
       <w:r>
+        <w:lastRenderedPageBreak/>
         <w:t>Temperaturas de conservación de la carne</w:t>
       </w:r>
       <w:bookmarkEnd w:id="19"/>
@@ -14342,6 +14501,7 @@
         <w:rPr>
           <w:lang w:val="es-419" w:eastAsia="es-CO"/>
         </w:rPr>
+        <w:lastRenderedPageBreak/>
         <w:t>Ventilación adecuada: evita sobrecalentamiento.</w:t>
       </w:r>
     </w:p>
@@ -14522,6 +14682,7 @@
       </w:pPr>
       <w:bookmarkStart w:id="22" w:name="_Toc230628053"/>
       <w:r>
+        <w:lastRenderedPageBreak/>
         <w:t>Prácticas higiénicas y medidas de protección (BPM)</w:t>
       </w:r>
       <w:bookmarkEnd w:id="22"/>
@@ -14692,6 +14853,7 @@
         <w:rPr>
           <w:lang w:val="es-419" w:eastAsia="es-CO"/>
         </w:rPr>
+        <w:lastRenderedPageBreak/>
         <w:t>Examen médico: anual para verificar salud.</w:t>
       </w:r>
     </w:p>
@@ -14910,6 +15072,7 @@
           <w:b/>
           <w:bCs/>
         </w:rPr>
+        <w:lastRenderedPageBreak/>
         <w:t>Educación y capacitación.</w:t>
       </w:r>
     </w:p>
@@ -15115,27 +15278,29 @@
     </w:p>
     <w:p>
       <w:pPr>
-        <w:pStyle w:val="Prrafodelista"/>
-        <w:numPr>
-          <w:ilvl w:val="0"/>
-          <w:numId w:val="70"/>
-        </w:numPr>
-        <w:ind w:left="993"/>
-        <w:rPr>
-          <w:lang w:val="es-419" w:eastAsia="es-CO"/>
-        </w:rPr>
-      </w:pPr>
-      <w:r>
+        <w:ind w:left="633" w:firstLine="0"/>
         <w:rPr>
           <w:rStyle w:val="Ttulo5Car"/>
         </w:rPr>
-        <w:t>Importancia.</w:t>
-      </w:r>
-      <w:r>
-        <w:rPr>
-          <w:lang w:val="es-419" w:eastAsia="es-CO"/>
-        </w:rPr>
-        <w:t xml:space="preserve"> Un trabajador capacitado no solo sigue normas, sino que entiende su impacto en la salud pública.</w:t>
+      </w:pPr>
+      <w:r>
+        <w:rPr>
+          <w:rStyle w:val="Ttulo5Car"/>
+        </w:rPr>
+        <w:t>Importancia</w:t>
+      </w:r>
+    </w:p>
+    <w:p>
+      <w:pPr>
+        <w:rPr>
+          <w:lang w:val="es-419" w:eastAsia="es-CO"/>
+        </w:rPr>
+      </w:pPr>
+      <w:r>
+        <w:rPr>
+          <w:lang w:val="es-419" w:eastAsia="es-CO"/>
+        </w:rPr>
+        <w:t>Un trabajador capacitado no solo sigue normas, sino que entiende su impacto en la salud pública.</w:t>
       </w:r>
     </w:p>
     <w:p>
@@ -15291,6 +15456,7 @@
       </w:pPr>
       <w:bookmarkStart w:id="23" w:name="_Toc230628054"/>
       <w:r>
+        <w:lastRenderedPageBreak/>
         <w:t>Higiene personal del manipulador de alimentos</w:t>
       </w:r>
       <w:bookmarkEnd w:id="23"/>
@@ -15554,6 +15720,7 @@
         <w:rPr>
           <w:lang w:val="es-419" w:eastAsia="es-CO"/>
         </w:rPr>
+        <w:lastRenderedPageBreak/>
         <w:t>La ropa puede transportar contaminantes desde el exterior.</w:t>
       </w:r>
     </w:p>
@@ -15917,6 +16084,7 @@
         <w:rPr>
           <w:lang w:val="es-419" w:eastAsia="es-CO"/>
         </w:rPr>
+        <w:lastRenderedPageBreak/>
         <w:t>Después de comer.</w:t>
       </w:r>
     </w:p>
@@ -16082,14 +16250,16 @@
     </w:p>
     <w:p>
       <w:pPr>
-        <w:pStyle w:val="Ttulo5"/>
-        <w:numPr>
-          <w:ilvl w:val="0"/>
-          <w:numId w:val="0"/>
-        </w:numPr>
-        <w:ind w:left="708"/>
-      </w:pPr>
-      <w:r>
+        <w:rPr>
+          <w:b/>
+          <w:bCs/>
+        </w:rPr>
+      </w:pPr>
+      <w:r>
+        <w:rPr>
+          <w:b/>
+          <w:bCs/>
+        </w:rPr>
         <w:t>Explicación detallada</w:t>
       </w:r>
     </w:p>
@@ -16173,19 +16343,22 @@
         <w:rPr>
           <w:lang w:val="es-419" w:eastAsia="es-CO"/>
         </w:rPr>
+        <w:lastRenderedPageBreak/>
         <w:t>Ejemplo: cortar carne cruda y luego verduras sin lavar el cuchillo.</w:t>
       </w:r>
     </w:p>
     <w:p>
       <w:pPr>
-        <w:pStyle w:val="Ttulo5"/>
-        <w:numPr>
-          <w:ilvl w:val="0"/>
-          <w:numId w:val="0"/>
-        </w:numPr>
-        <w:ind w:left="708"/>
-      </w:pPr>
-      <w:r>
+        <w:rPr>
+          <w:b/>
+          <w:bCs/>
+        </w:rPr>
+      </w:pPr>
+      <w:r>
+        <w:rPr>
+          <w:b/>
+          <w:bCs/>
+        </w:rPr>
         <w:t>Principales causas</w:t>
       </w:r>
     </w:p>
@@ -16248,14 +16421,16 @@
     </w:p>
     <w:p>
       <w:pPr>
-        <w:pStyle w:val="Ttulo5"/>
-        <w:numPr>
-          <w:ilvl w:val="0"/>
-          <w:numId w:val="0"/>
-        </w:numPr>
-        <w:ind w:left="708"/>
-      </w:pPr>
-      <w:r>
+        <w:rPr>
+          <w:b/>
+          <w:bCs/>
+        </w:rPr>
+      </w:pPr>
+      <w:r>
+        <w:rPr>
+          <w:b/>
+          <w:bCs/>
+        </w:rPr>
         <w:t>Medidas de prevención (explicadas)</w:t>
       </w:r>
     </w:p>
@@ -16360,14 +16535,16 @@
     </w:p>
     <w:p>
       <w:pPr>
-        <w:pStyle w:val="Ttulo5"/>
-        <w:numPr>
-          <w:ilvl w:val="0"/>
-          <w:numId w:val="0"/>
-        </w:numPr>
-        <w:ind w:left="708"/>
-      </w:pPr>
-      <w:r>
+        <w:rPr>
+          <w:b/>
+          <w:bCs/>
+        </w:rPr>
+      </w:pPr>
+      <w:r>
+        <w:rPr>
+          <w:b/>
+          <w:bCs/>
+        </w:rPr>
         <w:t>Normas obligatorias (explicadas)</w:t>
       </w:r>
     </w:p>
@@ -16449,14 +16626,16 @@
     </w:p>
     <w:p>
       <w:pPr>
-        <w:pStyle w:val="Ttulo5"/>
-        <w:numPr>
-          <w:ilvl w:val="0"/>
-          <w:numId w:val="0"/>
-        </w:numPr>
-        <w:ind w:left="708"/>
-      </w:pPr>
-      <w:r>
+        <w:rPr>
+          <w:b/>
+          <w:bCs/>
+        </w:rPr>
+      </w:pPr>
+      <w:r>
+        <w:rPr>
+          <w:b/>
+          <w:bCs/>
+        </w:rPr>
         <w:t>Control de ingreso</w:t>
       </w:r>
     </w:p>
@@ -16495,6 +16674,7 @@
         <w:rPr>
           <w:lang w:val="es-419" w:eastAsia="es-CO"/>
         </w:rPr>
+        <w:lastRenderedPageBreak/>
         <w:t>Visitantes con medidas de higiene.</w:t>
       </w:r>
     </w:p>
@@ -16656,6 +16836,7 @@
       </w:pPr>
       <w:bookmarkStart w:id="27" w:name="_Toc230628058"/>
       <w:r>
+        <w:lastRenderedPageBreak/>
         <w:t>Limpieza y desinfección en el área de proceso</w:t>
       </w:r>
       <w:bookmarkEnd w:id="27"/>
@@ -16804,9 +16985,17 @@
     </w:p>
     <w:p>
       <w:pPr>
-        <w:pStyle w:val="Ttulo3"/>
-      </w:pPr>
-      <w:r>
+        <w:rPr>
+          <w:b/>
+          <w:bCs/>
+        </w:rPr>
+      </w:pPr>
+      <w:r>
+        <w:rPr>
+          <w:b/>
+          <w:bCs/>
+        </w:rPr>
+        <w:lastRenderedPageBreak/>
         <w:t>Métodos de limpieza</w:t>
       </w:r>
     </w:p>
@@ -16882,9 +17071,16 @@
     </w:p>
     <w:p>
       <w:pPr>
-        <w:pStyle w:val="Ttulo3"/>
-      </w:pPr>
-      <w:r>
+        <w:rPr>
+          <w:b/>
+          <w:bCs/>
+        </w:rPr>
+      </w:pPr>
+      <w:r>
+        <w:rPr>
+          <w:b/>
+          <w:bCs/>
+        </w:rPr>
         <w:t>Agentes limpiadores</w:t>
       </w:r>
     </w:p>
@@ -17243,6 +17439,7 @@
         <w:rPr>
           <w:lang w:val="es-419" w:eastAsia="es-CO"/>
         </w:rPr>
+        <w:lastRenderedPageBreak/>
         <w:t>Desinfección química</w:t>
       </w:r>
     </w:p>
@@ -17543,6 +17740,7 @@
         <w:rPr>
           <w:lang w:val="es-419" w:eastAsia="es-CO"/>
         </w:rPr>
+        <w:lastRenderedPageBreak/>
         <w:t>Seleccionar el área a limpiar</w:t>
       </w:r>
     </w:p>
@@ -17897,6 +18095,7 @@
         <w:rPr>
           <w:rStyle w:val="Ttulo5Car"/>
         </w:rPr>
+        <w:lastRenderedPageBreak/>
         <w:t>Verificación de limpieza.</w:t>
       </w:r>
       <w:r>
@@ -18344,6 +18543,7 @@
         <w:rPr>
           <w:lang w:val="es-419" w:eastAsia="es-CO"/>
         </w:rPr>
+        <w:lastRenderedPageBreak/>
         <w:t>Frecuencia</w:t>
       </w:r>
       <w:r>
@@ -18974,6 +19174,7 @@
         <w:rPr>
           <w:lang w:val="es-419" w:eastAsia="es-CO"/>
         </w:rPr>
+        <w:lastRenderedPageBreak/>
         <w:t>Aplicación de limpieza</w:t>
       </w:r>
     </w:p>
@@ -19440,6 +19641,7 @@
       </w:pPr>
       <w:bookmarkStart w:id="32" w:name="_Toc230628063"/>
       <w:r>
+        <w:lastRenderedPageBreak/>
         <w:t xml:space="preserve">Buenas </w:t>
       </w:r>
       <w:r>
@@ -19530,10 +19732,10 @@
     </w:p>
     <w:p>
       <w:pPr>
-        <w:pStyle w:val="Ttulo3"/>
         <w:rPr>
           <w:rStyle w:val="Ttulo5Car"/>
           <w:rFonts w:asciiTheme="minorHAnsi" w:eastAsiaTheme="minorHAnsi" w:hAnsiTheme="minorHAnsi" w:cstheme="minorBidi"/>
+          <w:b w:val="0"/>
           <w:bCs/>
           <w:color w:val="auto"/>
           <w:kern w:val="2"/>
@@ -19542,6 +19744,10 @@
         </w:rPr>
       </w:pPr>
       <w:r>
+        <w:rPr>
+          <w:b/>
+          <w:bCs/>
+        </w:rPr>
         <w:t>Concepto</w:t>
       </w:r>
     </w:p>
@@ -19560,9 +19766,16 @@
     </w:p>
     <w:p>
       <w:pPr>
-        <w:pStyle w:val="Ttulo3"/>
-      </w:pPr>
-      <w:r>
+        <w:rPr>
+          <w:b/>
+          <w:bCs/>
+        </w:rPr>
+      </w:pPr>
+      <w:r>
+        <w:rPr>
+          <w:b/>
+          <w:bCs/>
+        </w:rPr>
         <w:t>Importancia</w:t>
       </w:r>
     </w:p>
@@ -19686,6 +19899,7 @@
       </w:pPr>
       <w:bookmarkStart w:id="34" w:name="_Toc230628065"/>
       <w:r>
+        <w:lastRenderedPageBreak/>
         <w:t>Principios y fundamentos de las BPM</w:t>
       </w:r>
       <w:bookmarkEnd w:id="34"/>
@@ -19705,9 +19919,16 @@
     </w:p>
     <w:p>
       <w:pPr>
-        <w:pStyle w:val="Ttulo3"/>
-      </w:pPr>
-      <w:r>
+        <w:rPr>
+          <w:b/>
+          <w:bCs/>
+        </w:rPr>
+      </w:pPr>
+      <w:r>
+        <w:rPr>
+          <w:b/>
+          <w:bCs/>
+        </w:rPr>
         <w:t>Principios básicos</w:t>
       </w:r>
     </w:p>
@@ -19938,9 +20159,16 @@
     </w:p>
     <w:p>
       <w:pPr>
-        <w:pStyle w:val="Ttulo3"/>
-      </w:pPr>
-      <w:r>
+        <w:rPr>
+          <w:b/>
+          <w:bCs/>
+        </w:rPr>
+      </w:pPr>
+      <w:r>
+        <w:rPr>
+          <w:b/>
+          <w:bCs/>
+        </w:rPr>
         <w:t>Importancia</w:t>
       </w:r>
     </w:p>
@@ -20060,9 +20288,33 @@
     </w:p>
     <w:p>
       <w:pPr>
-        <w:pStyle w:val="Ttulo3"/>
-      </w:pPr>
-      <w:r>
+        <w:ind w:left="633" w:firstLine="0"/>
+        <w:rPr>
+          <w:lang w:val="es-419" w:eastAsia="es-CO"/>
+        </w:rPr>
+      </w:pPr>
+    </w:p>
+    <w:p>
+      <w:pPr>
+        <w:ind w:left="633" w:firstLine="0"/>
+        <w:rPr>
+          <w:lang w:val="es-419" w:eastAsia="es-CO"/>
+        </w:rPr>
+      </w:pPr>
+    </w:p>
+    <w:p>
+      <w:pPr>
+        <w:rPr>
+          <w:b/>
+          <w:bCs/>
+        </w:rPr>
+      </w:pPr>
+      <w:r>
+        <w:rPr>
+          <w:b/>
+          <w:bCs/>
+        </w:rPr>
+        <w:lastRenderedPageBreak/>
         <w:t>Fundamentos de las BPM</w:t>
       </w:r>
     </w:p>
@@ -20216,6 +20468,7 @@
         <w:rPr>
           <w:rStyle w:val="Ttulo5Car"/>
         </w:rPr>
+        <w:lastRenderedPageBreak/>
         <w:t>Empaque.</w:t>
       </w:r>
       <w:r>
@@ -20275,9 +20528,16 @@
     </w:p>
     <w:p>
       <w:pPr>
-        <w:pStyle w:val="Ttulo3"/>
-      </w:pPr>
-      <w:r>
+        <w:rPr>
+          <w:b/>
+          <w:bCs/>
+        </w:rPr>
+      </w:pPr>
+      <w:r>
+        <w:rPr>
+          <w:b/>
+          <w:bCs/>
+        </w:rPr>
         <w:t>Elementos del control de calidad</w:t>
       </w:r>
     </w:p>
@@ -20408,9 +20668,16 @@
     </w:p>
     <w:p>
       <w:pPr>
-        <w:pStyle w:val="Ttulo3"/>
-      </w:pPr>
-      <w:r>
+        <w:rPr>
+          <w:b/>
+          <w:bCs/>
+        </w:rPr>
+      </w:pPr>
+      <w:r>
+        <w:rPr>
+          <w:b/>
+          <w:bCs/>
+        </w:rPr>
         <w:t>Parámetros de control</w:t>
       </w:r>
     </w:p>
@@ -20429,9 +20696,16 @@
     </w:p>
     <w:p>
       <w:pPr>
-        <w:pStyle w:val="Ttulo3"/>
-      </w:pPr>
-      <w:r>
+        <w:rPr>
+          <w:b/>
+          <w:bCs/>
+        </w:rPr>
+      </w:pPr>
+      <w:r>
+        <w:rPr>
+          <w:b/>
+          <w:bCs/>
+        </w:rPr>
         <w:t>Inocuidad alimentaria</w:t>
       </w:r>
     </w:p>
@@ -20483,6 +20757,7 @@
         <w:rPr>
           <w:lang w:val="es-419" w:eastAsia="es-CO"/>
         </w:rPr>
+        <w:lastRenderedPageBreak/>
         <w:t>POES (Procedimientos Operativos Estandarizados de Saneamiento).</w:t>
       </w:r>
     </w:p>
@@ -21185,6 +21460,7 @@
       </w:pPr>
       <w:bookmarkStart w:id="39" w:name="_Toc230628070"/>
       <w:r>
+        <w:lastRenderedPageBreak/>
         <w:t>Requisitos y responsabilidad del manipulador de alimentos</w:t>
       </w:r>
       <w:bookmarkEnd w:id="39"/>
@@ -21294,6 +21570,7 @@
       </w:pPr>
       <w:bookmarkStart w:id="41" w:name="_Toc230628072"/>
       <w:r>
+        <w:lastRenderedPageBreak/>
         <w:t>Responsabilidad legal según la normativa vigente</w:t>
       </w:r>
       <w:bookmarkEnd w:id="41"/>
@@ -21313,9 +21590,16 @@
     </w:p>
     <w:p>
       <w:pPr>
-        <w:pStyle w:val="Ttulo3"/>
-      </w:pPr>
-      <w:r>
+        <w:rPr>
+          <w:b/>
+          <w:bCs/>
+        </w:rPr>
+      </w:pPr>
+      <w:r>
+        <w:rPr>
+          <w:b/>
+          <w:bCs/>
+        </w:rPr>
         <w:t>Profundización normativa</w:t>
       </w:r>
     </w:p>
@@ -21474,9 +21758,16 @@
     </w:p>
     <w:p>
       <w:pPr>
-        <w:pStyle w:val="Ttulo3"/>
-      </w:pPr>
-      <w:r>
+        <w:rPr>
+          <w:b/>
+          <w:bCs/>
+        </w:rPr>
+      </w:pPr>
+      <w:r>
+        <w:rPr>
+          <w:b/>
+          <w:bCs/>
+        </w:rPr>
         <w:t>Responsabilidad compartida</w:t>
       </w:r>
     </w:p>
@@ -21495,9 +21786,16 @@
     </w:p>
     <w:p>
       <w:pPr>
-        <w:pStyle w:val="Ttulo3"/>
-      </w:pPr>
-      <w:r>
+        <w:rPr>
+          <w:b/>
+          <w:bCs/>
+        </w:rPr>
+      </w:pPr>
+      <w:r>
+        <w:rPr>
+          <w:b/>
+          <w:bCs/>
+        </w:rPr>
         <w:t>Análisis de riesgo legal</w:t>
       </w:r>
     </w:p>
@@ -21549,6 +21847,7 @@
         <w:rPr>
           <w:lang w:val="es-419" w:eastAsia="es-CO"/>
         </w:rPr>
+        <w:lastRenderedPageBreak/>
         <w:t>Sanciones al establecimiento.</w:t>
       </w:r>
     </w:p>
@@ -21596,9 +21895,16 @@
     </w:p>
     <w:p>
       <w:pPr>
-        <w:pStyle w:val="Ttulo3"/>
-      </w:pPr>
-      <w:r>
+        <w:rPr>
+          <w:b/>
+          <w:bCs/>
+        </w:rPr>
+      </w:pPr>
+      <w:r>
+        <w:rPr>
+          <w:b/>
+          <w:bCs/>
+        </w:rPr>
         <w:t>Dimensión ética ampliada</w:t>
       </w:r>
     </w:p>
@@ -21699,9 +22005,16 @@
     </w:p>
     <w:p>
       <w:pPr>
-        <w:pStyle w:val="Ttulo3"/>
-      </w:pPr>
-      <w:r>
+        <w:rPr>
+          <w:b/>
+          <w:bCs/>
+        </w:rPr>
+      </w:pPr>
+      <w:r>
+        <w:rPr>
+          <w:b/>
+          <w:bCs/>
+        </w:rPr>
         <w:t>Ejemplo real aplicado</w:t>
       </w:r>
     </w:p>
@@ -21746,9 +22059,16 @@
     </w:p>
     <w:p>
       <w:pPr>
-        <w:pStyle w:val="Ttulo3"/>
-      </w:pPr>
-      <w:r>
+        <w:rPr>
+          <w:b/>
+          <w:bCs/>
+        </w:rPr>
+      </w:pPr>
+      <w:r>
+        <w:rPr>
+          <w:b/>
+          <w:bCs/>
+        </w:rPr>
         <w:t>Cultura de inocuidad</w:t>
       </w:r>
     </w:p>
@@ -21831,6 +22151,7 @@
         <w:rPr>
           <w:lang w:val="es-419" w:eastAsia="es-CO"/>
         </w:rPr>
+        <w:lastRenderedPageBreak/>
         <w:t>Se apropia de las normas</w:t>
       </w:r>
       <w:r>
@@ -22019,9 +22340,16 @@
     </w:tbl>
     <w:p>
       <w:pPr>
-        <w:pStyle w:val="Ttulo3"/>
-      </w:pPr>
-      <w:r>
+        <w:rPr>
+          <w:b/>
+          <w:bCs/>
+        </w:rPr>
+      </w:pPr>
+      <w:r>
+        <w:rPr>
+          <w:b/>
+          <w:bCs/>
+        </w:rPr>
         <w:t>Zonas críticas del cuerpo</w:t>
       </w:r>
     </w:p>
@@ -22152,9 +22480,16 @@
     </w:p>
     <w:p>
       <w:pPr>
-        <w:pStyle w:val="Ttulo3"/>
-      </w:pPr>
-      <w:r>
+        <w:rPr>
+          <w:b/>
+          <w:bCs/>
+        </w:rPr>
+      </w:pPr>
+      <w:r>
+        <w:rPr>
+          <w:b/>
+          <w:bCs/>
+        </w:rPr>
         <w:t>Ejemplo técnico</w:t>
       </w:r>
     </w:p>
@@ -22215,9 +22550,16 @@
     </w:p>
     <w:p>
       <w:pPr>
-        <w:pStyle w:val="Ttulo3"/>
-      </w:pPr>
-      <w:r>
+        <w:rPr>
+          <w:b/>
+          <w:bCs/>
+        </w:rPr>
+      </w:pPr>
+      <w:r>
+        <w:rPr>
+          <w:b/>
+          <w:bCs/>
+        </w:rPr>
         <w:t>Medidas de control sanitario</w:t>
       </w:r>
     </w:p>
@@ -22312,6 +22654,7 @@
         <w:rPr>
           <w:lang w:eastAsia="es-CO"/>
         </w:rPr>
+        <w:lastRenderedPageBreak/>
         <w:t>Vigilancia epidemiológica</w:t>
       </w:r>
       <w:r>
@@ -22346,9 +22689,16 @@
     </w:p>
     <w:p>
       <w:pPr>
-        <w:pStyle w:val="Ttulo3"/>
-      </w:pPr>
-      <w:r>
+        <w:rPr>
+          <w:b/>
+          <w:bCs/>
+        </w:rPr>
+      </w:pPr>
+      <w:r>
+        <w:rPr>
+          <w:b/>
+          <w:bCs/>
+        </w:rPr>
         <w:t>Clasificación de enfermedades</w:t>
       </w:r>
     </w:p>
@@ -22429,9 +22779,16 @@
     </w:p>
     <w:p>
       <w:pPr>
-        <w:pStyle w:val="Ttulo3"/>
-      </w:pPr>
-      <w:r>
+        <w:rPr>
+          <w:b/>
+          <w:bCs/>
+        </w:rPr>
+      </w:pPr>
+      <w:r>
+        <w:rPr>
+          <w:b/>
+          <w:bCs/>
+        </w:rPr>
         <w:t>Factores que favorecen transmisión</w:t>
       </w:r>
     </w:p>
@@ -22463,9 +22820,16 @@
     </w:p>
     <w:p>
       <w:pPr>
-        <w:pStyle w:val="Ttulo3"/>
-      </w:pPr>
-      <w:r>
+        <w:rPr>
+          <w:b/>
+          <w:bCs/>
+        </w:rPr>
+      </w:pPr>
+      <w:r>
+        <w:rPr>
+          <w:b/>
+          <w:bCs/>
+        </w:rPr>
         <w:t>Cadena de infección</w:t>
       </w:r>
     </w:p>
@@ -22479,14 +22843,28 @@
         <w:rPr>
           <w:lang w:val="es-419" w:eastAsia="es-CO"/>
         </w:rPr>
-        <w:t>La cadena de transmisión de enfermedades inicia con un agente patógeno que se encuentra en un reservorio, generalmente una persona, y se transmite a través de vías como las manos o el aire, contaminando los alimentos que posteriormente son consumidos.</w:t>
-      </w:r>
-    </w:p>
-    <w:p>
-      <w:pPr>
-        <w:pStyle w:val="Ttulo3"/>
-      </w:pPr>
-      <w:r>
+        <w:t xml:space="preserve">La cadena de transmisión de enfermedades inicia con un agente patógeno que se encuentra en un reservorio, generalmente una persona, y se transmite a través de vías </w:t>
+      </w:r>
+      <w:r>
+        <w:rPr>
+          <w:lang w:val="es-419" w:eastAsia="es-CO"/>
+        </w:rPr>
+        <w:lastRenderedPageBreak/>
+        <w:t>como las manos o el aire, contaminando los alimentos que posteriormente son consumidos.</w:t>
+      </w:r>
+    </w:p>
+    <w:p>
+      <w:pPr>
+        <w:rPr>
+          <w:b/>
+          <w:bCs/>
+        </w:rPr>
+      </w:pPr>
+      <w:r>
+        <w:rPr>
+          <w:b/>
+          <w:bCs/>
+        </w:rPr>
         <w:t>Impacto en la industria cárnica</w:t>
       </w:r>
     </w:p>
@@ -22642,6 +23020,7 @@
         <w:rPr>
           <w:rStyle w:val="Ttulo5Car"/>
         </w:rPr>
+        <w:lastRenderedPageBreak/>
         <w:t>Matriz de decisión para el manipulador.</w:t>
       </w:r>
       <w:r>
@@ -22871,6 +23250,7 @@
         <w:pStyle w:val="Video"/>
       </w:pPr>
       <w:r>
+        <w:lastRenderedPageBreak/>
         <w:t>Integración con sistemas de inocuidad</w:t>
       </w:r>
       <w:r>
@@ -23015,6 +23395,7 @@
           </w:p>
           <w:p>
             <w:r>
+              <w:lastRenderedPageBreak/>
               <w:t xml:space="preserve">Desde un enfoque técnico, esta integración implica que el manipulador materializa los lineamientos teóricos de los sistemas de inocuidad; actúa como un punto de control humano frente a los riesgos; participa directamente en la ejecución, monitoreo y verificación de los procesos sanitarios, por lo cual es un eslabón crítico dentro de la cadena de inocuidad.  </w:t>
             </w:r>
           </w:p>
@@ -23133,6 +23514,7 @@
           </w:p>
           <w:p>
             <w:r>
+              <w:lastRenderedPageBreak/>
               <w:t>•</w:t>
             </w:r>
             <w:r>
@@ -23238,10 +23620,39 @@
     </w:p>
     <w:p>
       <w:pPr>
+        <w:rPr>
+          <w:lang w:val="es-419" w:eastAsia="es-CO"/>
+        </w:rPr>
+      </w:pPr>
+    </w:p>
+    <w:p>
+      <w:pPr>
+        <w:rPr>
+          <w:lang w:val="es-419" w:eastAsia="es-CO"/>
+        </w:rPr>
+      </w:pPr>
+    </w:p>
+    <w:p>
+      <w:pPr>
+        <w:rPr>
+          <w:lang w:val="es-419" w:eastAsia="es-CO"/>
+        </w:rPr>
+      </w:pPr>
+    </w:p>
+    <w:p>
+      <w:pPr>
+        <w:rPr>
+          <w:lang w:val="es-419" w:eastAsia="es-CO"/>
+        </w:rPr>
+      </w:pPr>
+    </w:p>
+    <w:p>
+      <w:pPr>
         <w:pStyle w:val="Ttulo1"/>
       </w:pPr>
       <w:bookmarkStart w:id="46" w:name="_Toc230628077"/>
       <w:r>
+        <w:lastRenderedPageBreak/>
         <w:t>Control sanitario complementario</w:t>
       </w:r>
       <w:bookmarkEnd w:id="46"/>
@@ -23439,6 +23850,7 @@
           <w:b/>
           <w:bCs/>
         </w:rPr>
+        <w:lastRenderedPageBreak/>
         <w:t>Principales plagas en la industria cárnica</w:t>
       </w:r>
     </w:p>
@@ -23746,6 +24158,7 @@
           <w:b/>
           <w:bCs/>
         </w:rPr>
+        <w:lastRenderedPageBreak/>
         <w:t>Factores que favorecen la aparición de plagas</w:t>
       </w:r>
     </w:p>
@@ -24071,6 +24484,7 @@
         <w:rPr>
           <w:lang w:val="es-419" w:eastAsia="es-CO"/>
         </w:rPr>
+        <w:lastRenderedPageBreak/>
         <w:t>Inorgánicos: plásticos y vidrios.</w:t>
       </w:r>
     </w:p>
@@ -24420,6 +24834,7 @@
           <w:b/>
           <w:bCs/>
         </w:rPr>
+        <w:lastRenderedPageBreak/>
         <w:t>Buenas prácticas en manejo de residuos</w:t>
       </w:r>
     </w:p>
@@ -24638,16 +25053,6 @@
         </w:tc>
       </w:tr>
     </w:tbl>
-    <w:p>
-      <w:pPr>
-        <w:tabs>
-          <w:tab w:val="left" w:pos="1170"/>
-        </w:tabs>
-        <w:rPr>
-          <w:lang w:val="es-419" w:eastAsia="es-CO"/>
-        </w:rPr>
-      </w:pPr>
-    </w:p>
     <w:p>
       <w:pPr>
         <w:pStyle w:val="Ttulo2"/>
@@ -24834,28 +25239,6 @@
     </w:tbl>
     <w:p>
       <w:pPr>
-        <w:pStyle w:val="Prrafodelista"/>
-        <w:ind w:left="993" w:firstLine="0"/>
-        <w:rPr>
-          <w:rStyle w:val="Ttulo3Car"/>
-          <w:rFonts w:asciiTheme="minorHAnsi" w:eastAsiaTheme="minorHAnsi" w:hAnsiTheme="minorHAnsi" w:cstheme="minorBidi"/>
-          <w:b w:val="0"/>
-          <w:color w:val="auto"/>
-          <w:kern w:val="2"/>
-          <w:sz w:val="28"/>
-          <w:szCs w:val="22"/>
-          <w14:ligatures w14:val="standardContextual"/>
-        </w:rPr>
-      </w:pPr>
-    </w:p>
-    <w:p>
-      <w:pPr>
-        <w:pStyle w:val="Prrafodelista"/>
-        <w:numPr>
-          <w:ilvl w:val="0"/>
-          <w:numId w:val="124"/>
-        </w:numPr>
-        <w:ind w:left="993"/>
         <w:rPr>
           <w:rStyle w:val="Ttulo3Car"/>
           <w:rFonts w:asciiTheme="minorHAnsi" w:eastAsiaTheme="minorHAnsi" w:hAnsiTheme="minorHAnsi" w:cstheme="minorBidi"/>
@@ -24891,13 +25274,6 @@
     <w:p>
       <w:pPr>
         <w:rPr>
-          <w:lang w:val="es-419" w:eastAsia="es-CO"/>
-        </w:rPr>
-      </w:pPr>
-    </w:p>
-    <w:p>
-      <w:pPr>
-        <w:rPr>
           <w:b/>
           <w:bCs/>
         </w:rPr>
@@ -24939,6 +25315,7 @@
         <w:rPr>
           <w:lang w:val="es-419" w:eastAsia="es-CO"/>
         </w:rPr>
+        <w:lastRenderedPageBreak/>
         <w:t>No acumular residuos.</w:t>
       </w:r>
     </w:p>
@@ -25247,30 +25624,6 @@
     </w:p>
     <w:p>
       <w:pPr>
-        <w:pStyle w:val="Prrafodelista"/>
-        <w:ind w:left="993" w:firstLine="0"/>
-        <w:rPr>
-          <w:lang w:val="es-419" w:eastAsia="es-CO"/>
-        </w:rPr>
-      </w:pPr>
-    </w:p>
-    <w:p>
-      <w:pPr>
-        <w:pStyle w:val="Prrafodelista"/>
-        <w:ind w:left="993" w:firstLine="0"/>
-        <w:rPr>
-          <w:lang w:val="es-419" w:eastAsia="es-CO"/>
-        </w:rPr>
-      </w:pPr>
-    </w:p>
-    <w:p>
-      <w:pPr>
-        <w:pStyle w:val="Prrafodelista"/>
-        <w:numPr>
-          <w:ilvl w:val="0"/>
-          <w:numId w:val="126"/>
-        </w:numPr>
-        <w:ind w:left="993"/>
         <w:rPr>
           <w:rStyle w:val="Ttulo3Car"/>
           <w:rFonts w:asciiTheme="minorHAnsi" w:eastAsiaTheme="minorHAnsi" w:hAnsiTheme="minorHAnsi" w:cstheme="minorBidi"/>
@@ -25327,6 +25680,7 @@
           <w:b/>
           <w:bCs/>
         </w:rPr>
+        <w:lastRenderedPageBreak/>
         <w:t>Riesgos asociados</w:t>
       </w:r>
     </w:p>
@@ -25451,6 +25805,7 @@
       </w:pPr>
       <w:bookmarkStart w:id="51" w:name="_Toc230628082"/>
       <w:r>
+        <w:lastRenderedPageBreak/>
         <w:t>Síntesis</w:t>
       </w:r>
       <w:bookmarkEnd w:id="51"/>
@@ -25535,6 +25890,7 @@
       </w:pPr>
       <w:bookmarkStart w:id="52" w:name="_Toc230628083"/>
       <w:r>
+        <w:lastRenderedPageBreak/>
         <w:t>Glosario</w:t>
       </w:r>
       <w:bookmarkEnd w:id="52"/>
@@ -25653,6 +26009,7 @@
           <w:b/>
           <w:bCs/>
         </w:rPr>
+        <w:lastRenderedPageBreak/>
         <w:t>Plagas:</w:t>
       </w:r>
       <w:r>
@@ -25725,6 +26082,7 @@
       </w:pPr>
       <w:bookmarkStart w:id="53" w:name="_Toc230628084"/>
       <w:r>
+        <w:lastRenderedPageBreak/>
         <w:t>Referencias bibliográficas</w:t>
       </w:r>
       <w:bookmarkEnd w:id="53"/>
@@ -25864,6 +26222,7 @@
     </w:p>
     <w:p>
       <w:r>
+        <w:lastRenderedPageBreak/>
         <w:t>Organización de las Naciones Unidas para la Alimentación y la Agricultura (FAO). (2021). Inocuidad de los alimentos.</w:t>
       </w:r>
     </w:p>
@@ -25925,6 +26284,7 @@
           <w:lang w:val="es-419" w:eastAsia="es-CO"/>
           <w14:ligatures w14:val="none"/>
         </w:rPr>
+        <w:lastRenderedPageBreak/>
         <w:t>Créditos</w:t>
       </w:r>
       <w:bookmarkEnd w:id="54"/>
@@ -27475,6 +27835,7 @@
                 <w:sz w:val="24"/>
                 <w:lang w:eastAsia="es-CO"/>
               </w:rPr>
+              <w:lastRenderedPageBreak/>
               <w:t>Daniel Ricardo Mutis Gómez</w:t>
             </w:r>
           </w:p>
@@ -27674,7 +28035,7 @@
 </file>
 
 <file path=word/endnotes.xml><?xml version="1.0" encoding="utf-8"?>
-<w:endnotes xmlns:wpc="http://schemas.microsoft.com/office/word/2010/wordprocessingCanvas" xmlns:cx="http://schemas.microsoft.com/office/drawing/2014/chartex" xmlns:cx1="http://schemas.microsoft.com/office/drawing/2015/9/8/chartex" xmlns:cx2="http://schemas.microsoft.com/office/drawing/2015/10/21/chartex" xmlns:cx3="http://schemas.microsoft.com/office/drawing/2016/5/9/chartex" xmlns:cx4="http://schemas.microsoft.com/office/drawing/2016/5/10/chartex" xmlns:cx5="http://schemas.microsoft.com/office/drawing/2016/5/11/chartex" xmlns:cx6="http://schemas.microsoft.com/office/drawing/2016/5/12/chartex" xmlns:cx7="http://schemas.microsoft.com/office/drawing/2016/5/13/chartex" xmlns:cx8="http://schemas.microsoft.com/office/drawing/2016/5/14/chartex" xmlns:mc="http://schemas.openxmlformats.org/markup-compatibility/2006" xmlns:aink="http://schemas.microsoft.com/office/drawing/2016/ink" xmlns:am3d="http://schemas.microsoft.com/office/drawing/2017/model3d" xmlns:o="urn:schemas-microsoft-com:office:office" xmlns:r="http://schemas.openxmlformats.org/officeDocument/2006/relationships" xmlns:m="http://schemas.openxmlformats.org/officeDocument/2006/math" xmlns:v="urn:schemas-microsoft-com:vml" xmlns:wp14="http://schemas.microsoft.com/office/word/2010/wordprocessingDrawing" xmlns:wp="http://schemas.openxmlformats.org/drawingml/2006/wordprocessingDrawing" xmlns:w10="urn:schemas-microsoft-com:office:word" xmlns:w="http://schemas.openxmlformats.org/wordprocessingml/2006/main" xmlns:w14="http://schemas.microsoft.com/office/word/2010/wordml" xmlns:w15="http://schemas.microsoft.com/office/word/2012/wordml" xmlns:w16cex="http://schemas.microsoft.com/office/word/2018/wordml/cex" xmlns:w16cid="http://schemas.microsoft.com/office/word/2016/wordml/cid" xmlns:w16="http://schemas.microsoft.com/office/word/2018/wordml" xmlns:w16se="http://schemas.microsoft.com/office/word/2015/wordml/symex" xmlns:wpg="http://schemas.microsoft.com/office/word/2010/wordprocessingGroup" xmlns:wpi="http://schemas.microsoft.com/office/word/2010/wordprocessingInk" xmlns:wne="http://schemas.microsoft.com/office/word/2006/wordml" xmlns:wps="http://schemas.microsoft.com/office/word/2010/wordprocessingShape" mc:Ignorable="w14 w15 w16se w16cid w16 w16cex wp14">
+<w:endnotes xmlns:wpc="http://schemas.microsoft.com/office/word/2010/wordprocessingCanvas" xmlns:cx="http://schemas.microsoft.com/office/drawing/2014/chartex" xmlns:cx1="http://schemas.microsoft.com/office/drawing/2015/9/8/chartex" xmlns:cx2="http://schemas.microsoft.com/office/drawing/2015/10/21/chartex" xmlns:cx3="http://schemas.microsoft.com/office/drawing/2016/5/9/chartex" xmlns:cx4="http://schemas.microsoft.com/office/drawing/2016/5/10/chartex" xmlns:cx5="http://schemas.microsoft.com/office/drawing/2016/5/11/chartex" xmlns:cx6="http://schemas.microsoft.com/office/drawing/2016/5/12/chartex" xmlns:cx7="http://schemas.microsoft.com/office/drawing/2016/5/13/chartex" xmlns:cx8="http://schemas.microsoft.com/office/drawing/2016/5/14/chartex" xmlns:mc="http://schemas.openxmlformats.org/markup-compatibility/2006" xmlns:aink="http://schemas.microsoft.com/office/drawing/2016/ink" xmlns:am3d="http://schemas.microsoft.com/office/drawing/2017/model3d" xmlns:o="urn:schemas-microsoft-com:office:office" xmlns:r="http://schemas.openxmlformats.org/officeDocument/2006/relationships" xmlns:m="http://schemas.openxmlformats.org/officeDocument/2006/math" xmlns:v="urn:schemas-microsoft-com:vml" xmlns:wp14="http://schemas.microsoft.com/office/word/2010/wordprocessingDrawing" xmlns:wp="http://schemas.openxmlformats.org/drawingml/2006/wordprocessingDrawing" xmlns:w10="urn:schemas-microsoft-com:office:word" xmlns:w="http://schemas.openxmlformats.org/wordprocessingml/2006/main" xmlns:w14="http://schemas.microsoft.com/office/word/2010/wordml" xmlns:w15="http://schemas.microsoft.com/office/word/2012/wordml" xmlns:w16cex="http://schemas.microsoft.com/office/word/2018/wordml/cex" xmlns:w16cid="http://schemas.microsoft.com/office/word/2016/wordml/cid" xmlns:w16="http://schemas.microsoft.com/office/word/2018/wordml" xmlns:w16sdtdh="http://schemas.microsoft.com/office/word/2020/wordml/sdtdatahash" xmlns:w16se="http://schemas.microsoft.com/office/word/2015/wordml/symex" xmlns:wpg="http://schemas.microsoft.com/office/word/2010/wordprocessingGroup" xmlns:wpi="http://schemas.microsoft.com/office/word/2010/wordprocessingInk" xmlns:wne="http://schemas.microsoft.com/office/word/2006/wordml" xmlns:wps="http://schemas.microsoft.com/office/word/2010/wordprocessingShape" mc:Ignorable="w14 w15 w16se w16cid w16 w16cex w16sdtdh wp14">
   <w:endnote w:type="separator" w:id="-1">
     <w:p>
       <w:pPr>
@@ -27699,7 +28060,7 @@
 </file>
 
 <file path=word/footer1.xml><?xml version="1.0" encoding="utf-8"?>
-<w:ftr xmlns:wpc="http://schemas.microsoft.com/office/word/2010/wordprocessingCanvas" xmlns:cx="http://schemas.microsoft.com/office/drawing/2014/chartex" xmlns:cx1="http://schemas.microsoft.com/office/drawing/2015/9/8/chartex" xmlns:cx2="http://schemas.microsoft.com/office/drawing/2015/10/21/chartex" xmlns:cx3="http://schemas.microsoft.com/office/drawing/2016/5/9/chartex" xmlns:cx4="http://schemas.microsoft.com/office/drawing/2016/5/10/chartex" xmlns:cx5="http://schemas.microsoft.com/office/drawing/2016/5/11/chartex" xmlns:cx6="http://schemas.microsoft.com/office/drawing/2016/5/12/chartex" xmlns:cx7="http://schemas.microsoft.com/office/drawing/2016/5/13/chartex" xmlns:cx8="http://schemas.microsoft.com/office/drawing/2016/5/14/chartex" xmlns:mc="http://schemas.openxmlformats.org/markup-compatibility/2006" xmlns:aink="http://schemas.microsoft.com/office/drawing/2016/ink" xmlns:am3d="http://schemas.microsoft.com/office/drawing/2017/model3d" xmlns:o="urn:schemas-microsoft-com:office:office" xmlns:r="http://schemas.openxmlformats.org/officeDocument/2006/relationships" xmlns:m="http://schemas.openxmlformats.org/officeDocument/2006/math" xmlns:v="urn:schemas-microsoft-com:vml" xmlns:wp14="http://schemas.microsoft.com/office/word/2010/wordprocessingDrawing" xmlns:wp="http://schemas.openxmlformats.org/drawingml/2006/wordprocessingDrawing" xmlns:w10="urn:schemas-microsoft-com:office:word" xmlns:w="http://schemas.openxmlformats.org/wordprocessingml/2006/main" xmlns:w14="http://schemas.microsoft.com/office/word/2010/wordml" xmlns:w15="http://schemas.microsoft.com/office/word/2012/wordml" xmlns:w16cex="http://schemas.microsoft.com/office/word/2018/wordml/cex" xmlns:w16cid="http://schemas.microsoft.com/office/word/2016/wordml/cid" xmlns:w16="http://schemas.microsoft.com/office/word/2018/wordml" xmlns:w16se="http://schemas.microsoft.com/office/word/2015/wordml/symex" xmlns:wpg="http://schemas.microsoft.com/office/word/2010/wordprocessingGroup" xmlns:wpi="http://schemas.microsoft.com/office/word/2010/wordprocessingInk" xmlns:wne="http://schemas.microsoft.com/office/word/2006/wordml" xmlns:wps="http://schemas.microsoft.com/office/word/2010/wordprocessingShape" mc:Ignorable="w14 w15 w16se w16cid w16 w16cex wp14">
+<w:ftr xmlns:wpc="http://schemas.microsoft.com/office/word/2010/wordprocessingCanvas" xmlns:cx="http://schemas.microsoft.com/office/drawing/2014/chartex" xmlns:cx1="http://schemas.microsoft.com/office/drawing/2015/9/8/chartex" xmlns:cx2="http://schemas.microsoft.com/office/drawing/2015/10/21/chartex" xmlns:cx3="http://schemas.microsoft.com/office/drawing/2016/5/9/chartex" xmlns:cx4="http://schemas.microsoft.com/office/drawing/2016/5/10/chartex" xmlns:cx5="http://schemas.microsoft.com/office/drawing/2016/5/11/chartex" xmlns:cx6="http://schemas.microsoft.com/office/drawing/2016/5/12/chartex" xmlns:cx7="http://schemas.microsoft.com/office/drawing/2016/5/13/chartex" xmlns:cx8="http://schemas.microsoft.com/office/drawing/2016/5/14/chartex" xmlns:mc="http://schemas.openxmlformats.org/markup-compatibility/2006" xmlns:aink="http://schemas.microsoft.com/office/drawing/2016/ink" xmlns:am3d="http://schemas.microsoft.com/office/drawing/2017/model3d" xmlns:o="urn:schemas-microsoft-com:office:office" xmlns:r="http://schemas.openxmlformats.org/officeDocument/2006/relationships" xmlns:m="http://schemas.openxmlformats.org/officeDocument/2006/math" xmlns:v="urn:schemas-microsoft-com:vml" xmlns:wp14="http://schemas.microsoft.com/office/word/2010/wordprocessingDrawing" xmlns:wp="http://schemas.openxmlformats.org/drawingml/2006/wordprocessingDrawing" xmlns:w10="urn:schemas-microsoft-com:office:word" xmlns:w="http://schemas.openxmlformats.org/wordprocessingml/2006/main" xmlns:w14="http://schemas.microsoft.com/office/word/2010/wordml" xmlns:w15="http://schemas.microsoft.com/office/word/2012/wordml" xmlns:w16cex="http://schemas.microsoft.com/office/word/2018/wordml/cex" xmlns:w16cid="http://schemas.microsoft.com/office/word/2016/wordml/cid" xmlns:w16="http://schemas.microsoft.com/office/word/2018/wordml" xmlns:w16sdtdh="http://schemas.microsoft.com/office/word/2020/wordml/sdtdatahash" xmlns:w16se="http://schemas.microsoft.com/office/word/2015/wordml/symex" xmlns:wpg="http://schemas.microsoft.com/office/word/2010/wordprocessingGroup" xmlns:wpi="http://schemas.microsoft.com/office/word/2010/wordprocessingInk" xmlns:wne="http://schemas.microsoft.com/office/word/2006/wordml" xmlns:wps="http://schemas.microsoft.com/office/word/2010/wordprocessingShape" mc:Ignorable="w14 w15 w16se w16cid w16 w16cex w16sdtdh wp14">
   <w:sdt>
     <w:sdtPr>
       <w:id w:val="-1465197936"/>
@@ -27708,6 +28069,7 @@
         <w:docPartUnique/>
       </w:docPartObj>
     </w:sdtPr>
+    <w:sdtEndPr/>
     <w:sdtContent>
       <w:p>
         <w:pPr>
@@ -27744,7 +28106,7 @@
 </file>
 
 <file path=word/footnotes.xml><?xml version="1.0" encoding="utf-8"?>
-<w:footnotes xmlns:wpc="http://schemas.microsoft.com/office/word/2010/wordprocessingCanvas" xmlns:cx="http://schemas.microsoft.com/office/drawing/2014/chartex" xmlns:cx1="http://schemas.microsoft.com/office/drawing/2015/9/8/chartex" xmlns:cx2="http://schemas.microsoft.com/office/drawing/2015/10/21/chartex" xmlns:cx3="http://schemas.microsoft.com/office/drawing/2016/5/9/chartex" xmlns:cx4="http://schemas.microsoft.com/office/drawing/2016/5/10/chartex" xmlns:cx5="http://schemas.microsoft.com/office/drawing/2016/5/11/chartex" xmlns:cx6="http://schemas.microsoft.com/office/drawing/2016/5/12/chartex" xmlns:cx7="http://schemas.microsoft.com/office/drawing/2016/5/13/chartex" xmlns:cx8="http://schemas.microsoft.com/office/drawing/2016/5/14/chartex" xmlns:mc="http://schemas.openxmlformats.org/markup-compatibility/2006" xmlns:aink="http://schemas.microsoft.com/office/drawing/2016/ink" xmlns:am3d="http://schemas.microsoft.com/office/drawing/2017/model3d" xmlns:o="urn:schemas-microsoft-com:office:office" xmlns:r="http://schemas.openxmlformats.org/officeDocument/2006/relationships" xmlns:m="http://schemas.openxmlformats.org/officeDocument/2006/math" xmlns:v="urn:schemas-microsoft-com:vml" xmlns:wp14="http://schemas.microsoft.com/office/word/2010/wordprocessingDrawing" xmlns:wp="http://schemas.openxmlformats.org/drawingml/2006/wordprocessingDrawing" xmlns:w10="urn:schemas-microsoft-com:office:word" xmlns:w="http://schemas.openxmlformats.org/wordprocessingml/2006/main" xmlns:w14="http://schemas.microsoft.com/office/word/2010/wordml" xmlns:w15="http://schemas.microsoft.com/office/word/2012/wordml" xmlns:w16cex="http://schemas.microsoft.com/office/word/2018/wordml/cex" xmlns:w16cid="http://schemas.microsoft.com/office/word/2016/wordml/cid" xmlns:w16="http://schemas.microsoft.com/office/word/2018/wordml" xmlns:w16se="http://schemas.microsoft.com/office/word/2015/wordml/symex" xmlns:wpg="http://schemas.microsoft.com/office/word/2010/wordprocessingGroup" xmlns:wpi="http://schemas.microsoft.com/office/word/2010/wordprocessingInk" xmlns:wne="http://schemas.microsoft.com/office/word/2006/wordml" xmlns:wps="http://schemas.microsoft.com/office/word/2010/wordprocessingShape" mc:Ignorable="w14 w15 w16se w16cid w16 w16cex wp14">
+<w:footnotes xmlns:wpc="http://schemas.microsoft.com/office/word/2010/wordprocessingCanvas" xmlns:cx="http://schemas.microsoft.com/office/drawing/2014/chartex" xmlns:cx1="http://schemas.microsoft.com/office/drawing/2015/9/8/chartex" xmlns:cx2="http://schemas.microsoft.com/office/drawing/2015/10/21/chartex" xmlns:cx3="http://schemas.microsoft.com/office/drawing/2016/5/9/chartex" xmlns:cx4="http://schemas.microsoft.com/office/drawing/2016/5/10/chartex" xmlns:cx5="http://schemas.microsoft.com/office/drawing/2016/5/11/chartex" xmlns:cx6="http://schemas.microsoft.com/office/drawing/2016/5/12/chartex" xmlns:cx7="http://schemas.microsoft.com/office/drawing/2016/5/13/chartex" xmlns:cx8="http://schemas.microsoft.com/office/drawing/2016/5/14/chartex" xmlns:mc="http://schemas.openxmlformats.org/markup-compatibility/2006" xmlns:aink="http://schemas.microsoft.com/office/drawing/2016/ink" xmlns:am3d="http://schemas.microsoft.com/office/drawing/2017/model3d" xmlns:o="urn:schemas-microsoft-com:office:office" xmlns:r="http://schemas.openxmlformats.org/officeDocument/2006/relationships" xmlns:m="http://schemas.openxmlformats.org/officeDocument/2006/math" xmlns:v="urn:schemas-microsoft-com:vml" xmlns:wp14="http://schemas.microsoft.com/office/word/2010/wordprocessingDrawing" xmlns:wp="http://schemas.openxmlformats.org/drawingml/2006/wordprocessingDrawing" xmlns:w10="urn:schemas-microsoft-com:office:word" xmlns:w="http://schemas.openxmlformats.org/wordprocessingml/2006/main" xmlns:w14="http://schemas.microsoft.com/office/word/2010/wordml" xmlns:w15="http://schemas.microsoft.com/office/word/2012/wordml" xmlns:w16cex="http://schemas.microsoft.com/office/word/2018/wordml/cex" xmlns:w16cid="http://schemas.microsoft.com/office/word/2016/wordml/cid" xmlns:w16="http://schemas.microsoft.com/office/word/2018/wordml" xmlns:w16sdtdh="http://schemas.microsoft.com/office/word/2020/wordml/sdtdatahash" xmlns:w16se="http://schemas.microsoft.com/office/word/2015/wordml/symex" xmlns:wpg="http://schemas.microsoft.com/office/word/2010/wordprocessingGroup" xmlns:wpi="http://schemas.microsoft.com/office/word/2010/wordprocessingInk" xmlns:wne="http://schemas.microsoft.com/office/word/2006/wordml" xmlns:wps="http://schemas.microsoft.com/office/word/2010/wordprocessingShape" mc:Ignorable="w14 w15 w16se w16cid w16 w16cex w16sdtdh wp14">
   <w:footnote w:type="separator" w:id="-1">
     <w:p>
       <w:pPr>
@@ -27769,7 +28131,7 @@
 </file>
 
 <file path=word/header1.xml><?xml version="1.0" encoding="utf-8"?>
-<w:hdr xmlns:wpc="http://schemas.microsoft.com/office/word/2010/wordprocessingCanvas" xmlns:cx="http://schemas.microsoft.com/office/drawing/2014/chartex" xmlns:cx1="http://schemas.microsoft.com/office/drawing/2015/9/8/chartex" xmlns:cx2="http://schemas.microsoft.com/office/drawing/2015/10/21/chartex" xmlns:cx3="http://schemas.microsoft.com/office/drawing/2016/5/9/chartex" xmlns:cx4="http://schemas.microsoft.com/office/drawing/2016/5/10/chartex" xmlns:cx5="http://schemas.microsoft.com/office/drawing/2016/5/11/chartex" xmlns:cx6="http://schemas.microsoft.com/office/drawing/2016/5/12/chartex" xmlns:cx7="http://schemas.microsoft.com/office/drawing/2016/5/13/chartex" xmlns:cx8="http://schemas.microsoft.com/office/drawing/2016/5/14/chartex" xmlns:mc="http://schemas.openxmlformats.org/markup-compatibility/2006" xmlns:aink="http://schemas.microsoft.com/office/drawing/2016/ink" xmlns:am3d="http://schemas.microsoft.com/office/drawing/2017/model3d" xmlns:o="urn:schemas-microsoft-com:office:office" xmlns:r="http://schemas.openxmlformats.org/officeDocument/2006/relationships" xmlns:m="http://schemas.openxmlformats.org/officeDocument/2006/math" xmlns:v="urn:schemas-microsoft-com:vml" xmlns:wp14="http://schemas.microsoft.com/office/word/2010/wordprocessingDrawing" xmlns:wp="http://schemas.openxmlformats.org/drawingml/2006/wordprocessingDrawing" xmlns:w10="urn:schemas-microsoft-com:office:word" xmlns:w="http://schemas.openxmlformats.org/wordprocessingml/2006/main" xmlns:w14="http://schemas.microsoft.com/office/word/2010/wordml" xmlns:w15="http://schemas.microsoft.com/office/word/2012/wordml" xmlns:w16cex="http://schemas.microsoft.com/office/word/2018/wordml/cex" xmlns:w16cid="http://schemas.microsoft.com/office/word/2016/wordml/cid" xmlns:w16="http://schemas.microsoft.com/office/word/2018/wordml" xmlns:w16se="http://schemas.microsoft.com/office/word/2015/wordml/symex" xmlns:wpg="http://schemas.microsoft.com/office/word/2010/wordprocessingGroup" xmlns:wpi="http://schemas.microsoft.com/office/word/2010/wordprocessingInk" xmlns:wne="http://schemas.microsoft.com/office/word/2006/wordml" xmlns:wps="http://schemas.microsoft.com/office/word/2010/wordprocessingShape" mc:Ignorable="w14 w15 w16se w16cid w16 w16cex wp14">
+<w:hdr xmlns:wpc="http://schemas.microsoft.com/office/word/2010/wordprocessingCanvas" xmlns:cx="http://schemas.microsoft.com/office/drawing/2014/chartex" xmlns:cx1="http://schemas.microsoft.com/office/drawing/2015/9/8/chartex" xmlns:cx2="http://schemas.microsoft.com/office/drawing/2015/10/21/chartex" xmlns:cx3="http://schemas.microsoft.com/office/drawing/2016/5/9/chartex" xmlns:cx4="http://schemas.microsoft.com/office/drawing/2016/5/10/chartex" xmlns:cx5="http://schemas.microsoft.com/office/drawing/2016/5/11/chartex" xmlns:cx6="http://schemas.microsoft.com/office/drawing/2016/5/12/chartex" xmlns:cx7="http://schemas.microsoft.com/office/drawing/2016/5/13/chartex" xmlns:cx8="http://schemas.microsoft.com/office/drawing/2016/5/14/chartex" xmlns:mc="http://schemas.openxmlformats.org/markup-compatibility/2006" xmlns:aink="http://schemas.microsoft.com/office/drawing/2016/ink" xmlns:am3d="http://schemas.microsoft.com/office/drawing/2017/model3d" xmlns:o="urn:schemas-microsoft-com:office:office" xmlns:r="http://schemas.openxmlformats.org/officeDocument/2006/relationships" xmlns:m="http://schemas.openxmlformats.org/officeDocument/2006/math" xmlns:v="urn:schemas-microsoft-com:vml" xmlns:wp14="http://schemas.microsoft.com/office/word/2010/wordprocessingDrawing" xmlns:wp="http://schemas.openxmlformats.org/drawingml/2006/wordprocessingDrawing" xmlns:w10="urn:schemas-microsoft-com:office:word" xmlns:w="http://schemas.openxmlformats.org/wordprocessingml/2006/main" xmlns:w14="http://schemas.microsoft.com/office/word/2010/wordml" xmlns:w15="http://schemas.microsoft.com/office/word/2012/wordml" xmlns:w16cex="http://schemas.microsoft.com/office/word/2018/wordml/cex" xmlns:w16cid="http://schemas.microsoft.com/office/word/2016/wordml/cid" xmlns:w16="http://schemas.microsoft.com/office/word/2018/wordml" xmlns:w16sdtdh="http://schemas.microsoft.com/office/word/2020/wordml/sdtdatahash" xmlns:w16se="http://schemas.microsoft.com/office/word/2015/wordml/symex" xmlns:wpg="http://schemas.microsoft.com/office/word/2010/wordprocessingGroup" xmlns:wpi="http://schemas.microsoft.com/office/word/2010/wordprocessingInk" xmlns:wne="http://schemas.microsoft.com/office/word/2006/wordml" xmlns:wps="http://schemas.microsoft.com/office/word/2010/wordprocessingShape" mc:Ignorable="w14 w15 w16se w16cid w16 w16cex w16sdtdh wp14">
   <w:p>
     <w:pPr>
       <w:pStyle w:val="Encabezado"/>
@@ -27855,7 +28217,7 @@
 </file>
 
 <file path=word/numbering.xml><?xml version="1.0" encoding="utf-8"?>
-<w:numbering xmlns:wpc="http://schemas.microsoft.com/office/word/2010/wordprocessingCanvas" xmlns:cx="http://schemas.microsoft.com/office/drawing/2014/chartex" xmlns:cx1="http://schemas.microsoft.com/office/drawing/2015/9/8/chartex" xmlns:cx2="http://schemas.microsoft.com/office/drawing/2015/10/21/chartex" xmlns:cx3="http://schemas.microsoft.com/office/drawing/2016/5/9/chartex" xmlns:cx4="http://schemas.microsoft.com/office/drawing/2016/5/10/chartex" xmlns:cx5="http://schemas.microsoft.com/office/drawing/2016/5/11/chartex" xmlns:cx6="http://schemas.microsoft.com/office/drawing/2016/5/12/chartex" xmlns:cx7="http://schemas.microsoft.com/office/drawing/2016/5/13/chartex" xmlns:cx8="http://schemas.microsoft.com/office/drawing/2016/5/14/chartex" xmlns:mc="http://schemas.openxmlformats.org/markup-compatibility/2006" xmlns:aink="http://schemas.microsoft.com/office/drawing/2016/ink" xmlns:am3d="http://schemas.microsoft.com/office/drawing/2017/model3d" xmlns:o="urn:schemas-microsoft-com:office:office" xmlns:r="http://schemas.openxmlformats.org/officeDocument/2006/relationships" xmlns:m="http://schemas.openxmlformats.org/officeDocument/2006/math" xmlns:v="urn:schemas-microsoft-com:vml" xmlns:wp14="http://schemas.microsoft.com/office/word/2010/wordprocessingDrawing" xmlns:wp="http://schemas.openxmlformats.org/drawingml/2006/wordprocessingDrawing" xmlns:w10="urn:schemas-microsoft-com:office:word" xmlns:w="http://schemas.openxmlformats.org/wordprocessingml/2006/main" xmlns:w14="http://schemas.microsoft.com/office/word/2010/wordml" xmlns:w15="http://schemas.microsoft.com/office/word/2012/wordml" xmlns:w16cex="http://schemas.microsoft.com/office/word/2018/wordml/cex" xmlns:w16cid="http://schemas.microsoft.com/office/word/2016/wordml/cid" xmlns:w16="http://schemas.microsoft.com/office/word/2018/wordml" xmlns:w16se="http://schemas.microsoft.com/office/word/2015/wordml/symex" xmlns:wpg="http://schemas.microsoft.com/office/word/2010/wordprocessingGroup" xmlns:wpi="http://schemas.microsoft.com/office/word/2010/wordprocessingInk" xmlns:wne="http://schemas.microsoft.com/office/word/2006/wordml" xmlns:wps="http://schemas.microsoft.com/office/word/2010/wordprocessingShape" mc:Ignorable="w14 w15 w16se w16cid w16 w16cex wp14">
+<w:numbering xmlns:wpc="http://schemas.microsoft.com/office/word/2010/wordprocessingCanvas" xmlns:cx="http://schemas.microsoft.com/office/drawing/2014/chartex" xmlns:cx1="http://schemas.microsoft.com/office/drawing/2015/9/8/chartex" xmlns:cx2="http://schemas.microsoft.com/office/drawing/2015/10/21/chartex" xmlns:cx3="http://schemas.microsoft.com/office/drawing/2016/5/9/chartex" xmlns:cx4="http://schemas.microsoft.com/office/drawing/2016/5/10/chartex" xmlns:cx5="http://schemas.microsoft.com/office/drawing/2016/5/11/chartex" xmlns:cx6="http://schemas.microsoft.com/office/drawing/2016/5/12/chartex" xmlns:cx7="http://schemas.microsoft.com/office/drawing/2016/5/13/chartex" xmlns:cx8="http://schemas.microsoft.com/office/drawing/2016/5/14/chartex" xmlns:mc="http://schemas.openxmlformats.org/markup-compatibility/2006" xmlns:aink="http://schemas.microsoft.com/office/drawing/2016/ink" xmlns:am3d="http://schemas.microsoft.com/office/drawing/2017/model3d" xmlns:o="urn:schemas-microsoft-com:office:office" xmlns:r="http://schemas.openxmlformats.org/officeDocument/2006/relationships" xmlns:m="http://schemas.openxmlformats.org/officeDocument/2006/math" xmlns:v="urn:schemas-microsoft-com:vml" xmlns:wp14="http://schemas.microsoft.com/office/word/2010/wordprocessingDrawing" xmlns:wp="http://schemas.openxmlformats.org/drawingml/2006/wordprocessingDrawing" xmlns:w10="urn:schemas-microsoft-com:office:word" xmlns:w="http://schemas.openxmlformats.org/wordprocessingml/2006/main" xmlns:w14="http://schemas.microsoft.com/office/word/2010/wordml" xmlns:w15="http://schemas.microsoft.com/office/word/2012/wordml" xmlns:w16cex="http://schemas.microsoft.com/office/word/2018/wordml/cex" xmlns:w16cid="http://schemas.microsoft.com/office/word/2016/wordml/cid" xmlns:w16="http://schemas.microsoft.com/office/word/2018/wordml" xmlns:w16sdtdh="http://schemas.microsoft.com/office/word/2020/wordml/sdtdatahash" xmlns:w16se="http://schemas.microsoft.com/office/word/2015/wordml/symex" xmlns:wpg="http://schemas.microsoft.com/office/word/2010/wordprocessingGroup" xmlns:wpi="http://schemas.microsoft.com/office/word/2010/wordprocessingInk" xmlns:wne="http://schemas.microsoft.com/office/word/2006/wordml" xmlns:wps="http://schemas.microsoft.com/office/word/2010/wordprocessingShape" mc:Ignorable="w14 w15 w16se w16cid w16 w16cex w16sdtdh wp14">
   <w:abstractNum w:abstractNumId="0" w15:restartNumberingAfterBreak="0">
     <w:nsid w:val="FFFFFF89"/>
     <w:multiLevelType w:val="singleLevel"/>
@@ -39819,8 +40181,8 @@
   <w:abstractNum w:abstractNumId="109" w15:restartNumberingAfterBreak="0">
     <w:nsid w:val="6D58150E"/>
     <w:multiLevelType w:val="hybridMultilevel"/>
-    <w:tmpl w:val="46C6714E"/>
-    <w:lvl w:ilvl="0" w:tplc="4296F2F4">
+    <w:tmpl w:val="EB082366"/>
+    <w:lvl w:ilvl="0" w:tplc="6FD00ACE">
       <w:start w:val="1"/>
       <w:numFmt w:val="bullet"/>
       <w:pStyle w:val="Ttulo3"/>
@@ -42539,7 +42901,7 @@
 </file>
 
 <file path=word/styles.xml><?xml version="1.0" encoding="utf-8"?>
-<w:styles xmlns:mc="http://schemas.openxmlformats.org/markup-compatibility/2006" xmlns:r="http://schemas.openxmlformats.org/officeDocument/2006/relationships" xmlns:w="http://schemas.openxmlformats.org/wordprocessingml/2006/main" xmlns:w14="http://schemas.microsoft.com/office/word/2010/wordml" xmlns:w15="http://schemas.microsoft.com/office/word/2012/wordml" xmlns:w16cex="http://schemas.microsoft.com/office/word/2018/wordml/cex" xmlns:w16cid="http://schemas.microsoft.com/office/word/2016/wordml/cid" xmlns:w16="http://schemas.microsoft.com/office/word/2018/wordml" xmlns:w16se="http://schemas.microsoft.com/office/word/2015/wordml/symex" mc:Ignorable="w14 w15 w16se w16cid w16 w16cex">
+<w:styles xmlns:mc="http://schemas.openxmlformats.org/markup-compatibility/2006" xmlns:r="http://schemas.openxmlformats.org/officeDocument/2006/relationships" xmlns:w="http://schemas.openxmlformats.org/wordprocessingml/2006/main" xmlns:w14="http://schemas.microsoft.com/office/word/2010/wordml" xmlns:w15="http://schemas.microsoft.com/office/word/2012/wordml" xmlns:w16cex="http://schemas.microsoft.com/office/word/2018/wordml/cex" xmlns:w16cid="http://schemas.microsoft.com/office/word/2016/wordml/cid" xmlns:w16="http://schemas.microsoft.com/office/word/2018/wordml" xmlns:w16sdtdh="http://schemas.microsoft.com/office/word/2020/wordml/sdtdatahash" xmlns:w16se="http://schemas.microsoft.com/office/word/2015/wordml/symex" mc:Ignorable="w14 w15 w16se w16cid w16 w16cex w16sdtdh">
   <w:docDefaults>
     <w:rPrDefault>
       <w:rPr>
@@ -43015,7 +43377,7 @@
     <w:uiPriority w:val="9"/>
     <w:unhideWhenUsed/>
     <w:qFormat/>
-    <w:rsid w:val="00CC66F2"/>
+    <w:rsid w:val="00862744"/>
     <w:pPr>
       <w:numPr>
         <w:ilvl w:val="0"/>
@@ -43105,6 +43467,7 @@
   <w:style w:type="character" w:default="1" w:styleId="Fuentedeprrafopredeter">
     <w:name w:val="Default Paragraph Font"/>
     <w:uiPriority w:val="1"/>
+    <w:semiHidden/>
     <w:unhideWhenUsed/>
   </w:style>
   <w:style w:type="table" w:default="1" w:styleId="Tablanormal">
@@ -43194,7 +43557,7 @@
     <w:basedOn w:val="Fuentedeprrafopredeter"/>
     <w:link w:val="Ttulo3"/>
     <w:uiPriority w:val="9"/>
-    <w:rsid w:val="00CC66F2"/>
+    <w:rsid w:val="00862744"/>
     <w:rPr>
       <w:rFonts w:ascii="Calibri" w:eastAsiaTheme="majorEastAsia" w:hAnsi="Calibri" w:cstheme="majorBidi"/>
       <w:b/>
@@ -44327,10 +44690,6 @@
 </file>
 
 <file path=customXml/item1.xml><?xml version="1.0" encoding="utf-8"?>
-<b:Sources xmlns:b="http://schemas.openxmlformats.org/officeDocument/2006/bibliography" xmlns="http://schemas.openxmlformats.org/officeDocument/2006/bibliography" SelectedStyle="\APASixthEditionOfficeOnline.xsl" StyleName="APA" Version="6"/>
-</file>
-
-<file path=customXml/item2.xml><?xml version="1.0" encoding="utf-8"?>
 <ct:contentTypeSchema xmlns:ct="http://schemas.microsoft.com/office/2006/metadata/contentType" xmlns:ma="http://schemas.microsoft.com/office/2006/metadata/properties/metaAttributes" ct:_="" ma:_="" ma:contentTypeName="Documento" ma:contentTypeID="0x0101006A81D6BD42E8DF4C91013959704817E1" ma:contentTypeVersion="15" ma:contentTypeDescription="Crear nuevo documento." ma:contentTypeScope="" ma:versionID="bf4f72ffd194f0963ff564daca6869f7">
   <xsd:schema xmlns:xsd="http://www.w3.org/2001/XMLSchema" xmlns:xs="http://www.w3.org/2001/XMLSchema" xmlns:p="http://schemas.microsoft.com/office/2006/metadata/properties" xmlns:ns2="13c90a0b-73bc-4dc0-be5f-28d77b615beb" xmlns:ns3="13c93bba-48ce-428c-bfe5-88b42c19b028" targetNamespace="http://schemas.microsoft.com/office/2006/metadata/properties" ma:root="true" ma:fieldsID="8718d6f4873a5b1392a45044efa78385" ns2:_="" ns3:_="">
     <xsd:import namespace="13c90a0b-73bc-4dc0-be5f-28d77b615beb"/>
@@ -44565,7 +44924,7 @@
 </ct:contentTypeSchema>
 </file>
 
-<file path=customXml/item3.xml><?xml version="1.0" encoding="utf-8"?>
+<file path=customXml/item2.xml><?xml version="1.0" encoding="utf-8"?>
 <p:properties xmlns:p="http://schemas.microsoft.com/office/2006/metadata/properties" xmlns:xsi="http://www.w3.org/2001/XMLSchema-instance" xmlns:pc="http://schemas.microsoft.com/office/infopath/2007/PartnerControls">
   <documentManagement>
     <TaxCatchAll xmlns="13c90a0b-73bc-4dc0-be5f-28d77b615beb" xsi:nil="true"/>
@@ -44576,7 +44935,7 @@
 </p:properties>
 </file>
 
-<file path=customXml/item4.xml><?xml version="1.0" encoding="utf-8"?>
+<file path=customXml/item3.xml><?xml version="1.0" encoding="utf-8"?>
 <?mso-contentType ?>
 <FormTemplates xmlns="http://schemas.microsoft.com/sharepoint/v3/contenttype/forms">
   <Display>DocumentLibraryForm</Display>
@@ -44585,15 +44944,11 @@
 </FormTemplates>
 </file>
 
-<file path=customXml/itemProps1.xml><?xml version="1.0" encoding="utf-8"?>
-<ds:datastoreItem xmlns:ds="http://schemas.openxmlformats.org/officeDocument/2006/customXml" ds:itemID="{EAE431FD-7059-4C09-804B-C9D69EB7B213}">
-  <ds:schemaRefs>
-    <ds:schemaRef ds:uri="http://schemas.openxmlformats.org/officeDocument/2006/bibliography"/>
-  </ds:schemaRefs>
-</ds:datastoreItem>
+<file path=customXml/item4.xml><?xml version="1.0" encoding="utf-8"?>
+<b:Sources xmlns:b="http://schemas.openxmlformats.org/officeDocument/2006/bibliography" xmlns="http://schemas.openxmlformats.org/officeDocument/2006/bibliography" SelectedStyle="\APASixthEditionOfficeOnline.xsl" StyleName="APA" Version="6"/>
 </file>
 
-<file path=customXml/itemProps2.xml><?xml version="1.0" encoding="utf-8"?>
+<file path=customXml/itemProps1.xml><?xml version="1.0" encoding="utf-8"?>
 <ds:datastoreItem xmlns:ds="http://schemas.openxmlformats.org/officeDocument/2006/customXml" ds:itemID="{9A0562FE-E9E3-458E-876B-6EB9B239F5CB}">
   <ds:schemaRefs>
     <ds:schemaRef ds:uri="http://schemas.microsoft.com/office/2006/metadata/contentType"/>
@@ -44612,7 +44967,7 @@
 </ds:datastoreItem>
 </file>
 
-<file path=customXml/itemProps3.xml><?xml version="1.0" encoding="utf-8"?>
+<file path=customXml/itemProps2.xml><?xml version="1.0" encoding="utf-8"?>
 <ds:datastoreItem xmlns:ds="http://schemas.openxmlformats.org/officeDocument/2006/customXml" ds:itemID="{1279454D-02BE-4A9C-A117-DCD1573E2608}">
   <ds:schemaRefs>
     <ds:schemaRef ds:uri="http://schemas.microsoft.com/office/2006/metadata/properties"/>
@@ -44623,10 +44978,18 @@
 </ds:datastoreItem>
 </file>
 
-<file path=customXml/itemProps4.xml><?xml version="1.0" encoding="utf-8"?>
+<file path=customXml/itemProps3.xml><?xml version="1.0" encoding="utf-8"?>
 <ds:datastoreItem xmlns:ds="http://schemas.openxmlformats.org/officeDocument/2006/customXml" ds:itemID="{10663269-2064-4804-8290-36D4A57F5557}">
   <ds:schemaRefs>
     <ds:schemaRef ds:uri="http://schemas.microsoft.com/sharepoint/v3/contenttype/forms"/>
   </ds:schemaRefs>
 </ds:datastoreItem>
+</file>
+
+<file path=customXml/itemProps4.xml><?xml version="1.0" encoding="utf-8"?>
+<ds:datastoreItem xmlns:ds="http://schemas.openxmlformats.org/officeDocument/2006/customXml" ds:itemID="{EAE431FD-7059-4C09-804B-C9D69EB7B213}">
+  <ds:schemaRefs>
+    <ds:schemaRef ds:uri="http://schemas.openxmlformats.org/officeDocument/2006/bibliography"/>
+  </ds:schemaRefs>
+</ds:datastoreItem>
 </file>
--- a/fuentes/93610219_CF02_DU.docx
+++ b/fuentes/93610219_CF02_DU.docx
@@ -582,7 +582,7 @@
               </wp:anchor>
             </w:drawing>
           </mc:Choice>
-          <mc:Fallback xmlns:w16sdtfl="http://schemas.microsoft.com/office/word/2024/wordml/sdtformatlock" xmlns:w16du="http://schemas.microsoft.com/office/word/2023/wordml/word16du" xmlns:oel="http://schemas.microsoft.com/office/2019/extlst">
+          <mc:Fallback xmlns:oel="http://schemas.microsoft.com/office/2019/extlst" xmlns:w16du="http://schemas.microsoft.com/office/word/2023/wordml/word16du" xmlns:w16sdtfl="http://schemas.microsoft.com/office/word/2024/wordml/sdtformatlock">
             <w:pict>
               <v:rect w14:anchorId="4C256C62" id="Rectángulo 3" o:spid="_x0000_s1026" alt="&quot;&quot;" style="position:absolute;margin-left:-55.95pt;margin-top:26.4pt;width:613.85pt;height:164.25pt;z-index:-251655168;visibility:visible;mso-wrap-style:square;mso-height-percent:0;mso-wrap-distance-left:9pt;mso-wrap-distance-top:0;mso-wrap-distance-right:9pt;mso-wrap-distance-bottom:0;mso-position-horizontal:absolute;mso-position-horizontal-relative:text;mso-position-vertical:absolute;mso-position-vertical-relative:text;mso-height-percent:0;mso-height-relative:margin;v-text-anchor:middle" o:gfxdata="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" fillcolor="#00314d" stroked="f" strokeweight="1pt"/>
             </w:pict>
@@ -3149,7 +3149,7 @@
                 <w:noProof/>
                 <w:webHidden/>
               </w:rPr>
-              <w:t>51</w:t>
+              <w:t>52</w:t>
             </w:r>
             <w:r>
               <w:rPr>
@@ -7137,21 +7137,7 @@
           <w:lang w:val="es-419" w:eastAsia="es-CO"/>
         </w:rPr>
         <w:lastRenderedPageBreak/>
-        <w:t>Tiene límites definidos (</w:t>
-      </w:r>
-      <w:proofErr w:type="spellStart"/>
-      <w:r>
-        <w:rPr>
-          <w:lang w:val="es-419" w:eastAsia="es-CO"/>
-        </w:rPr>
-        <w:t>ej</w:t>
-      </w:r>
-      <w:proofErr w:type="spellEnd"/>
-      <w:r>
-        <w:rPr>
-          <w:lang w:val="es-419" w:eastAsia="es-CO"/>
-        </w:rPr>
-        <w:t>: temperatura, tiempo).</w:t>
+        <w:t>Tiene límites definidos (ej: temperatura, tiempo).</w:t>
       </w:r>
     </w:p>
     <w:p>
@@ -7693,23 +7679,7 @@
           <w:rStyle w:val="Extranjerismo"/>
           <w:lang w:val="es-419" w:eastAsia="es-CO"/>
         </w:rPr>
-        <w:t xml:space="preserve">Salmonella, E. </w:t>
-      </w:r>
-      <w:proofErr w:type="spellStart"/>
-      <w:r>
-        <w:rPr>
-          <w:rStyle w:val="Extranjerismo"/>
-          <w:lang w:val="es-419" w:eastAsia="es-CO"/>
-        </w:rPr>
-        <w:t>coli</w:t>
-      </w:r>
-      <w:proofErr w:type="spellEnd"/>
-      <w:r>
-        <w:rPr>
-          <w:rStyle w:val="Extranjerismo"/>
-          <w:lang w:val="es-419" w:eastAsia="es-CO"/>
-        </w:rPr>
-        <w:t>, Listeria</w:t>
+        <w:t>Salmonella, E. coli, Listeria</w:t>
       </w:r>
       <w:r>
         <w:rPr>
@@ -11163,21 +11133,7 @@
         <w:rPr>
           <w:lang w:val="es-419" w:eastAsia="es-CO"/>
         </w:rPr>
-        <w:t>Actividad de agua (</w:t>
-      </w:r>
-      <w:proofErr w:type="spellStart"/>
-      <w:r>
-        <w:rPr>
-          <w:lang w:val="es-419" w:eastAsia="es-CO"/>
-        </w:rPr>
-        <w:t>Aw</w:t>
-      </w:r>
-      <w:proofErr w:type="spellEnd"/>
-      <w:r>
-        <w:rPr>
-          <w:lang w:val="es-419" w:eastAsia="es-CO"/>
-        </w:rPr>
-        <w:t>)</w:t>
+        <w:t>Actividad de agua (Aw)</w:t>
       </w:r>
       <w:r>
         <w:rPr>
@@ -13568,15 +13524,7 @@
               <w:t>zucena</w:t>
             </w:r>
             <w:r>
-              <w:t xml:space="preserve">! Venga </w:t>
-            </w:r>
-            <w:proofErr w:type="spellStart"/>
-            <w:r>
-              <w:t>pa'cá</w:t>
-            </w:r>
-            <w:proofErr w:type="spellEnd"/>
-            <w:r>
-              <w:t>. Es que anoche no pude pegar el ojo pensando en los novillos que mandé pal' pueblo ayer. Usted me dijo que la refrigeración era el “tatequieto” de las bacterias, y me entró un frío... pero de la duda. ¿Qué tal que en el transporte o allá en la planta me descuiden la carne y se pierda todo el trabajo que hice en el potrero por no mantener el frío?</w:t>
+              <w:t>! Venga pa'cá. Es que anoche no pude pegar el ojo pensando en los novillos que mandé pal' pueblo ayer. Usted me dijo que la refrigeración era el “tatequieto” de las bacterias, y me entró un frío... pero de la duda. ¿Qué tal que en el transporte o allá en la planta me descuiden la carne y se pierda todo el trabajo que hice en el potrero por no mantener el frío?</w:t>
             </w:r>
           </w:p>
           <w:p>
@@ -13943,23 +13891,7 @@
               <w:t>p</w:t>
             </w:r>
             <w:r>
-              <w:t xml:space="preserve">ues </w:t>
-            </w:r>
-            <w:proofErr w:type="spellStart"/>
-            <w:r>
-              <w:t>Asusena</w:t>
-            </w:r>
-            <w:proofErr w:type="spellEnd"/>
-            <w:r>
-              <w:t xml:space="preserve">, con esto sí voy a dormir más tranquilo, pero también más en la jugada. Voy a hablar con los del transporte </w:t>
-            </w:r>
-            <w:proofErr w:type="spellStart"/>
-            <w:r>
-              <w:t>pa</w:t>
-            </w:r>
-            <w:proofErr w:type="spellEnd"/>
-            <w:r>
-              <w:t xml:space="preserve">' que me garanticen que esos termos están funcionando bien y a exigir que en la planta no me dejen la canal por ahí tirada al sol. Porque aquí el trabajo del ganadero no termina cuando se sube el animal </w:t>
+              <w:t xml:space="preserve">ues Asusena, con esto sí voy a dormir más tranquilo, pero también más en la jugada. Voy a hablar con los del transporte pa' que me garanticen que esos termos están funcionando bien y a exigir que en la planta no me dejen la canal por ahí tirada al sol. Porque aquí el trabajo del ganadero no termina cuando se sube el animal </w:t>
             </w:r>
             <w:r>
               <w:t xml:space="preserve">al camión </w:t>
@@ -14697,21 +14629,7 @@
         <w:rPr>
           <w:lang w:val="es-419" w:eastAsia="es-CO"/>
         </w:rPr>
-        <w:t xml:space="preserve">Las Buenas Prácticas de Manufactura (BPM) son procedimientos y controles que garantizan la inocuidad de los alimentos. En la carne, su aplicación es más estricta debido a su alta </w:t>
-      </w:r>
-      <w:proofErr w:type="spellStart"/>
-      <w:r>
-        <w:rPr>
-          <w:lang w:val="es-419" w:eastAsia="es-CO"/>
-        </w:rPr>
-        <w:t>perecibilidad</w:t>
-      </w:r>
-      <w:proofErr w:type="spellEnd"/>
-      <w:r>
-        <w:rPr>
-          <w:lang w:val="es-419" w:eastAsia="es-CO"/>
-        </w:rPr>
-        <w:t xml:space="preserve"> y susceptibilidad al crecimiento de microorganismos.</w:t>
+        <w:t>Las Buenas Prácticas de Manufactura (BPM) son procedimientos y controles que garantizan la inocuidad de los alimentos. En la carne, su aplicación es más estricta debido a su alta perecibilidad y susceptibilidad al crecimiento de microorganismos.</w:t>
       </w:r>
     </w:p>
     <w:p>
@@ -17316,9 +17234,16 @@
     </w:tbl>
     <w:p>
       <w:pPr>
-        <w:pStyle w:val="Ttulo3"/>
-      </w:pPr>
-      <w:r>
+        <w:rPr>
+          <w:b/>
+          <w:bCs/>
+        </w:rPr>
+      </w:pPr>
+      <w:r>
+        <w:rPr>
+          <w:b/>
+          <w:bCs/>
+        </w:rPr>
         <w:t>Métodos de desinfección</w:t>
       </w:r>
     </w:p>
@@ -17458,10 +17383,261 @@
     </w:p>
     <w:p>
       <w:pPr>
-        <w:pStyle w:val="Prrafodelista"/>
-        <w:numPr>
-          <w:ilvl w:val="0"/>
-          <w:numId w:val="90"/>
+        <w:rPr>
+          <w:b/>
+        </w:rPr>
+      </w:pPr>
+      <w:r>
+        <w:rPr>
+          <w:b/>
+          <w:iCs/>
+        </w:rPr>
+        <w:t>Cloro y sus compuestos</w:t>
+      </w:r>
+    </w:p>
+    <w:p>
+      <w:pPr>
+        <w:rPr>
+          <w:lang w:val="es-419" w:eastAsia="es-CO"/>
+        </w:rPr>
+      </w:pPr>
+      <w:r>
+        <w:rPr>
+          <w:lang w:val="es-419" w:eastAsia="es-CO"/>
+        </w:rPr>
+        <w:t>Este compuesto es germicida de muchos microorganismos y</w:t>
+      </w:r>
+      <w:r>
+        <w:rPr>
+          <w:lang w:val="es-419" w:eastAsia="es-CO"/>
+        </w:rPr>
+        <w:t>,</w:t>
+      </w:r>
+      <w:r>
+        <w:rPr>
+          <w:lang w:val="es-419" w:eastAsia="es-CO"/>
+        </w:rPr>
+        <w:t xml:space="preserve"> por lo general</w:t>
+      </w:r>
+      <w:r>
+        <w:rPr>
+          <w:lang w:val="es-419" w:eastAsia="es-CO"/>
+        </w:rPr>
+        <w:t>,</w:t>
+      </w:r>
+      <w:r>
+        <w:rPr>
+          <w:lang w:val="es-419" w:eastAsia="es-CO"/>
+        </w:rPr>
+        <w:t xml:space="preserve"> se utiliza en concentración de 4,5 a 5</w:t>
+      </w:r>
+      <w:r>
+        <w:rPr>
+          <w:lang w:val="es-419" w:eastAsia="es-CO"/>
+        </w:rPr>
+        <w:t xml:space="preserve"> </w:t>
+      </w:r>
+      <w:r>
+        <w:rPr>
+          <w:lang w:val="es-419" w:eastAsia="es-CO"/>
+        </w:rPr>
+        <w:t>%, la dosis de aplicación varía dependiendo de lo que se quiere desinfectar.</w:t>
+      </w:r>
+    </w:p>
+    <w:p>
+      <w:pPr>
+        <w:rPr>
+          <w:b/>
+          <w:bCs/>
+        </w:rPr>
+      </w:pPr>
+      <w:r>
+        <w:rPr>
+          <w:b/>
+          <w:bCs/>
+        </w:rPr>
+        <w:t>Compuestos de amonio cuaternario</w:t>
+      </w:r>
+    </w:p>
+    <w:p>
+      <w:pPr>
+        <w:rPr>
+          <w:lang w:val="es-419" w:eastAsia="es-CO"/>
+        </w:rPr>
+      </w:pPr>
+      <w:r>
+        <w:rPr>
+          <w:lang w:val="es-419" w:eastAsia="es-CO"/>
+        </w:rPr>
+        <w:t>Estas sustancias son incoloras y no tóxicas</w:t>
+      </w:r>
+      <w:r>
+        <w:rPr>
+          <w:lang w:val="es-419" w:eastAsia="es-CO"/>
+        </w:rPr>
+        <w:t>;</w:t>
+      </w:r>
+      <w:r>
+        <w:rPr>
+          <w:lang w:val="es-419" w:eastAsia="es-CO"/>
+        </w:rPr>
+        <w:t xml:space="preserve"> sirven para eliminar bacterias gramnegativas. Estos compuestos no son compatibles con detergentes aniónicos.</w:t>
+      </w:r>
+    </w:p>
+    <w:p>
+      <w:pPr>
+        <w:rPr>
+          <w:b/>
+        </w:rPr>
+      </w:pPr>
+      <w:r>
+        <w:rPr>
+          <w:b/>
+          <w:iCs/>
+        </w:rPr>
+        <w:t>Agentes anfóteros o tensoactivos</w:t>
+      </w:r>
+    </w:p>
+    <w:p>
+      <w:pPr>
+        <w:rPr>
+          <w:lang w:val="es-419" w:eastAsia="es-CO"/>
+        </w:rPr>
+      </w:pPr>
+      <w:r>
+        <w:rPr>
+          <w:lang w:val="es-419" w:eastAsia="es-CO"/>
+        </w:rPr>
+        <w:t>Estos compuestos no son tóxicos, son desinfectantes y no corrosivos, y pierden su actividad en presencia de materia orgánica.</w:t>
+      </w:r>
+    </w:p>
+    <w:p>
+      <w:pPr>
+        <w:rPr>
+          <w:b/>
+          <w:bCs/>
+        </w:rPr>
+      </w:pPr>
+      <w:r>
+        <w:rPr>
+          <w:b/>
+          <w:bCs/>
+        </w:rPr>
+        <w:t>Fenólicos</w:t>
+      </w:r>
+    </w:p>
+    <w:p>
+      <w:pPr>
+        <w:rPr>
+          <w:lang w:val="es-419" w:eastAsia="es-CO"/>
+        </w:rPr>
+      </w:pPr>
+      <w:r>
+        <w:rPr>
+          <w:lang w:val="es-419" w:eastAsia="es-CO"/>
+        </w:rPr>
+        <w:t>Este tipo de compuesto es muy utilizado para desinfectar cuartos de vestir y sanitarios</w:t>
+      </w:r>
+      <w:r>
+        <w:rPr>
+          <w:lang w:val="es-419" w:eastAsia="es-CO"/>
+        </w:rPr>
+        <w:t>;</w:t>
+      </w:r>
+      <w:r>
+        <w:rPr>
+          <w:lang w:val="es-419" w:eastAsia="es-CO"/>
+        </w:rPr>
+        <w:t xml:space="preserve"> en productos como cítricos se usa difenilfenol para evitar el crecimiento de hongos</w:t>
+      </w:r>
+      <w:r>
+        <w:rPr>
+          <w:lang w:val="es-419" w:eastAsia="es-CO"/>
+        </w:rPr>
+        <w:t>.</w:t>
+      </w:r>
+      <w:r>
+        <w:rPr>
+          <w:lang w:val="es-419" w:eastAsia="es-CO"/>
+        </w:rPr>
+        <w:t xml:space="preserve"> </w:t>
+      </w:r>
+      <w:r>
+        <w:rPr>
+          <w:lang w:val="es-419" w:eastAsia="es-CO"/>
+        </w:rPr>
+        <w:t>E</w:t>
+      </w:r>
+      <w:r>
+        <w:rPr>
+          <w:lang w:val="es-419" w:eastAsia="es-CO"/>
+        </w:rPr>
+        <w:t>stos compuestos tienen actividad antibacterial prolongada</w:t>
+      </w:r>
+      <w:r>
+        <w:rPr>
+          <w:lang w:val="es-419" w:eastAsia="es-CO"/>
+        </w:rPr>
+        <w:t>,</w:t>
+      </w:r>
+      <w:r>
+        <w:rPr>
+          <w:lang w:val="es-419" w:eastAsia="es-CO"/>
+        </w:rPr>
+        <w:t xml:space="preserve"> como el yodo y el cloro.</w:t>
+      </w:r>
+    </w:p>
+    <w:p>
+      <w:pPr>
+        <w:pStyle w:val="Ttulo2"/>
+      </w:pPr>
+      <w:bookmarkStart w:id="30" w:name="_Toc230628061"/>
+      <w:r>
+        <w:t>Procedimientos y frecuencias de limpieza</w:t>
+      </w:r>
+      <w:bookmarkEnd w:id="30"/>
+    </w:p>
+    <w:p>
+      <w:pPr>
+        <w:rPr>
+          <w:lang w:val="es-419" w:eastAsia="es-CO"/>
+        </w:rPr>
+      </w:pPr>
+      <w:r>
+        <w:rPr>
+          <w:lang w:val="es-419" w:eastAsia="es-CO"/>
+        </w:rPr>
+        <w:t>Los procedimientos y frecuencias de limpieza establecen cómo, cuándo y con qué realizar la limpieza, garantizando la eliminación de residuos y el control sanitario adecuado. Estos se detallan a continuación:</w:t>
+      </w:r>
+    </w:p>
+    <w:p>
+      <w:pPr>
+        <w:pStyle w:val="Ttulo3"/>
+      </w:pPr>
+      <w:r>
+        <w:lastRenderedPageBreak/>
+        <w:t>Procedimiento de limpieza</w:t>
+      </w:r>
+    </w:p>
+    <w:p>
+      <w:pPr>
+        <w:rPr>
+          <w:lang w:val="es-419" w:eastAsia="es-CO"/>
+        </w:rPr>
+      </w:pPr>
+      <w:r>
+        <w:rPr>
+          <w:lang w:val="es-419" w:eastAsia="es-CO"/>
+        </w:rPr>
+        <w:t>El procedimiento de limpieza describe pasos como prelavado, aplicación de detergente, enjuague y secado, asegurando la eliminación de suciedad y preparación adecuada para la desinfección.</w:t>
+      </w:r>
+    </w:p>
+    <w:p>
+      <w:pPr>
+        <w:pStyle w:val="Prrafodelista"/>
+        <w:numPr>
+          <w:ilvl w:val="0"/>
+          <w:numId w:val="91"/>
         </w:numPr>
         <w:ind w:left="993"/>
         <w:rPr>
@@ -17470,277 +17646,8 @@
       </w:pPr>
       <w:r>
         <w:rPr>
-          <w:rStyle w:val="Ttulo5Car"/>
-        </w:rPr>
-        <w:t>Cloro y sus compuestos.</w:t>
-      </w:r>
-      <w:r>
-        <w:rPr>
-          <w:lang w:val="es-419" w:eastAsia="es-CO"/>
-        </w:rPr>
-        <w:t xml:space="preserve"> Este compuesto es germicida de muchos microorganismos y</w:t>
-      </w:r>
-      <w:r>
-        <w:rPr>
-          <w:lang w:val="es-419" w:eastAsia="es-CO"/>
-        </w:rPr>
-        <w:t>,</w:t>
-      </w:r>
-      <w:r>
-        <w:rPr>
-          <w:lang w:val="es-419" w:eastAsia="es-CO"/>
-        </w:rPr>
-        <w:t xml:space="preserve"> por lo general</w:t>
-      </w:r>
-      <w:r>
-        <w:rPr>
-          <w:lang w:val="es-419" w:eastAsia="es-CO"/>
-        </w:rPr>
-        <w:t>,</w:t>
-      </w:r>
-      <w:r>
-        <w:rPr>
-          <w:lang w:val="es-419" w:eastAsia="es-CO"/>
-        </w:rPr>
-        <w:t xml:space="preserve"> se utiliza en concentración de 4,5 a 5</w:t>
-      </w:r>
-      <w:r>
-        <w:rPr>
-          <w:lang w:val="es-419" w:eastAsia="es-CO"/>
-        </w:rPr>
-        <w:t xml:space="preserve"> </w:t>
-      </w:r>
-      <w:r>
-        <w:rPr>
-          <w:lang w:val="es-419" w:eastAsia="es-CO"/>
-        </w:rPr>
-        <w:t>%, la dosis de aplicación varía dependiendo de lo que se quiere desinfectar.</w:t>
-      </w:r>
-    </w:p>
-    <w:p>
-      <w:pPr>
-        <w:pStyle w:val="Prrafodelista"/>
-        <w:numPr>
-          <w:ilvl w:val="0"/>
-          <w:numId w:val="90"/>
-        </w:numPr>
-        <w:ind w:left="993"/>
-        <w:rPr>
-          <w:lang w:val="es-419" w:eastAsia="es-CO"/>
-        </w:rPr>
-      </w:pPr>
-      <w:r>
-        <w:rPr>
-          <w:rStyle w:val="Ttulo5Car"/>
-        </w:rPr>
-        <w:t>Compuestos de amonio cuaternario.</w:t>
-      </w:r>
-      <w:r>
-        <w:rPr>
-          <w:lang w:val="es-419" w:eastAsia="es-CO"/>
-        </w:rPr>
-        <w:t xml:space="preserve"> Estas sustancias son incoloras y no tóxicas</w:t>
-      </w:r>
-      <w:r>
-        <w:rPr>
-          <w:lang w:val="es-419" w:eastAsia="es-CO"/>
-        </w:rPr>
-        <w:t>;</w:t>
-      </w:r>
-      <w:r>
-        <w:rPr>
-          <w:lang w:val="es-419" w:eastAsia="es-CO"/>
-        </w:rPr>
-        <w:t xml:space="preserve"> sirven para eliminar bacterias gramnegativas. Estos compuestos no son compatibles con detergentes aniónicos.</w:t>
-      </w:r>
-    </w:p>
-    <w:p>
-      <w:pPr>
-        <w:pStyle w:val="Prrafodelista"/>
-        <w:numPr>
-          <w:ilvl w:val="0"/>
-          <w:numId w:val="90"/>
-        </w:numPr>
-        <w:ind w:left="993"/>
-        <w:rPr>
-          <w:lang w:val="es-419" w:eastAsia="es-CO"/>
-        </w:rPr>
-      </w:pPr>
-      <w:r>
-        <w:rPr>
-          <w:rStyle w:val="Ttulo5Car"/>
-        </w:rPr>
-        <w:t>Agentes anfóteros o tensoactivos</w:t>
-      </w:r>
-      <w:r>
-        <w:rPr>
-          <w:lang w:val="es-419" w:eastAsia="es-CO"/>
-        </w:rPr>
-        <w:t>. Estos compuestos no son tóxicos, son desinfectantes y no corrosivos, y pierden su actividad en presencia de materia orgánica.</w:t>
-      </w:r>
-    </w:p>
-    <w:p>
-      <w:pPr>
-        <w:pStyle w:val="Prrafodelista"/>
-        <w:numPr>
-          <w:ilvl w:val="0"/>
-          <w:numId w:val="90"/>
-        </w:numPr>
-        <w:ind w:left="993"/>
-        <w:rPr>
-          <w:lang w:val="es-419" w:eastAsia="es-CO"/>
-        </w:rPr>
-      </w:pPr>
-      <w:r>
-        <w:rPr>
-          <w:rStyle w:val="Ttulo5Car"/>
-        </w:rPr>
-        <w:t xml:space="preserve">Fenólicos. </w:t>
-      </w:r>
-      <w:r>
-        <w:rPr>
-          <w:lang w:val="es-419" w:eastAsia="es-CO"/>
-        </w:rPr>
-        <w:t>Este tipo de compuesto es muy utilizado para desinfectar cuartos de vestir y sanitarios</w:t>
-      </w:r>
-      <w:r>
-        <w:rPr>
-          <w:lang w:val="es-419" w:eastAsia="es-CO"/>
-        </w:rPr>
-        <w:t>;</w:t>
-      </w:r>
-      <w:r>
-        <w:rPr>
-          <w:lang w:val="es-419" w:eastAsia="es-CO"/>
-        </w:rPr>
-        <w:t xml:space="preserve"> en productos como cítricos se usa </w:t>
-      </w:r>
-      <w:proofErr w:type="spellStart"/>
-      <w:r>
-        <w:rPr>
-          <w:lang w:val="es-419" w:eastAsia="es-CO"/>
-        </w:rPr>
-        <w:t>difenilfenol</w:t>
-      </w:r>
-      <w:proofErr w:type="spellEnd"/>
-      <w:r>
-        <w:rPr>
-          <w:lang w:val="es-419" w:eastAsia="es-CO"/>
-        </w:rPr>
-        <w:t xml:space="preserve"> para evitar el crecimiento de hongos</w:t>
-      </w:r>
-      <w:r>
-        <w:rPr>
-          <w:lang w:val="es-419" w:eastAsia="es-CO"/>
-        </w:rPr>
-        <w:t>.</w:t>
-      </w:r>
-      <w:r>
-        <w:rPr>
-          <w:lang w:val="es-419" w:eastAsia="es-CO"/>
-        </w:rPr>
-        <w:t xml:space="preserve"> </w:t>
-      </w:r>
-      <w:r>
-        <w:rPr>
-          <w:lang w:val="es-419" w:eastAsia="es-CO"/>
-        </w:rPr>
-        <w:t>E</w:t>
-      </w:r>
-      <w:r>
-        <w:rPr>
-          <w:lang w:val="es-419" w:eastAsia="es-CO"/>
-        </w:rPr>
-        <w:t xml:space="preserve">stos compuestos tienen actividad </w:t>
-      </w:r>
-      <w:proofErr w:type="spellStart"/>
-      <w:r>
-        <w:rPr>
-          <w:lang w:val="es-419" w:eastAsia="es-CO"/>
-        </w:rPr>
-        <w:t>antibacterial</w:t>
-      </w:r>
-      <w:proofErr w:type="spellEnd"/>
-      <w:r>
-        <w:rPr>
-          <w:lang w:val="es-419" w:eastAsia="es-CO"/>
-        </w:rPr>
-        <w:t xml:space="preserve"> prolongada</w:t>
-      </w:r>
-      <w:r>
-        <w:rPr>
-          <w:lang w:val="es-419" w:eastAsia="es-CO"/>
-        </w:rPr>
-        <w:t>,</w:t>
-      </w:r>
-      <w:r>
-        <w:rPr>
-          <w:lang w:val="es-419" w:eastAsia="es-CO"/>
-        </w:rPr>
-        <w:t xml:space="preserve"> como el yodo y el cloro.</w:t>
-      </w:r>
-    </w:p>
-    <w:p>
-      <w:pPr>
-        <w:pStyle w:val="Ttulo2"/>
-      </w:pPr>
-      <w:bookmarkStart w:id="30" w:name="_Toc230628061"/>
-      <w:r>
-        <w:t>Procedimientos y frecuencias de limpieza</w:t>
-      </w:r>
-      <w:bookmarkEnd w:id="30"/>
-    </w:p>
-    <w:p>
-      <w:pPr>
-        <w:rPr>
-          <w:lang w:val="es-419" w:eastAsia="es-CO"/>
-        </w:rPr>
-      </w:pPr>
-      <w:r>
-        <w:rPr>
-          <w:lang w:val="es-419" w:eastAsia="es-CO"/>
-        </w:rPr>
-        <w:t>Los procedimientos y frecuencias de limpieza establecen cómo, cuándo y con qué realizar la limpieza, garantizando la eliminación de residuos y el control sanitario adecuado. Estos se detallan a continuación:</w:t>
-      </w:r>
-    </w:p>
-    <w:p>
-      <w:pPr>
-        <w:pStyle w:val="Ttulo3"/>
-      </w:pPr>
-      <w:r>
-        <w:t>Procedimiento de limpieza</w:t>
-      </w:r>
-    </w:p>
-    <w:p>
-      <w:pPr>
-        <w:rPr>
-          <w:lang w:val="es-419" w:eastAsia="es-CO"/>
-        </w:rPr>
-      </w:pPr>
-      <w:r>
-        <w:rPr>
-          <w:lang w:val="es-419" w:eastAsia="es-CO"/>
-        </w:rPr>
-        <w:t>El procedimiento de limpieza describe pasos como prelavado, aplicación de detergente, enjuague y secado, asegurando la eliminación de suciedad y preparación adecuada para la desinfección.</w:t>
-      </w:r>
-    </w:p>
-    <w:p>
-      <w:pPr>
-        <w:pStyle w:val="Prrafodelista"/>
-        <w:numPr>
-          <w:ilvl w:val="0"/>
-          <w:numId w:val="91"/>
-        </w:numPr>
-        <w:ind w:left="993"/>
-        <w:rPr>
-          <w:lang w:val="es-419" w:eastAsia="es-CO"/>
-        </w:rPr>
-      </w:pPr>
-      <w:r>
-        <w:rPr>
-          <w:lang w:val="es-419" w:eastAsia="es-CO"/>
-        </w:rPr>
-        <w:lastRenderedPageBreak/>
+          <w:lang w:val="es-419" w:eastAsia="es-CO"/>
+        </w:rPr>
         <w:t>Seleccionar el área a limpiar</w:t>
       </w:r>
     </w:p>
@@ -18057,6 +17964,7 @@
         <w:rPr>
           <w:rStyle w:val="Ttulo5Car"/>
         </w:rPr>
+        <w:lastRenderedPageBreak/>
         <w:t>Verificación.</w:t>
       </w:r>
       <w:r>
@@ -18095,7 +18003,6 @@
         <w:rPr>
           <w:rStyle w:val="Ttulo5Car"/>
         </w:rPr>
-        <w:lastRenderedPageBreak/>
         <w:t>Verificación de limpieza.</w:t>
       </w:r>
       <w:r>
@@ -18460,6 +18367,7 @@
       </w:pPr>
       <w:bookmarkStart w:id="31" w:name="_Toc230628062"/>
       <w:r>
+        <w:lastRenderedPageBreak/>
         <w:t>Programas de limpieza y desinfección según BPM</w:t>
       </w:r>
       <w:bookmarkEnd w:id="31"/>
@@ -18543,7 +18451,6 @@
         <w:rPr>
           <w:lang w:val="es-419" w:eastAsia="es-CO"/>
         </w:rPr>
-        <w:lastRenderedPageBreak/>
         <w:t>Frecuencia</w:t>
       </w:r>
       <w:r>
@@ -19098,6 +19005,7 @@
         <w:rPr>
           <w:lang w:val="es-419" w:eastAsia="es-CO"/>
         </w:rPr>
+        <w:lastRenderedPageBreak/>
         <w:t>Proceso general</w:t>
       </w:r>
     </w:p>
@@ -19174,7 +19082,6 @@
         <w:rPr>
           <w:lang w:val="es-419" w:eastAsia="es-CO"/>
         </w:rPr>
-        <w:lastRenderedPageBreak/>
         <w:t>Aplicación de limpieza</w:t>
       </w:r>
     </w:p>
@@ -19616,27 +19523,6 @@
     </w:p>
     <w:p>
       <w:pPr>
-        <w:rPr>
-          <w:lang w:val="es-419" w:eastAsia="es-CO"/>
-        </w:rPr>
-      </w:pPr>
-    </w:p>
-    <w:p>
-      <w:pPr>
-        <w:rPr>
-          <w:lang w:val="es-419" w:eastAsia="es-CO"/>
-        </w:rPr>
-      </w:pPr>
-    </w:p>
-    <w:p>
-      <w:pPr>
-        <w:rPr>
-          <w:lang w:val="es-419" w:eastAsia="es-CO"/>
-        </w:rPr>
-      </w:pPr>
-    </w:p>
-    <w:p>
-      <w:pPr>
         <w:pStyle w:val="Ttulo1"/>
       </w:pPr>
       <w:bookmarkStart w:id="32" w:name="_Toc230628063"/>
@@ -22517,7 +22403,6 @@
         </w:rPr>
         <w:t xml:space="preserve"> de </w:t>
       </w:r>
-      <w:proofErr w:type="spellStart"/>
       <w:r>
         <w:rPr>
           <w:rStyle w:val="Extranjerismo"/>
@@ -22525,14 +22410,12 @@
         </w:rPr>
         <w:t>Staphylococcus</w:t>
       </w:r>
-      <w:proofErr w:type="spellEnd"/>
       <w:r>
         <w:rPr>
           <w:lang w:eastAsia="es-CO"/>
         </w:rPr>
         <w:t xml:space="preserve"> </w:t>
       </w:r>
-      <w:proofErr w:type="spellStart"/>
       <w:r>
         <w:rPr>
           <w:rStyle w:val="Extranjerismo"/>
@@ -22540,7 +22423,6 @@
         </w:rPr>
         <w:t>aureus</w:t>
       </w:r>
-      <w:proofErr w:type="spellEnd"/>
       <w:r>
         <w:rPr>
           <w:lang w:eastAsia="es-CO"/>
@@ -22719,17 +22601,8 @@
           <w:rStyle w:val="Extranjerismo"/>
           <w:lang w:val="es-419" w:eastAsia="es-CO"/>
         </w:rPr>
-        <w:t xml:space="preserve">Salmonella y E. </w:t>
-      </w:r>
-      <w:proofErr w:type="spellStart"/>
-      <w:r>
-        <w:rPr>
-          <w:rStyle w:val="Extranjerismo"/>
-          <w:lang w:val="es-419" w:eastAsia="es-CO"/>
-        </w:rPr>
-        <w:t>coli</w:t>
-      </w:r>
-      <w:proofErr w:type="spellEnd"/>
+        <w:t>Salmonella y E. coli</w:t>
+      </w:r>
       <w:r>
         <w:rPr>
           <w:lang w:val="es-419" w:eastAsia="es-CO"/>
@@ -22760,21 +22633,7 @@
         <w:rPr>
           <w:lang w:val="es-419" w:eastAsia="es-CO"/>
         </w:rPr>
-        <w:t xml:space="preserve">Las enfermedades parasitarias, como las producidas por </w:t>
-      </w:r>
-      <w:proofErr w:type="spellStart"/>
-      <w:r>
-        <w:rPr>
-          <w:lang w:val="es-419" w:eastAsia="es-CO"/>
-        </w:rPr>
-        <w:t>Giardia</w:t>
-      </w:r>
-      <w:proofErr w:type="spellEnd"/>
-      <w:r>
-        <w:rPr>
-          <w:lang w:val="es-419" w:eastAsia="es-CO"/>
-        </w:rPr>
-        <w:t>, están asociadas principalmente a condiciones de mala higiene.</w:t>
+        <w:t>Las enfermedades parasitarias, como las producidas por Giardia, están asociadas principalmente a condiciones de mala higiene.</w:t>
       </w:r>
     </w:p>
     <w:p>
@@ -26103,21 +25962,7 @@
         <w:rPr>
           <w:lang w:val="en-US"/>
         </w:rPr>
-        <w:t xml:space="preserve">Editorial </w:t>
-      </w:r>
-      <w:proofErr w:type="spellStart"/>
-      <w:r>
-        <w:rPr>
-          <w:lang w:val="en-US"/>
-        </w:rPr>
-        <w:t>Limusa</w:t>
-      </w:r>
-      <w:proofErr w:type="spellEnd"/>
-      <w:r>
-        <w:rPr>
-          <w:lang w:val="en-US"/>
-        </w:rPr>
-        <w:t>.</w:t>
+        <w:t>Editorial Limusa.</w:t>
       </w:r>
     </w:p>
     <w:p>
@@ -26549,17 +26394,8 @@
                 <w:sz w:val="24"/>
                 <w:lang w:eastAsia="es-CO"/>
               </w:rPr>
-              <w:t xml:space="preserve">Olga Constanza Bermúdez </w:t>
-            </w:r>
-            <w:proofErr w:type="spellStart"/>
-            <w:r>
-              <w:rPr>
-                <w:sz w:val="24"/>
-                <w:lang w:eastAsia="es-CO"/>
-              </w:rPr>
-              <w:t>Jaimes</w:t>
-            </w:r>
-            <w:proofErr w:type="spellEnd"/>
+              <w:t>Olga Constanza Bermúdez Jaimes</w:t>
+            </w:r>
           </w:p>
         </w:tc>
         <w:tc>
@@ -26670,7 +26506,6 @@
                 <w:lang w:eastAsia="es-CO"/>
               </w:rPr>
             </w:pPr>
-            <w:proofErr w:type="gramStart"/>
             <w:r>
               <w:rPr>
                 <w:sz w:val="24"/>
@@ -26685,7 +26520,6 @@
               </w:rPr>
               <w:t>a</w:t>
             </w:r>
-            <w:proofErr w:type="gramEnd"/>
           </w:p>
         </w:tc>
         <w:tc>
@@ -26962,7 +26796,6 @@
               </w:rPr>
               <w:t xml:space="preserve"> </w:t>
             </w:r>
-            <w:proofErr w:type="spellStart"/>
             <w:r>
               <w:rPr>
                 <w:spacing w:val="20"/>
@@ -26971,7 +26804,6 @@
               </w:rPr>
               <w:t>stack</w:t>
             </w:r>
-            <w:proofErr w:type="spellEnd"/>
           </w:p>
         </w:tc>
         <w:tc>
@@ -27376,31 +27208,13 @@
                 <w:lang w:eastAsia="es-CO"/>
               </w:rPr>
             </w:pPr>
-            <w:proofErr w:type="spellStart"/>
             <w:r>
               <w:rPr>
                 <w:sz w:val="24"/>
                 <w:lang w:eastAsia="es-CO"/>
               </w:rPr>
-              <w:t>Maria</w:t>
-            </w:r>
-            <w:proofErr w:type="spellEnd"/>
-            <w:r>
-              <w:rPr>
-                <w:sz w:val="24"/>
-                <w:lang w:eastAsia="es-CO"/>
-              </w:rPr>
-              <w:t xml:space="preserve"> Carolina Tamayo </w:t>
-            </w:r>
-            <w:proofErr w:type="spellStart"/>
-            <w:r>
-              <w:rPr>
-                <w:sz w:val="24"/>
-                <w:lang w:eastAsia="es-CO"/>
-              </w:rPr>
-              <w:t>Lopez</w:t>
-            </w:r>
-            <w:proofErr w:type="spellEnd"/>
+              <w:t>Maria Carolina Tamayo Lopez</w:t>
+            </w:r>
           </w:p>
         </w:tc>
         <w:tc>
@@ -27920,37 +27734,12 @@
                 <w:lang w:eastAsia="es-CO"/>
               </w:rPr>
             </w:pPr>
-            <w:proofErr w:type="spellStart"/>
             <w:r>
               <w:rPr>
                 <w:sz w:val="24"/>
                 <w:lang w:eastAsia="es-CO"/>
               </w:rPr>
-              <w:t>Anyerson</w:t>
-            </w:r>
-            <w:proofErr w:type="spellEnd"/>
-            <w:r>
-              <w:rPr>
-                <w:sz w:val="24"/>
-                <w:lang w:eastAsia="es-CO"/>
-              </w:rPr>
-              <w:t xml:space="preserve"> Wilfredo </w:t>
-            </w:r>
-            <w:proofErr w:type="spellStart"/>
-            <w:r>
-              <w:rPr>
-                <w:sz w:val="24"/>
-                <w:lang w:eastAsia="es-CO"/>
-              </w:rPr>
-              <w:t>Pizo</w:t>
-            </w:r>
-            <w:proofErr w:type="spellEnd"/>
-            <w:r>
-              <w:rPr>
-                <w:sz w:val="24"/>
-                <w:lang w:eastAsia="es-CO"/>
-              </w:rPr>
-              <w:t xml:space="preserve"> Ossa</w:t>
+              <w:t>Anyerson Wilfredo Pizo Ossa</w:t>
             </w:r>
           </w:p>
         </w:tc>
@@ -44690,6 +44479,17 @@
 </file>
 
 <file path=customXml/item1.xml><?xml version="1.0" encoding="utf-8"?>
+<p:properties xmlns:p="http://schemas.microsoft.com/office/2006/metadata/properties" xmlns:xsi="http://www.w3.org/2001/XMLSchema-instance" xmlns:pc="http://schemas.microsoft.com/office/infopath/2007/PartnerControls">
+  <documentManagement>
+    <TaxCatchAll xmlns="13c90a0b-73bc-4dc0-be5f-28d77b615beb" xsi:nil="true"/>
+    <lcf76f155ced4ddcb4097134ff3c332f xmlns="13c93bba-48ce-428c-bfe5-88b42c19b028">
+      <Terms xmlns="http://schemas.microsoft.com/office/infopath/2007/PartnerControls"/>
+    </lcf76f155ced4ddcb4097134ff3c332f>
+  </documentManagement>
+</p:properties>
+</file>
+
+<file path=customXml/item2.xml><?xml version="1.0" encoding="utf-8"?>
 <ct:contentTypeSchema xmlns:ct="http://schemas.microsoft.com/office/2006/metadata/contentType" xmlns:ma="http://schemas.microsoft.com/office/2006/metadata/properties/metaAttributes" ct:_="" ma:_="" ma:contentTypeName="Documento" ma:contentTypeID="0x0101006A81D6BD42E8DF4C91013959704817E1" ma:contentTypeVersion="15" ma:contentTypeDescription="Crear nuevo documento." ma:contentTypeScope="" ma:versionID="bf4f72ffd194f0963ff564daca6869f7">
   <xsd:schema xmlns:xsd="http://www.w3.org/2001/XMLSchema" xmlns:xs="http://www.w3.org/2001/XMLSchema" xmlns:p="http://schemas.microsoft.com/office/2006/metadata/properties" xmlns:ns2="13c90a0b-73bc-4dc0-be5f-28d77b615beb" xmlns:ns3="13c93bba-48ce-428c-bfe5-88b42c19b028" targetNamespace="http://schemas.microsoft.com/office/2006/metadata/properties" ma:root="true" ma:fieldsID="8718d6f4873a5b1392a45044efa78385" ns2:_="" ns3:_="">
     <xsd:import namespace="13c90a0b-73bc-4dc0-be5f-28d77b615beb"/>
@@ -44924,18 +44724,11 @@
 </ct:contentTypeSchema>
 </file>
 
-<file path=customXml/item2.xml><?xml version="1.0" encoding="utf-8"?>
-<p:properties xmlns:p="http://schemas.microsoft.com/office/2006/metadata/properties" xmlns:xsi="http://www.w3.org/2001/XMLSchema-instance" xmlns:pc="http://schemas.microsoft.com/office/infopath/2007/PartnerControls">
-  <documentManagement>
-    <TaxCatchAll xmlns="13c90a0b-73bc-4dc0-be5f-28d77b615beb" xsi:nil="true"/>
-    <lcf76f155ced4ddcb4097134ff3c332f xmlns="13c93bba-48ce-428c-bfe5-88b42c19b028">
-      <Terms xmlns="http://schemas.microsoft.com/office/infopath/2007/PartnerControls"/>
-    </lcf76f155ced4ddcb4097134ff3c332f>
-  </documentManagement>
-</p:properties>
+<file path=customXml/item3.xml><?xml version="1.0" encoding="utf-8"?>
+<b:Sources xmlns:b="http://schemas.openxmlformats.org/officeDocument/2006/bibliography" xmlns="http://schemas.openxmlformats.org/officeDocument/2006/bibliography" SelectedStyle="\APASixthEditionOfficeOnline.xsl" StyleName="APA" Version="6"/>
 </file>
 
-<file path=customXml/item3.xml><?xml version="1.0" encoding="utf-8"?>
+<file path=customXml/item4.xml><?xml version="1.0" encoding="utf-8"?>
 <?mso-contentType ?>
 <FormTemplates xmlns="http://schemas.microsoft.com/sharepoint/v3/contenttype/forms">
   <Display>DocumentLibraryForm</Display>
@@ -44944,11 +44737,18 @@
 </FormTemplates>
 </file>
 
-<file path=customXml/item4.xml><?xml version="1.0" encoding="utf-8"?>
-<b:Sources xmlns:b="http://schemas.openxmlformats.org/officeDocument/2006/bibliography" xmlns="http://schemas.openxmlformats.org/officeDocument/2006/bibliography" SelectedStyle="\APASixthEditionOfficeOnline.xsl" StyleName="APA" Version="6"/>
+<file path=customXml/itemProps1.xml><?xml version="1.0" encoding="utf-8"?>
+<ds:datastoreItem xmlns:ds="http://schemas.openxmlformats.org/officeDocument/2006/customXml" ds:itemID="{1279454D-02BE-4A9C-A117-DCD1573E2608}">
+  <ds:schemaRefs>
+    <ds:schemaRef ds:uri="http://schemas.microsoft.com/office/2006/metadata/properties"/>
+    <ds:schemaRef ds:uri="http://schemas.microsoft.com/office/infopath/2007/PartnerControls"/>
+    <ds:schemaRef ds:uri="13c90a0b-73bc-4dc0-be5f-28d77b615beb"/>
+    <ds:schemaRef ds:uri="13c93bba-48ce-428c-bfe5-88b42c19b028"/>
+  </ds:schemaRefs>
+</ds:datastoreItem>
 </file>
 
-<file path=customXml/itemProps1.xml><?xml version="1.0" encoding="utf-8"?>
+<file path=customXml/itemProps2.xml><?xml version="1.0" encoding="utf-8"?>
 <ds:datastoreItem xmlns:ds="http://schemas.openxmlformats.org/officeDocument/2006/customXml" ds:itemID="{9A0562FE-E9E3-458E-876B-6EB9B239F5CB}">
   <ds:schemaRefs>
     <ds:schemaRef ds:uri="http://schemas.microsoft.com/office/2006/metadata/contentType"/>
@@ -44967,29 +44767,18 @@
 </ds:datastoreItem>
 </file>
 
-<file path=customXml/itemProps2.xml><?xml version="1.0" encoding="utf-8"?>
-<ds:datastoreItem xmlns:ds="http://schemas.openxmlformats.org/officeDocument/2006/customXml" ds:itemID="{1279454D-02BE-4A9C-A117-DCD1573E2608}">
+<file path=customXml/itemProps3.xml><?xml version="1.0" encoding="utf-8"?>
+<ds:datastoreItem xmlns:ds="http://schemas.openxmlformats.org/officeDocument/2006/customXml" ds:itemID="{EAE431FD-7059-4C09-804B-C9D69EB7B213}">
   <ds:schemaRefs>
-    <ds:schemaRef ds:uri="http://schemas.microsoft.com/office/2006/metadata/properties"/>
-    <ds:schemaRef ds:uri="http://schemas.microsoft.com/office/infopath/2007/PartnerControls"/>
-    <ds:schemaRef ds:uri="13c90a0b-73bc-4dc0-be5f-28d77b615beb"/>
-    <ds:schemaRef ds:uri="13c93bba-48ce-428c-bfe5-88b42c19b028"/>
+    <ds:schemaRef ds:uri="http://schemas.openxmlformats.org/officeDocument/2006/bibliography"/>
   </ds:schemaRefs>
 </ds:datastoreItem>
 </file>
 
-<file path=customXml/itemProps3.xml><?xml version="1.0" encoding="utf-8"?>
+<file path=customXml/itemProps4.xml><?xml version="1.0" encoding="utf-8"?>
 <ds:datastoreItem xmlns:ds="http://schemas.openxmlformats.org/officeDocument/2006/customXml" ds:itemID="{10663269-2064-4804-8290-36D4A57F5557}">
   <ds:schemaRefs>
     <ds:schemaRef ds:uri="http://schemas.microsoft.com/sharepoint/v3/contenttype/forms"/>
   </ds:schemaRefs>
 </ds:datastoreItem>
-</file>
-
-<file path=customXml/itemProps4.xml><?xml version="1.0" encoding="utf-8"?>
-<ds:datastoreItem xmlns:ds="http://schemas.openxmlformats.org/officeDocument/2006/customXml" ds:itemID="{EAE431FD-7059-4C09-804B-C9D69EB7B213}">
-  <ds:schemaRefs>
-    <ds:schemaRef ds:uri="http://schemas.openxmlformats.org/officeDocument/2006/bibliography"/>
-  </ds:schemaRefs>
-</ds:datastoreItem>
 </file>